--- a/08-传感器电路/05-压力传感器电路/电阻应变式压力电路/电阻应变式压力电路.docx
+++ b/08-传感器电路/05-压力传感器电路/电阻应变式压力电路/电阻应变式压力电路.docx
@@ -2591,6 +2591,20 @@
     </w:p>
     <w:bookmarkEnd w:id="26"/>
     <w:bookmarkEnd w:id="27"/>
+    <w:p>
+      <w:pPr>
+        <w:spacing w:before="360"/>
+        <w:jc w:val="center"/>
+      </w:pPr>
+      <w:r>
+        <w:rPr>
+          <w:rFonts w:ascii="Times New Roman" w:hAnsi="Times New Roman"/>
+          <w:color w:val="555555"/>
+          <w:sz w:val="21"/>
+        </w:rPr>
+        <w:t>材料收集者：杜文杰</w:t>
+      </w:r>
+    </w:p>
     <w:sectPr>
       <w:headerReference r:id="rId9" w:type="default"/>
       <w:footerReference r:id="rId10" w:type="default"/>

--- a/08-传感器电路/05-压力传感器电路/电阻应变式压力电路/电阻应变式压力电路.docx
+++ b/08-传感器电路/05-压力传感器电路/电阻应变式压力电路/电阻应变式压力电路.docx
@@ -1,6 +1,6 @@
 
 <file path=word/document.xml><?xml version="1.0" encoding="utf-8"?>
-<w:document xmlns:w="http://schemas.openxmlformats.org/wordprocessingml/2006/main" xmlns:m="http://schemas.openxmlformats.org/officeDocument/2006/math" xmlns:r="http://schemas.openxmlformats.org/officeDocument/2006/relationships" xmlns:o="urn:schemas-microsoft-com:office:office" xmlns:v="urn:schemas-microsoft-com:vml" xmlns:w10="urn:schemas-microsoft-com:office:word" xmlns:a="http://schemas.openxmlformats.org/drawingml/2006/main" xmlns:pic="http://schemas.openxmlformats.org/drawingml/2006/picture" xmlns:wp="http://schemas.openxmlformats.org/drawingml/2006/wordprocessingDrawing">
+<w:document xmlns:m="http://schemas.openxmlformats.org/officeDocument/2006/math" xmlns:r="http://schemas.openxmlformats.org/officeDocument/2006/relationships" xmlns:w="http://schemas.openxmlformats.org/wordprocessingml/2006/main" xmlns:o="urn:schemas-microsoft-com:office:office" xmlns:v="urn:schemas-microsoft-com:vml" xmlns:w10="urn:schemas-microsoft-com:office:word" xmlns:a="http://schemas.openxmlformats.org/drawingml/2006/main" xmlns:pic="http://schemas.openxmlformats.org/drawingml/2006/picture" xmlns:wp="http://schemas.openxmlformats.org/drawingml/2006/wordprocessingDrawing">
   <w:body>
     <w:bookmarkStart w:id="27" w:name="电阻应变式压力电路"/>
     <w:p>
@@ -9,7 +9,7 @@
       </w:pPr>
       <w:r>
         <w:rPr>
-          <w:rFonts w:hint="eastAsia"/>
+          <w:rFonts w:hint="eastAsia" w:eastAsia="黑体"/>
         </w:rPr>
         <w:t xml:space="preserve">电阻应变式压力电路</w:t>
       </w:r>
@@ -21,7 +21,7 @@
       </w:pPr>
       <w:r>
         <w:rPr>
-          <w:rFonts w:hint="eastAsia"/>
+          <w:rFonts w:hint="eastAsia" w:eastAsia="黑体"/>
         </w:rPr>
         <w:t xml:space="preserve">拓扑描述</w:t>
       </w:r>
@@ -32,13 +32,13 @@
       </w:pPr>
       <w:r>
         <w:rPr>
-          <w:rFonts w:hint="eastAsia"/>
+          <w:rFonts w:hint="eastAsia" w:eastAsia="黑体"/>
         </w:rPr>
         <w:t xml:space="preserve">元件组成与节点定义：电路由</w:t>
       </w:r>
       <w:r>
         <w:rPr>
-          <w:rFonts w:hint="eastAsia"/>
+          <w:rFonts w:hint="eastAsia" w:eastAsia="黑体"/>
           <w:b/>
           <w:bCs/>
         </w:rPr>
@@ -46,6 +46,7 @@
       </w:r>
       <w:r>
         <w:rPr>
+          <w:rFonts w:eastAsia="黑体"/>
           <w:b/>
           <w:bCs/>
         </w:rPr>
@@ -67,13 +68,13 @@
       </m:oMath>
       <w:r>
         <w:rPr>
-          <w:rFonts w:hint="eastAsia"/>
+          <w:rFonts w:hint="eastAsia" w:eastAsia="黑体"/>
         </w:rPr>
         <w:t xml:space="preserve">（粘贴在受压弹性体表面）、</w:t>
       </w:r>
       <w:r>
         <w:rPr>
-          <w:rFonts w:hint="eastAsia"/>
+          <w:rFonts w:hint="eastAsia" w:eastAsia="黑体"/>
           <w:b/>
           <w:bCs/>
         </w:rPr>
@@ -81,6 +82,7 @@
       </w:r>
       <w:r>
         <w:rPr>
+          <w:rFonts w:eastAsia="黑体"/>
           <w:b/>
           <w:bCs/>
         </w:rPr>
@@ -102,6 +104,7 @@
       </m:oMath>
       <w:r>
         <w:rPr>
+          <w:rFonts w:eastAsia="黑体"/>
           <w:b/>
           <w:bCs/>
         </w:rPr>
@@ -123,6 +126,7 @@
       </m:oMath>
       <w:r>
         <w:rPr>
+          <w:rFonts w:eastAsia="黑体"/>
           <w:b/>
           <w:bCs/>
         </w:rPr>
@@ -144,11 +148,14 @@
       </m:oMath>
       <w:r>
         <w:rPr>
-          <w:rFonts w:hint="eastAsia"/>
+          <w:rFonts w:hint="eastAsia" w:eastAsia="黑体"/>
         </w:rPr>
         <w:t xml:space="preserve">（与</w:t>
       </w:r>
       <w:r>
+        <w:rPr>
+          <w:rFonts w:eastAsia="黑体"/>
+        </w:rPr>
         <w:t xml:space="preserve"> </w:t>
       </w:r>
       <m:oMath>
@@ -166,17 +173,20 @@
         </m:sSub>
       </m:oMath>
       <w:r>
+        <w:rPr>
+          <w:rFonts w:eastAsia="黑体"/>
+        </w:rPr>
         <w:t xml:space="preserve"> </w:t>
       </w:r>
       <w:r>
         <w:rPr>
-          <w:rFonts w:hint="eastAsia"/>
+          <w:rFonts w:hint="eastAsia" w:eastAsia="黑体"/>
         </w:rPr>
         <w:t xml:space="preserve">接成惠斯通电桥）、</w:t>
       </w:r>
       <w:r>
         <w:rPr>
-          <w:rFonts w:hint="eastAsia"/>
+          <w:rFonts w:hint="eastAsia" w:eastAsia="黑体"/>
           <w:b/>
           <w:bCs/>
         </w:rPr>
@@ -184,6 +194,7 @@
       </w:r>
       <w:r>
         <w:rPr>
+          <w:rFonts w:eastAsia="黑体"/>
           <w:b/>
           <w:bCs/>
         </w:rPr>
@@ -207,17 +218,20 @@
         </m:sSub>
       </m:oMath>
       <w:r>
+        <w:rPr>
+          <w:rFonts w:eastAsia="黑体"/>
+        </w:rPr>
         <w:t xml:space="preserve"> </w:t>
       </w:r>
       <w:r>
         <w:rPr>
-          <w:rFonts w:hint="eastAsia"/>
+          <w:rFonts w:hint="eastAsia" w:eastAsia="黑体"/>
         </w:rPr>
         <w:t xml:space="preserve">与</w:t>
       </w:r>
       <w:r>
         <w:rPr>
-          <w:rFonts w:hint="eastAsia"/>
+          <w:rFonts w:hint="eastAsia" w:eastAsia="黑体"/>
           <w:b/>
           <w:bCs/>
         </w:rPr>
@@ -225,32 +239,39 @@
       </w:r>
       <w:r>
         <w:rPr>
+          <w:rFonts w:eastAsia="黑体"/>
           <w:b/>
           <w:bCs/>
         </w:rPr>
         <w:t xml:space="preserve"> U1</w:t>
       </w:r>
       <w:r>
+        <w:rPr>
+          <w:rFonts w:eastAsia="黑体"/>
+        </w:rPr>
         <w:t xml:space="preserve"> </w:t>
       </w:r>
       <w:r>
         <w:rPr>
-          <w:rFonts w:hint="eastAsia"/>
+          <w:rFonts w:hint="eastAsia" w:eastAsia="黑体"/>
         </w:rPr>
         <w:t xml:space="preserve">组成。电路共有</w:t>
       </w:r>
       <w:r>
+        <w:rPr>
+          <w:rFonts w:eastAsia="黑体"/>
+        </w:rPr>
         <w:t xml:space="preserve"> 6 </w:t>
       </w:r>
       <w:r>
         <w:rPr>
-          <w:rFonts w:hint="eastAsia"/>
+          <w:rFonts w:hint="eastAsia" w:eastAsia="黑体"/>
         </w:rPr>
         <w:t xml:space="preserve">个关键节点：</w:t>
       </w:r>
       <w:r>
         <w:rPr>
-          <w:rFonts w:hint="eastAsia"/>
+          <w:rFonts w:hint="eastAsia" w:eastAsia="黑体"/>
           <w:b/>
           <w:bCs/>
         </w:rPr>
@@ -258,6 +279,7 @@
       </w:r>
       <w:r>
         <w:rPr>
+          <w:rFonts w:eastAsia="黑体"/>
           <w:b/>
           <w:bCs/>
         </w:rPr>
@@ -265,7 +287,7 @@
       </w:r>
       <w:r>
         <w:rPr>
-          <w:rFonts w:hint="eastAsia"/>
+          <w:rFonts w:hint="eastAsia" w:eastAsia="黑体"/>
           <w:b/>
           <w:bCs/>
         </w:rPr>
@@ -273,6 +295,7 @@
       </w:r>
       <w:r>
         <w:rPr>
+          <w:rFonts w:eastAsia="黑体"/>
           <w:b/>
           <w:bCs/>
         </w:rPr>
@@ -303,11 +326,14 @@
       </m:oMath>
       <w:r>
         <w:rPr>
-          <w:rFonts w:hint="eastAsia"/>
+          <w:rFonts w:hint="eastAsia" w:eastAsia="黑体"/>
         </w:rPr>
         <w:t xml:space="preserve">（连电桥激励上端，接</w:t>
       </w:r>
       <w:r>
+        <w:rPr>
+          <w:rFonts w:eastAsia="黑体"/>
+        </w:rPr>
         <w:t xml:space="preserve"> </w:t>
       </w:r>
       <m:oMath>
@@ -328,17 +354,20 @@
         </m:sSub>
       </m:oMath>
       <w:r>
+        <w:rPr>
+          <w:rFonts w:eastAsia="黑体"/>
+        </w:rPr>
         <w:t xml:space="preserve"> </w:t>
       </w:r>
       <w:r>
         <w:rPr>
-          <w:rFonts w:hint="eastAsia"/>
+          <w:rFonts w:hint="eastAsia" w:eastAsia="黑体"/>
         </w:rPr>
         <w:t xml:space="preserve">正端）；</w:t>
       </w:r>
       <w:r>
         <w:rPr>
-          <w:rFonts w:hint="eastAsia"/>
+          <w:rFonts w:hint="eastAsia" w:eastAsia="黑体"/>
           <w:b/>
           <w:bCs/>
         </w:rPr>
@@ -346,6 +375,7 @@
       </w:r>
       <w:r>
         <w:rPr>
+          <w:rFonts w:eastAsia="黑体"/>
           <w:b/>
           <w:bCs/>
         </w:rPr>
@@ -353,7 +383,7 @@
       </w:r>
       <w:r>
         <w:rPr>
-          <w:rFonts w:hint="eastAsia"/>
+          <w:rFonts w:hint="eastAsia" w:eastAsia="黑体"/>
           <w:b/>
           <w:bCs/>
         </w:rPr>
@@ -361,6 +391,7 @@
       </w:r>
       <w:r>
         <w:rPr>
+          <w:rFonts w:eastAsia="黑体"/>
           <w:b/>
           <w:bCs/>
         </w:rPr>
@@ -391,11 +422,14 @@
       </m:oMath>
       <w:r>
         <w:rPr>
-          <w:rFonts w:hint="eastAsia"/>
+          <w:rFonts w:hint="eastAsia" w:eastAsia="黑体"/>
         </w:rPr>
         <w:t xml:space="preserve">（连电桥激励下端，接</w:t>
       </w:r>
       <w:r>
+        <w:rPr>
+          <w:rFonts w:eastAsia="黑体"/>
+        </w:rPr>
         <w:t xml:space="preserve"> </w:t>
       </w:r>
       <m:oMath>
@@ -416,17 +450,20 @@
         </m:sSub>
       </m:oMath>
       <w:r>
+        <w:rPr>
+          <w:rFonts w:eastAsia="黑体"/>
+        </w:rPr>
         <w:t xml:space="preserve"> </w:t>
       </w:r>
       <w:r>
         <w:rPr>
-          <w:rFonts w:hint="eastAsia"/>
+          <w:rFonts w:hint="eastAsia" w:eastAsia="黑体"/>
         </w:rPr>
         <w:t xml:space="preserve">负端/地）；</w:t>
       </w:r>
       <w:r>
         <w:rPr>
-          <w:rFonts w:hint="eastAsia"/>
+          <w:rFonts w:hint="eastAsia" w:eastAsia="黑体"/>
           <w:b/>
           <w:bCs/>
         </w:rPr>
@@ -434,6 +471,7 @@
       </w:r>
       <w:r>
         <w:rPr>
+          <w:rFonts w:eastAsia="黑体"/>
           <w:b/>
           <w:bCs/>
         </w:rPr>
@@ -441,7 +479,7 @@
       </w:r>
       <w:r>
         <w:rPr>
-          <w:rFonts w:hint="eastAsia"/>
+          <w:rFonts w:hint="eastAsia" w:eastAsia="黑体"/>
           <w:b/>
           <w:bCs/>
         </w:rPr>
@@ -449,6 +487,7 @@
       </w:r>
       <w:r>
         <w:rPr>
+          <w:rFonts w:eastAsia="黑体"/>
           <w:b/>
           <w:bCs/>
         </w:rPr>
@@ -470,11 +509,14 @@
       </m:oMath>
       <w:r>
         <w:rPr>
-          <w:rFonts w:hint="eastAsia"/>
+          <w:rFonts w:hint="eastAsia" w:eastAsia="黑体"/>
         </w:rPr>
         <w:t xml:space="preserve">（连</w:t>
       </w:r>
       <w:r>
+        <w:rPr>
+          <w:rFonts w:eastAsia="黑体"/>
+        </w:rPr>
         <w:t xml:space="preserve"> </w:t>
       </w:r>
       <m:oMath>
@@ -492,15 +534,21 @@
         </m:sSub>
       </m:oMath>
       <w:r>
+        <w:rPr>
+          <w:rFonts w:eastAsia="黑体"/>
+        </w:rPr>
         <w:t xml:space="preserve"> </w:t>
       </w:r>
       <w:r>
         <w:rPr>
-          <w:rFonts w:hint="eastAsia"/>
+          <w:rFonts w:hint="eastAsia" w:eastAsia="黑体"/>
         </w:rPr>
         <w:t xml:space="preserve">与</w:t>
       </w:r>
       <w:r>
+        <w:rPr>
+          <w:rFonts w:eastAsia="黑体"/>
+        </w:rPr>
         <w:t xml:space="preserve"> </w:t>
       </w:r>
       <m:oMath>
@@ -518,35 +566,44 @@
         </m:sSub>
       </m:oMath>
       <w:r>
+        <w:rPr>
+          <w:rFonts w:eastAsia="黑体"/>
+        </w:rPr>
         <w:t xml:space="preserve"> </w:t>
       </w:r>
       <w:r>
         <w:rPr>
-          <w:rFonts w:hint="eastAsia"/>
+          <w:rFonts w:hint="eastAsia" w:eastAsia="黑体"/>
         </w:rPr>
         <w:t xml:space="preserve">的公共一臂点，接</w:t>
       </w:r>
       <w:r>
+        <w:rPr>
+          <w:rFonts w:eastAsia="黑体"/>
+        </w:rPr>
         <w:t xml:space="preserve"> U1 </w:t>
       </w:r>
       <w:r>
         <w:rPr>
-          <w:rFonts w:hint="eastAsia"/>
+          <w:rFonts w:hint="eastAsia" w:eastAsia="黑体"/>
         </w:rPr>
         <w:t xml:space="preserve">的</w:t>
       </w:r>
       <w:r>
+        <w:rPr>
+          <w:rFonts w:eastAsia="黑体"/>
+        </w:rPr>
         <w:t xml:space="preserve"> IN+ </w:t>
       </w:r>
       <w:r>
         <w:rPr>
-          <w:rFonts w:hint="eastAsia"/>
+          <w:rFonts w:hint="eastAsia" w:eastAsia="黑体"/>
         </w:rPr>
         <w:t xml:space="preserve">脚）；</w:t>
       </w:r>
       <w:r>
         <w:rPr>
-          <w:rFonts w:hint="eastAsia"/>
+          <w:rFonts w:hint="eastAsia" w:eastAsia="黑体"/>
           <w:b/>
           <w:bCs/>
         </w:rPr>
@@ -554,6 +611,7 @@
       </w:r>
       <w:r>
         <w:rPr>
+          <w:rFonts w:eastAsia="黑体"/>
           <w:b/>
           <w:bCs/>
         </w:rPr>
@@ -561,7 +619,7 @@
       </w:r>
       <w:r>
         <w:rPr>
-          <w:rFonts w:hint="eastAsia"/>
+          <w:rFonts w:hint="eastAsia" w:eastAsia="黑体"/>
           <w:b/>
           <w:bCs/>
         </w:rPr>
@@ -569,6 +627,7 @@
       </w:r>
       <w:r>
         <w:rPr>
+          <w:rFonts w:eastAsia="黑体"/>
           <w:b/>
           <w:bCs/>
         </w:rPr>
@@ -590,11 +649,14 @@
       </m:oMath>
       <w:r>
         <w:rPr>
-          <w:rFonts w:hint="eastAsia"/>
+          <w:rFonts w:hint="eastAsia" w:eastAsia="黑体"/>
         </w:rPr>
         <w:t xml:space="preserve">（连</w:t>
       </w:r>
       <w:r>
+        <w:rPr>
+          <w:rFonts w:eastAsia="黑体"/>
+        </w:rPr>
         <w:t xml:space="preserve"> </w:t>
       </w:r>
       <m:oMath>
@@ -612,15 +674,21 @@
         </m:sSub>
       </m:oMath>
       <w:r>
+        <w:rPr>
+          <w:rFonts w:eastAsia="黑体"/>
+        </w:rPr>
         <w:t xml:space="preserve"> </w:t>
       </w:r>
       <w:r>
         <w:rPr>
-          <w:rFonts w:hint="eastAsia"/>
+          <w:rFonts w:hint="eastAsia" w:eastAsia="黑体"/>
         </w:rPr>
         <w:t xml:space="preserve">与</w:t>
       </w:r>
       <w:r>
+        <w:rPr>
+          <w:rFonts w:eastAsia="黑体"/>
+        </w:rPr>
         <w:t xml:space="preserve"> </w:t>
       </w:r>
       <m:oMath>
@@ -638,35 +706,44 @@
         </m:sSub>
       </m:oMath>
       <w:r>
+        <w:rPr>
+          <w:rFonts w:eastAsia="黑体"/>
+        </w:rPr>
         <w:t xml:space="preserve"> </w:t>
       </w:r>
       <w:r>
         <w:rPr>
-          <w:rFonts w:hint="eastAsia"/>
+          <w:rFonts w:hint="eastAsia" w:eastAsia="黑体"/>
         </w:rPr>
         <w:t xml:space="preserve">的公共一臂点，接</w:t>
       </w:r>
       <w:r>
+        <w:rPr>
+          <w:rFonts w:eastAsia="黑体"/>
+        </w:rPr>
         <w:t xml:space="preserve"> U1 </w:t>
       </w:r>
       <w:r>
         <w:rPr>
-          <w:rFonts w:hint="eastAsia"/>
+          <w:rFonts w:hint="eastAsia" w:eastAsia="黑体"/>
         </w:rPr>
         <w:t xml:space="preserve">的</w:t>
       </w:r>
       <w:r>
+        <w:rPr>
+          <w:rFonts w:eastAsia="黑体"/>
+        </w:rPr>
         <w:t xml:space="preserve"> IN− </w:t>
       </w:r>
       <w:r>
         <w:rPr>
-          <w:rFonts w:hint="eastAsia"/>
+          <w:rFonts w:hint="eastAsia" w:eastAsia="黑体"/>
         </w:rPr>
         <w:t xml:space="preserve">脚）；</w:t>
       </w:r>
       <w:r>
         <w:rPr>
-          <w:rFonts w:hint="eastAsia"/>
+          <w:rFonts w:hint="eastAsia" w:eastAsia="黑体"/>
           <w:b/>
           <w:bCs/>
         </w:rPr>
@@ -674,6 +751,7 @@
       </w:r>
       <w:r>
         <w:rPr>
+          <w:rFonts w:eastAsia="黑体"/>
           <w:b/>
           <w:bCs/>
         </w:rPr>
@@ -681,7 +759,7 @@
       </w:r>
       <w:r>
         <w:rPr>
-          <w:rFonts w:hint="eastAsia"/>
+          <w:rFonts w:hint="eastAsia" w:eastAsia="黑体"/>
           <w:b/>
           <w:bCs/>
         </w:rPr>
@@ -689,6 +767,7 @@
       </w:r>
       <w:r>
         <w:rPr>
+          <w:rFonts w:eastAsia="黑体"/>
           <w:b/>
           <w:bCs/>
         </w:rPr>
@@ -716,31 +795,37 @@
       </m:oMath>
       <w:r>
         <w:rPr>
-          <w:rFonts w:hint="eastAsia"/>
+          <w:rFonts w:hint="eastAsia" w:eastAsia="黑体"/>
         </w:rPr>
         <w:t xml:space="preserve">（连</w:t>
       </w:r>
       <w:r>
+        <w:rPr>
+          <w:rFonts w:eastAsia="黑体"/>
+        </w:rPr>
         <w:t xml:space="preserve"> U1 </w:t>
       </w:r>
       <w:r>
         <w:rPr>
-          <w:rFonts w:hint="eastAsia"/>
+          <w:rFonts w:hint="eastAsia" w:eastAsia="黑体"/>
         </w:rPr>
         <w:t xml:space="preserve">的</w:t>
       </w:r>
       <w:r>
+        <w:rPr>
+          <w:rFonts w:eastAsia="黑体"/>
+        </w:rPr>
         <w:t xml:space="preserve"> OUT </w:t>
       </w:r>
       <w:r>
         <w:rPr>
-          <w:rFonts w:hint="eastAsia"/>
+          <w:rFonts w:hint="eastAsia" w:eastAsia="黑体"/>
         </w:rPr>
         <w:t xml:space="preserve">脚）；</w:t>
       </w:r>
       <w:r>
         <w:rPr>
-          <w:rFonts w:hint="eastAsia"/>
+          <w:rFonts w:hint="eastAsia" w:eastAsia="黑体"/>
           <w:b/>
           <w:bCs/>
         </w:rPr>
@@ -748,6 +833,7 @@
       </w:r>
       <w:r>
         <w:rPr>
+          <w:rFonts w:eastAsia="黑体"/>
           <w:b/>
           <w:bCs/>
         </w:rPr>
@@ -755,7 +841,7 @@
       </w:r>
       <w:r>
         <w:rPr>
-          <w:rFonts w:hint="eastAsia"/>
+          <w:rFonts w:hint="eastAsia" w:eastAsia="黑体"/>
           <w:b/>
           <w:bCs/>
         </w:rPr>
@@ -763,12 +849,16 @@
       </w:r>
       <w:r>
         <w:rPr>
+          <w:rFonts w:eastAsia="黑体"/>
           <w:b/>
           <w:bCs/>
         </w:rPr>
         <w:t xml:space="preserve"> GND</w:t>
       </w:r>
       <w:r>
+        <w:rPr>
+          <w:rFonts w:eastAsia="黑体"/>
+        </w:rPr>
         <w:t xml:space="preserve">。</w:t>
       </w:r>
     </w:p>
@@ -776,7 +866,7 @@
       <w:pPr/>
       <w:r>
         <w:rPr>
-          <w:rFonts w:hint="eastAsia"/>
+          <w:rFonts w:hint="eastAsia" w:eastAsia="黑体"/>
         </w:rPr>
         <w:t xml:space="preserve">各元件管脚连接：</w:t>
       </w:r>
@@ -795,11 +885,14 @@
         </m:sSub>
       </m:oMath>
       <w:r>
+        <w:rPr>
+          <w:rFonts w:eastAsia="黑体"/>
+        </w:rPr>
         <w:t xml:space="preserve"> </w:t>
       </w:r>
       <w:r>
         <w:rPr>
-          <w:rFonts w:hint="eastAsia"/>
+          <w:rFonts w:hint="eastAsia" w:eastAsia="黑体"/>
         </w:rPr>
         <w:t xml:space="preserve">一端接节点①、另一端接节点③；</w:t>
       </w:r>
@@ -818,11 +911,14 @@
         </m:sSub>
       </m:oMath>
       <w:r>
+        <w:rPr>
+          <w:rFonts w:eastAsia="黑体"/>
+        </w:rPr>
         <w:t xml:space="preserve"> </w:t>
       </w:r>
       <w:r>
         <w:rPr>
-          <w:rFonts w:hint="eastAsia"/>
+          <w:rFonts w:hint="eastAsia" w:eastAsia="黑体"/>
         </w:rPr>
         <w:t xml:space="preserve">一端接节点③、另一端接节点②；</w:t>
       </w:r>
@@ -841,11 +937,14 @@
         </m:sSub>
       </m:oMath>
       <w:r>
+        <w:rPr>
+          <w:rFonts w:eastAsia="黑体"/>
+        </w:rPr>
         <w:t xml:space="preserve"> </w:t>
       </w:r>
       <w:r>
         <w:rPr>
-          <w:rFonts w:hint="eastAsia"/>
+          <w:rFonts w:hint="eastAsia" w:eastAsia="黑体"/>
         </w:rPr>
         <w:t xml:space="preserve">一端接节点①、另一端接节点④；</w:t>
       </w:r>
@@ -864,56 +963,74 @@
         </m:sSub>
       </m:oMath>
       <w:r>
+        <w:rPr>
+          <w:rFonts w:eastAsia="黑体"/>
+        </w:rPr>
         <w:t xml:space="preserve"> </w:t>
       </w:r>
       <w:r>
         <w:rPr>
-          <w:rFonts w:hint="eastAsia"/>
+          <w:rFonts w:hint="eastAsia" w:eastAsia="黑体"/>
         </w:rPr>
         <w:t xml:space="preserve">一端接节点④、另一端接节点②，四臂首尾相接成桥；U1</w:t>
       </w:r>
       <w:r>
+        <w:rPr>
+          <w:rFonts w:eastAsia="黑体"/>
+        </w:rPr>
         <w:t xml:space="preserve"> </w:t>
       </w:r>
       <w:r>
         <w:rPr>
-          <w:rFonts w:hint="eastAsia"/>
+          <w:rFonts w:hint="eastAsia" w:eastAsia="黑体"/>
         </w:rPr>
         <w:t xml:space="preserve">的</w:t>
       </w:r>
       <w:r>
+        <w:rPr>
+          <w:rFonts w:eastAsia="黑体"/>
+        </w:rPr>
         <w:t xml:space="preserve"> IN+ </w:t>
       </w:r>
       <w:r>
         <w:rPr>
-          <w:rFonts w:hint="eastAsia"/>
+          <w:rFonts w:hint="eastAsia" w:eastAsia="黑体"/>
         </w:rPr>
         <w:t xml:space="preserve">接节点③、IN−</w:t>
       </w:r>
       <w:r>
+        <w:rPr>
+          <w:rFonts w:eastAsia="黑体"/>
+        </w:rPr>
         <w:t xml:space="preserve"> </w:t>
       </w:r>
       <w:r>
         <w:rPr>
-          <w:rFonts w:hint="eastAsia"/>
+          <w:rFonts w:hint="eastAsia" w:eastAsia="黑体"/>
         </w:rPr>
         <w:t xml:space="preserve">接节点④、OUT</w:t>
       </w:r>
       <w:r>
+        <w:rPr>
+          <w:rFonts w:eastAsia="黑体"/>
+        </w:rPr>
         <w:t xml:space="preserve"> </w:t>
       </w:r>
       <w:r>
         <w:rPr>
-          <w:rFonts w:hint="eastAsia"/>
+          <w:rFonts w:hint="eastAsia" w:eastAsia="黑体"/>
         </w:rPr>
         <w:t xml:space="preserve">接节点⑤、电源脚接</w:t>
       </w:r>
       <w:r>
+        <w:rPr>
+          <w:rFonts w:eastAsia="黑体"/>
+        </w:rPr>
         <w:t xml:space="preserve"> </w:t>
       </w:r>
       <w:r>
         <w:rPr>
-          <w:rFonts w:hint="eastAsia"/>
+          <w:rFonts w:hint="eastAsia" w:eastAsia="黑体"/>
         </w:rPr>
         <w:t xml:space="preserve">±VCC/GND。压力使弹性体形变，</w:t>
       </w:r>
@@ -932,15 +1049,21 @@
         </m:sSub>
       </m:oMath>
       <w:r>
+        <w:rPr>
+          <w:rFonts w:eastAsia="黑体"/>
+        </w:rPr>
         <w:t xml:space="preserve"> </w:t>
       </w:r>
       <w:r>
         <w:rPr>
-          <w:rFonts w:hint="eastAsia"/>
+          <w:rFonts w:hint="eastAsia" w:eastAsia="黑体"/>
         </w:rPr>
         <w:t xml:space="preserve">阻值发生微小变化</w:t>
       </w:r>
       <w:r>
+        <w:rPr>
+          <w:rFonts w:eastAsia="黑体"/>
+        </w:rPr>
         <w:t xml:space="preserve"> </w:t>
       </w:r>
       <m:oMath>
@@ -986,16 +1109,19 @@
       </m:oMath>
       <w:r>
         <w:rPr>
-          <w:rFonts w:hint="eastAsia"/>
+          <w:rFonts w:hint="eastAsia" w:eastAsia="黑体"/>
         </w:rPr>
         <w:t xml:space="preserve">，电桥失衡在节点③、④间输出与应变成正比的差模电压并经</w:t>
       </w:r>
       <w:r>
+        <w:rPr>
+          <w:rFonts w:eastAsia="黑体"/>
+        </w:rPr>
         <w:t xml:space="preserve"> U1 </w:t>
       </w:r>
       <w:r>
         <w:rPr>
-          <w:rFonts w:hint="eastAsia"/>
+          <w:rFonts w:hint="eastAsia" w:eastAsia="黑体"/>
         </w:rPr>
         <w:t xml:space="preserve">放大。</w:t>
       </w:r>
@@ -1004,20 +1130,26 @@
       <w:pPr/>
       <w:r>
         <w:rPr>
-          <w:rFonts w:hint="eastAsia"/>
+          <w:rFonts w:hint="eastAsia" w:eastAsia="黑体"/>
         </w:rPr>
         <w:t xml:space="preserve">由此构成”应变片单臂接入惠斯通电桥</w:t>
       </w:r>
       <w:r>
+        <w:rPr>
+          <w:rFonts w:eastAsia="黑体"/>
+        </w:rPr>
         <w:t xml:space="preserve"> + </w:t>
       </w:r>
       <w:r>
         <w:rPr>
-          <w:rFonts w:hint="eastAsia"/>
+          <w:rFonts w:hint="eastAsia" w:eastAsia="黑体"/>
         </w:rPr>
         <w:t xml:space="preserve">仪表放大器”的电阻应变压力组态，输出</w:t>
       </w:r>
       <w:r>
+        <w:rPr>
+          <w:rFonts w:eastAsia="黑体"/>
+        </w:rPr>
         <w:t xml:space="preserve"> </w:t>
       </w:r>
       <m:oMath>
@@ -1099,7 +1231,7 @@
       </m:oMath>
       <w:r>
         <w:rPr>
-          <w:rFonts w:hint="eastAsia"/>
+          <w:rFonts w:hint="eastAsia" w:eastAsia="黑体"/>
         </w:rPr>
         <w:t xml:space="preserve">，属毫伏级小信号、需仪表放大器数十倍至上千倍放大；改用半桥/全桥可获更高灵敏度与温度补偿。</w:t>
       </w:r>
@@ -1112,7 +1244,7 @@
       </w:pPr>
       <w:r>
         <w:rPr>
-          <w:rFonts w:hint="eastAsia"/>
+          <w:rFonts w:hint="eastAsia" w:eastAsia="黑体"/>
         </w:rPr>
         <w:t xml:space="preserve">工作原理</w:t>
       </w:r>
@@ -1123,20 +1255,26 @@
       </w:pPr>
       <w:r>
         <w:rPr>
-          <w:rFonts w:hint="eastAsia"/>
+          <w:rFonts w:hint="eastAsia" w:eastAsia="黑体"/>
         </w:rPr>
         <w:t xml:space="preserve">压力</w:t>
       </w:r>
       <w:r>
+        <w:rPr>
+          <w:rFonts w:eastAsia="黑体"/>
+        </w:rPr>
         <w:t xml:space="preserve"> → </w:t>
       </w:r>
       <w:r>
         <w:rPr>
-          <w:rFonts w:hint="eastAsia"/>
+          <w:rFonts w:hint="eastAsia" w:eastAsia="黑体"/>
         </w:rPr>
         <w:t xml:space="preserve">弹性体应变</w:t>
       </w:r>
       <w:r>
+        <w:rPr>
+          <w:rFonts w:eastAsia="黑体"/>
+        </w:rPr>
         <w:t xml:space="preserve"> </w:t>
       </w:r>
       <m:oMath>
@@ -1145,18 +1283,27 @@
         </m:r>
       </m:oMath>
       <w:r>
+        <w:rPr>
+          <w:rFonts w:eastAsia="黑体"/>
+        </w:rPr>
         <w:t xml:space="preserve"> </w:t>
       </w:r>
       <w:r>
+        <w:rPr>
+          <w:rFonts w:eastAsia="黑体"/>
+        </w:rPr>
         <w:t xml:space="preserve">→ </w:t>
       </w:r>
       <w:r>
         <w:rPr>
-          <w:rFonts w:hint="eastAsia"/>
+          <w:rFonts w:hint="eastAsia" w:eastAsia="黑体"/>
         </w:rPr>
         <w:t xml:space="preserve">应变片电阻变化</w:t>
       </w:r>
       <w:r>
+        <w:rPr>
+          <w:rFonts w:eastAsia="黑体"/>
+        </w:rPr>
         <w:t xml:space="preserve"> </w:t>
       </w:r>
       <m:oMath>
@@ -1202,16 +1349,19 @@
       </m:oMath>
       <w:r>
         <w:rPr>
-          <w:rFonts w:hint="eastAsia"/>
+          <w:rFonts w:hint="eastAsia" w:eastAsia="黑体"/>
         </w:rPr>
         <w:t xml:space="preserve">（GF</w:t>
       </w:r>
       <w:r>
+        <w:rPr>
+          <w:rFonts w:eastAsia="黑体"/>
+        </w:rPr>
         <w:t xml:space="preserve"> </w:t>
       </w:r>
       <w:r>
         <w:rPr>
-          <w:rFonts w:hint="eastAsia"/>
+          <w:rFonts w:hint="eastAsia" w:eastAsia="黑体"/>
         </w:rPr>
         <w:t xml:space="preserve">为灵敏系数）；电桥将该微小电阻变化转换为差模电压，实现压力—电压转换。</w:t>
       </w:r>
@@ -1224,7 +1374,7 @@
       </w:pPr>
       <w:r>
         <w:rPr>
-          <w:rFonts w:hint="eastAsia"/>
+          <w:rFonts w:hint="eastAsia" w:eastAsia="黑体"/>
         </w:rPr>
         <w:t xml:space="preserve">关键计算公式</w:t>
       </w:r>
@@ -1238,7 +1388,7 @@
       </w:pPr>
       <w:r>
         <w:rPr>
-          <w:rFonts w:hint="eastAsia"/>
+          <w:rFonts w:hint="eastAsia" w:eastAsia="黑体"/>
         </w:rPr>
         <w:t xml:space="preserve">应变—阻值关系：</w:t>
       </w:r>
@@ -1307,7 +1457,7 @@
       </w:pPr>
       <w:r>
         <w:rPr>
-          <w:rFonts w:hint="eastAsia"/>
+          <w:rFonts w:hint="eastAsia" w:eastAsia="黑体"/>
         </w:rPr>
         <w:t xml:space="preserve">电桥输出电压（单臂）：</w:t>
       </w:r>
@@ -1460,7 +1610,7 @@
       </w:pPr>
       <w:r>
         <w:rPr>
-          <w:rFonts w:hint="eastAsia"/>
+          <w:rFonts w:hint="eastAsia" w:eastAsia="黑体"/>
         </w:rPr>
         <w:t xml:space="preserve">应变（胡克定律）：</w:t>
       </w:r>
@@ -1557,7 +1707,7 @@
             </w:pPr>
             <w:r>
               <w:rPr>
-                <w:rFonts w:hint="eastAsia"/>
+                <w:rFonts w:hint="eastAsia" w:eastAsia="黑体"/>
               </w:rPr>
               <w:t xml:space="preserve">符号</w:t>
             </w:r>
@@ -1571,7 +1721,7 @@
             </w:pPr>
             <w:r>
               <w:rPr>
-                <w:rFonts w:hint="eastAsia"/>
+                <w:rFonts w:hint="eastAsia" w:eastAsia="黑体"/>
               </w:rPr>
               <w:t xml:space="preserve">含义</w:t>
             </w:r>
@@ -1585,7 +1735,7 @@
             </w:pPr>
             <w:r>
               <w:rPr>
-                <w:rFonts w:hint="eastAsia"/>
+                <w:rFonts w:hint="eastAsia" w:eastAsia="黑体"/>
               </w:rPr>
               <w:t xml:space="preserve">单位</w:t>
             </w:r>
@@ -1611,6 +1761,9 @@
               </m:r>
             </m:oMath>
             <w:r>
+              <w:rPr>
+                <w:rFonts w:eastAsia="黑体"/>
+              </w:rPr>
               <w:t xml:space="preserve">​</w:t>
             </w:r>
           </w:p>
@@ -1623,7 +1776,7 @@
             </w:pPr>
             <w:r>
               <w:rPr>
-                <w:rFonts w:hint="eastAsia"/>
+                <w:rFonts w:hint="eastAsia" w:eastAsia="黑体"/>
               </w:rPr>
               <w:t xml:space="preserve">阻值变化量</w:t>
             </w:r>
@@ -1636,6 +1789,9 @@
               <w:pStyle w:val="Compact"/>
             </w:pPr>
             <w:r>
+              <w:rPr>
+                <w:rFonts w:eastAsia="黑体"/>
+              </w:rPr>
               <w:t xml:space="preserve">Ω</w:t>
             </w:r>
           </w:p>
@@ -1654,6 +1810,9 @@
               </m:r>
             </m:oMath>
             <w:r>
+              <w:rPr>
+                <w:rFonts w:eastAsia="黑体"/>
+              </w:rPr>
               <w:t xml:space="preserve">​</w:t>
             </w:r>
           </w:p>
@@ -1666,7 +1825,7 @@
             </w:pPr>
             <w:r>
               <w:rPr>
-                <w:rFonts w:hint="eastAsia"/>
+                <w:rFonts w:hint="eastAsia" w:eastAsia="黑体"/>
               </w:rPr>
               <w:t xml:space="preserve">应变片标称阻值</w:t>
             </w:r>
@@ -1679,6 +1838,9 @@
               <w:pStyle w:val="Compact"/>
             </w:pPr>
             <w:r>
+              <w:rPr>
+                <w:rFonts w:eastAsia="黑体"/>
+              </w:rPr>
               <w:t xml:space="preserve">Ω</w:t>
             </w:r>
           </w:p>
@@ -1700,6 +1862,9 @@
               </m:r>
             </m:oMath>
             <w:r>
+              <w:rPr>
+                <w:rFonts w:eastAsia="黑体"/>
+              </w:rPr>
               <w:t xml:space="preserve">​</w:t>
             </w:r>
           </w:p>
@@ -1712,7 +1877,7 @@
             </w:pPr>
             <w:r>
               <w:rPr>
-                <w:rFonts w:hint="eastAsia"/>
+                <w:rFonts w:hint="eastAsia" w:eastAsia="黑体"/>
               </w:rPr>
               <w:t xml:space="preserve">应变片灵敏系数</w:t>
             </w:r>
@@ -1725,6 +1890,9 @@
               <w:pStyle w:val="Compact"/>
             </w:pPr>
             <w:r>
+              <w:rPr>
+                <w:rFonts w:eastAsia="黑体"/>
+              </w:rPr>
               <w:t xml:space="preserve">—</w:t>
             </w:r>
           </w:p>
@@ -1743,6 +1911,9 @@
               </m:r>
             </m:oMath>
             <w:r>
+              <w:rPr>
+                <w:rFonts w:eastAsia="黑体"/>
+              </w:rPr>
               <w:t xml:space="preserve">​</w:t>
             </w:r>
           </w:p>
@@ -1755,7 +1926,7 @@
             </w:pPr>
             <w:r>
               <w:rPr>
-                <w:rFonts w:hint="eastAsia"/>
+                <w:rFonts w:hint="eastAsia" w:eastAsia="黑体"/>
               </w:rPr>
               <w:t xml:space="preserve">应变</w:t>
             </w:r>
@@ -1768,6 +1939,9 @@
               <w:pStyle w:val="Compact"/>
             </w:pPr>
             <w:r>
+              <w:rPr>
+                <w:rFonts w:eastAsia="黑体"/>
+              </w:rPr>
               <w:t xml:space="preserve">—</w:t>
             </w:r>
           </w:p>
@@ -1798,6 +1972,9 @@
               </m:sSub>
             </m:oMath>
             <w:r>
+              <w:rPr>
+                <w:rFonts w:eastAsia="黑体"/>
+              </w:rPr>
               <w:t xml:space="preserve">​</w:t>
             </w:r>
           </w:p>
@@ -1810,7 +1987,7 @@
             </w:pPr>
             <w:r>
               <w:rPr>
-                <w:rFonts w:hint="eastAsia"/>
+                <w:rFonts w:hint="eastAsia" w:eastAsia="黑体"/>
               </w:rPr>
               <w:t xml:space="preserve">电桥激励电压</w:t>
             </w:r>
@@ -1823,6 +2000,9 @@
               <w:pStyle w:val="Compact"/>
             </w:pPr>
             <w:r>
+              <w:rPr>
+                <w:rFonts w:eastAsia="黑体"/>
+              </w:rPr>
               <w:t xml:space="preserve">V</w:t>
             </w:r>
           </w:p>
@@ -1841,6 +2021,9 @@
               </m:r>
             </m:oMath>
             <w:r>
+              <w:rPr>
+                <w:rFonts w:eastAsia="黑体"/>
+              </w:rPr>
               <w:t xml:space="preserve">​</w:t>
             </w:r>
           </w:p>
@@ -1853,7 +2036,7 @@
             </w:pPr>
             <w:r>
               <w:rPr>
-                <w:rFonts w:hint="eastAsia"/>
+                <w:rFonts w:hint="eastAsia" w:eastAsia="黑体"/>
               </w:rPr>
               <w:t xml:space="preserve">弹性模量</w:t>
             </w:r>
@@ -1866,6 +2049,9 @@
               <w:pStyle w:val="Compact"/>
             </w:pPr>
             <w:r>
+              <w:rPr>
+                <w:rFonts w:eastAsia="黑体"/>
+              </w:rPr>
               <w:t xml:space="preserve">Pa</w:t>
             </w:r>
           </w:p>
@@ -1880,7 +2066,7 @@
       </w:pPr>
       <w:r>
         <w:rPr>
-          <w:rFonts w:hint="eastAsia"/>
+          <w:rFonts w:hint="eastAsia" w:eastAsia="黑体"/>
         </w:rPr>
         <w:t xml:space="preserve">元件调整影响</w:t>
       </w:r>
@@ -1895,7 +2081,7 @@
       </w:pPr>
       <w:r>
         <w:rPr>
-          <w:rFonts w:hint="eastAsia"/>
+          <w:rFonts w:hint="eastAsia" w:eastAsia="黑体"/>
           <w:b/>
           <w:bCs/>
         </w:rPr>
@@ -1903,20 +2089,27 @@
       </w:r>
       <w:r>
         <w:rPr>
+          <w:rFonts w:eastAsia="黑体"/>
           <w:b/>
           <w:bCs/>
         </w:rPr>
         <w:t xml:space="preserve"> V_ex ↑</w:t>
       </w:r>
       <w:r>
+        <w:rPr>
+          <w:rFonts w:eastAsia="黑体"/>
+        </w:rPr>
         <w:t xml:space="preserve"> </w:t>
       </w:r>
       <w:r>
+        <w:rPr>
+          <w:rFonts w:eastAsia="黑体"/>
+        </w:rPr>
         <w:t xml:space="preserve">→ </w:t>
       </w:r>
       <w:r>
         <w:rPr>
-          <w:rFonts w:hint="eastAsia"/>
+          <w:rFonts w:hint="eastAsia" w:eastAsia="黑体"/>
         </w:rPr>
         <w:t xml:space="preserve">电桥输出增大，但应变片自热与漂移增加。</w:t>
       </w:r>
@@ -1931,7 +2124,7 @@
       </w:pPr>
       <w:r>
         <w:rPr>
-          <w:rFonts w:hint="eastAsia"/>
+          <w:rFonts w:hint="eastAsia" w:eastAsia="黑体"/>
           <w:b/>
           <w:bCs/>
         </w:rPr>
@@ -1939,6 +2132,7 @@
       </w:r>
       <w:r>
         <w:rPr>
+          <w:rFonts w:eastAsia="黑体"/>
           <w:b/>
           <w:bCs/>
         </w:rPr>
@@ -1946,16 +2140,19 @@
       </w:r>
       <w:r>
         <w:rPr>
-          <w:rFonts w:hint="eastAsia"/>
+          <w:rFonts w:hint="eastAsia" w:eastAsia="黑体"/>
         </w:rPr>
         <w:t xml:space="preserve">（选片）→</w:t>
       </w:r>
       <w:r>
+        <w:rPr>
+          <w:rFonts w:eastAsia="黑体"/>
+        </w:rPr>
         <w:t xml:space="preserve"> </w:t>
       </w:r>
       <w:r>
         <w:rPr>
-          <w:rFonts w:hint="eastAsia"/>
+          <w:rFonts w:hint="eastAsia" w:eastAsia="黑体"/>
         </w:rPr>
         <w:t xml:space="preserve">灵敏度提高。</w:t>
       </w:r>
@@ -1970,30 +2167,39 @@
       </w:pPr>
       <w:r>
         <w:rPr>
-          <w:rFonts w:hint="eastAsia"/>
+          <w:rFonts w:hint="eastAsia" w:eastAsia="黑体"/>
           <w:b/>
           <w:bCs/>
         </w:rPr>
         <w:t xml:space="preserve">采用四臂全桥</w:t>
       </w:r>
       <w:r>
+        <w:rPr>
+          <w:rFonts w:eastAsia="黑体"/>
+        </w:rPr>
         <w:t xml:space="preserve"> </w:t>
       </w:r>
       <w:r>
+        <w:rPr>
+          <w:rFonts w:eastAsia="黑体"/>
+        </w:rPr>
         <w:t xml:space="preserve">→ </w:t>
       </w:r>
       <w:r>
         <w:rPr>
-          <w:rFonts w:hint="eastAsia"/>
+          <w:rFonts w:hint="eastAsia" w:eastAsia="黑体"/>
         </w:rPr>
         <w:t xml:space="preserve">灵敏度与温度补偿优于单臂，输出约为单臂的</w:t>
       </w:r>
       <w:r>
+        <w:rPr>
+          <w:rFonts w:eastAsia="黑体"/>
+        </w:rPr>
         <w:t xml:space="preserve"> 4 </w:t>
       </w:r>
       <w:r>
         <w:rPr>
-          <w:rFonts w:hint="eastAsia"/>
+          <w:rFonts w:hint="eastAsia" w:eastAsia="黑体"/>
         </w:rPr>
         <w:t xml:space="preserve">倍（全桥）。</w:t>
       </w:r>
@@ -2008,7 +2214,7 @@
       </w:pPr>
       <w:r>
         <w:rPr>
-          <w:rFonts w:hint="eastAsia"/>
+          <w:rFonts w:hint="eastAsia" w:eastAsia="黑体"/>
           <w:b/>
           <w:bCs/>
         </w:rPr>
@@ -2016,20 +2222,27 @@
       </w:r>
       <w:r>
         <w:rPr>
+          <w:rFonts w:eastAsia="黑体"/>
           <w:b/>
           <w:bCs/>
         </w:rPr>
         <w:t xml:space="preserve"> ↑</w:t>
       </w:r>
       <w:r>
+        <w:rPr>
+          <w:rFonts w:eastAsia="黑体"/>
+        </w:rPr>
         <w:t xml:space="preserve"> </w:t>
       </w:r>
       <w:r>
+        <w:rPr>
+          <w:rFonts w:eastAsia="黑体"/>
+        </w:rPr>
         <w:t xml:space="preserve">→ </w:t>
       </w:r>
       <w:r>
         <w:rPr>
-          <w:rFonts w:hint="eastAsia"/>
+          <w:rFonts w:hint="eastAsia" w:eastAsia="黑体"/>
         </w:rPr>
         <w:t xml:space="preserve">同压力下应变变小，量程增大、灵敏度降低。</w:t>
       </w:r>
@@ -2042,7 +2255,7 @@
       </w:pPr>
       <w:r>
         <w:rPr>
-          <w:rFonts w:hint="eastAsia"/>
+          <w:rFonts w:hint="eastAsia" w:eastAsia="黑体"/>
         </w:rPr>
         <w:t xml:space="preserve">典型参数示例</w:t>
       </w:r>
@@ -2057,11 +2270,14 @@
       </w:pPr>
       <w:r>
         <w:rPr>
-          <w:rFonts w:hint="eastAsia"/>
+          <w:rFonts w:hint="eastAsia" w:eastAsia="黑体"/>
         </w:rPr>
         <w:t xml:space="preserve">取</w:t>
       </w:r>
       <w:r>
+        <w:rPr>
+          <w:rFonts w:eastAsia="黑体"/>
+        </w:rPr>
         <w:t xml:space="preserve"> </w:t>
       </w:r>
       <m:oMath>
@@ -2082,6 +2298,9 @@
         </m:r>
       </m:oMath>
       <w:r>
+        <w:rPr>
+          <w:rFonts w:eastAsia="黑体"/>
+        </w:rPr>
         <w:t xml:space="preserve">、</w:t>
       </w:r>
       <m:oMath>
@@ -2123,6 +2342,9 @@
         </m:sSup>
       </m:oMath>
       <w:r>
+        <w:rPr>
+          <w:rFonts w:eastAsia="黑体"/>
+        </w:rPr>
         <w:t xml:space="preserve">、</w:t>
       </w:r>
       <m:oMath>
@@ -2150,7 +2372,7 @@
       </m:oMath>
       <w:r>
         <w:rPr>
-          <w:rFonts w:hint="eastAsia"/>
+          <w:rFonts w:hint="eastAsia" w:eastAsia="黑体"/>
         </w:rPr>
         <w:t xml:space="preserve">：</w:t>
       </w:r>
@@ -2235,6 +2457,9 @@
         </m:r>
       </m:oMath>
       <w:r>
+        <w:rPr>
+          <w:rFonts w:eastAsia="黑体"/>
+        </w:rPr>
         <w:t xml:space="preserve">。</w:t>
       </w:r>
     </w:p>
@@ -2248,11 +2473,14 @@
       </w:pPr>
       <w:r>
         <w:rPr>
-          <w:rFonts w:hint="eastAsia"/>
+          <w:rFonts w:hint="eastAsia" w:eastAsia="黑体"/>
         </w:rPr>
         <w:t xml:space="preserve">单臂电桥</w:t>
       </w:r>
       <w:r>
+        <w:rPr>
+          <w:rFonts w:eastAsia="黑体"/>
+        </w:rPr>
         <w:t xml:space="preserve"> </w:t>
       </w:r>
       <m:oMath>
@@ -2293,7 +2521,7 @@
       </m:oMath>
       <w:r>
         <w:rPr>
-          <w:rFonts w:hint="eastAsia"/>
+          <w:rFonts w:hint="eastAsia" w:eastAsia="黑体"/>
         </w:rPr>
         <w:t xml:space="preserve">：</w:t>
       </w:r>
@@ -2392,7 +2620,7 @@
       </m:oMath>
       <w:r>
         <w:rPr>
-          <w:rFonts w:hint="eastAsia"/>
+          <w:rFonts w:hint="eastAsia" w:eastAsia="黑体"/>
         </w:rPr>
         <w:t xml:space="preserve">（典型需放大数百至上千倍）。</w:t>
       </w:r>
@@ -2405,7 +2633,7 @@
       </w:pPr>
       <w:r>
         <w:rPr>
-          <w:rFonts w:hint="eastAsia"/>
+          <w:rFonts w:hint="eastAsia" w:eastAsia="黑体"/>
         </w:rPr>
         <w:t xml:space="preserve">常见器件型号</w:t>
       </w:r>
@@ -2420,25 +2648,31 @@
       </w:pPr>
       <w:r>
         <w:rPr>
-          <w:rFonts w:hint="eastAsia"/>
+          <w:rFonts w:hint="eastAsia" w:eastAsia="黑体"/>
         </w:rPr>
         <w:t xml:space="preserve">应变片：金属箔式</w:t>
       </w:r>
       <w:r>
+        <w:rPr>
+          <w:rFonts w:eastAsia="黑体"/>
+        </w:rPr>
         <w:t xml:space="preserve"> 120 Ω / 350 Ω </w:t>
       </w:r>
       <w:r>
         <w:rPr>
-          <w:rFonts w:hint="eastAsia"/>
+          <w:rFonts w:hint="eastAsia" w:eastAsia="黑体"/>
         </w:rPr>
         <w:t xml:space="preserve">应变片（如</w:t>
       </w:r>
       <w:r>
+        <w:rPr>
+          <w:rFonts w:eastAsia="黑体"/>
+        </w:rPr>
         <w:t xml:space="preserve"> </w:t>
       </w:r>
       <w:r>
         <w:rPr>
-          <w:rFonts w:hint="eastAsia"/>
+          <w:rFonts w:hint="eastAsia" w:eastAsia="黑体"/>
         </w:rPr>
         <w:t xml:space="preserve">中航电测、Vishay）。</w:t>
       </w:r>
@@ -2453,7 +2687,7 @@
       </w:pPr>
       <w:r>
         <w:rPr>
-          <w:rFonts w:hint="eastAsia"/>
+          <w:rFonts w:hint="eastAsia" w:eastAsia="黑体"/>
         </w:rPr>
         <w:t xml:space="preserve">仪表放大器：INA125、INA128、AD620。</w:t>
       </w:r>
@@ -2466,7 +2700,7 @@
       </w:pPr>
       <w:r>
         <w:rPr>
-          <w:rFonts w:hint="eastAsia"/>
+          <w:rFonts w:hint="eastAsia" w:eastAsia="黑体"/>
         </w:rPr>
         <w:t xml:space="preserve">注意事项</w:t>
       </w:r>
@@ -2481,7 +2715,7 @@
       </w:pPr>
       <w:r>
         <w:rPr>
-          <w:rFonts w:hint="eastAsia"/>
+          <w:rFonts w:hint="eastAsia" w:eastAsia="黑体"/>
         </w:rPr>
         <w:t xml:space="preserve">电桥输出为毫伏级，需用仪表放大器放大，并注意共模抑制。</w:t>
       </w:r>
@@ -2496,7 +2730,7 @@
       </w:pPr>
       <w:r>
         <w:rPr>
-          <w:rFonts w:hint="eastAsia"/>
+          <w:rFonts w:hint="eastAsia" w:eastAsia="黑体"/>
         </w:rPr>
         <w:t xml:space="preserve">应变片受温度漂移影响大，需做温度补偿或采用半桥/全桥排布。</w:t>
       </w:r>
@@ -2511,7 +2745,7 @@
       </w:pPr>
       <w:r>
         <w:rPr>
-          <w:rFonts w:hint="eastAsia"/>
+          <w:rFonts w:hint="eastAsia" w:eastAsia="黑体"/>
         </w:rPr>
         <w:t xml:space="preserve">激励电压宜用稳定、低噪声的基准源，避免应变片自热。</w:t>
       </w:r>
@@ -2526,7 +2760,7 @@
       </w:pPr>
       <w:r>
         <w:rPr>
-          <w:rFonts w:hint="eastAsia"/>
+          <w:rFonts w:hint="eastAsia" w:eastAsia="黑体"/>
         </w:rPr>
         <w:t xml:space="preserve">应变片粘贴工艺（胶、固化、防潮）直接影响长期稳定性。</w:t>
       </w:r>
@@ -2539,7 +2773,7 @@
       </w:pPr>
       <w:r>
         <w:rPr>
-          <w:rFonts w:hint="eastAsia"/>
+          <w:rFonts w:hint="eastAsia" w:eastAsia="黑体"/>
         </w:rPr>
         <w:t xml:space="preserve">参考资料</w:t>
       </w:r>
@@ -2554,7 +2788,7 @@
       </w:pPr>
       <w:r>
         <w:rPr>
-          <w:rFonts w:hint="eastAsia"/>
+          <w:rFonts w:hint="eastAsia" w:eastAsia="黑体"/>
         </w:rPr>
         <w:t xml:space="preserve">《传感器与检测技术》。</w:t>
       </w:r>
@@ -2568,6 +2802,9 @@
         </w:numPr>
       </w:pPr>
       <w:r>
+        <w:rPr>
+          <w:rFonts w:eastAsia="黑体"/>
+        </w:rPr>
         <w:t xml:space="preserve">Wikipedia: Strain gauge。</w:t>
       </w:r>
     </w:p>
@@ -2580,11 +2817,14 @@
         </w:numPr>
       </w:pPr>
       <w:r>
+        <w:rPr>
+          <w:rFonts w:eastAsia="黑体"/>
+        </w:rPr>
         <w:t xml:space="preserve">TI INA128 </w:t>
       </w:r>
       <w:r>
         <w:rPr>
-          <w:rFonts w:hint="eastAsia"/>
+          <w:rFonts w:hint="eastAsia" w:eastAsia="黑体"/>
         </w:rPr>
         <w:t xml:space="preserve">仪表放大器数据手册。</w:t>
       </w:r>
@@ -2598,11 +2838,11 @@
       </w:pPr>
       <w:r>
         <w:rPr>
-          <w:rFonts w:ascii="Times New Roman" w:hAnsi="Times New Roman"/>
+          <w:rFonts w:ascii="Times New Roman" w:hAnsi="Times New Roman" w:eastAsia="黑体"/>
           <w:color w:val="555555"/>
           <w:sz w:val="21"/>
         </w:rPr>
-        <w:t>材料收集者：杜文杰</w:t>
+        <w:t>材料收集者：杜文杰，WX手机：19519196569，QQ:3478827729</w:t>
       </w:r>
     </w:p>
     <w:sectPr>
@@ -2622,7 +2862,7 @@
 </file>
 
 <file path=word/footer1.xml><?xml version="1.0" encoding="utf-8"?>
-<w:ftr xmlns:m="http://schemas.openxmlformats.org/officeDocument/2006/math" xmlns:mc="http://schemas.openxmlformats.org/markup-compatibility/2006" xmlns:mo="http://schemas.microsoft.com/office/mac/office/2008/main" xmlns:mv="urn:schemas-microsoft-com:mac:vml" xmlns:o="urn:schemas-microsoft-com:office:office" xmlns:r="http://schemas.openxmlformats.org/officeDocument/2006/relationships" xmlns:v="urn:schemas-microsoft-com:vml" xmlns:w10="urn:schemas-microsoft-com:office:word" xmlns:w14="http://schemas.microsoft.com/office/word/2010/wordml" xmlns:w="http://schemas.openxmlformats.org/wordprocessingml/2006/main" xmlns:wne="http://schemas.microsoft.com/office/word/2006/wordml" xmlns:wp14="http://schemas.microsoft.com/office/word/2010/wordprocessingDrawing" xmlns:wp="http://schemas.openxmlformats.org/drawingml/2006/wordprocessingDrawing" xmlns:wpc="http://schemas.microsoft.com/office/word/2010/wordprocessingCanvas" xmlns:wpg="http://schemas.microsoft.com/office/word/2010/wordprocessingGroup" xmlns:wpi="http://schemas.microsoft.com/office/word/2010/wordprocessingInk" xmlns:wps="http://schemas.microsoft.com/office/word/2010/wordprocessingShape" mc:Ignorable="w14 wp14">
+<w:ftr xmlns:mc="http://schemas.openxmlformats.org/markup-compatibility/2006" xmlns:w="http://schemas.openxmlformats.org/wordprocessingml/2006/main" xmlns:m="http://schemas.openxmlformats.org/officeDocument/2006/math" xmlns:mo="http://schemas.microsoft.com/office/mac/office/2008/main" xmlns:mv="urn:schemas-microsoft-com:mac:vml" xmlns:o="urn:schemas-microsoft-com:office:office" xmlns:r="http://schemas.openxmlformats.org/officeDocument/2006/relationships" xmlns:v="urn:schemas-microsoft-com:vml" xmlns:w10="urn:schemas-microsoft-com:office:word" xmlns:w14="http://schemas.microsoft.com/office/word/2010/wordml" xmlns:wne="http://schemas.microsoft.com/office/word/2006/wordml" xmlns:wp14="http://schemas.microsoft.com/office/word/2010/wordprocessingDrawing" xmlns:wp="http://schemas.openxmlformats.org/drawingml/2006/wordprocessingDrawing" xmlns:wpc="http://schemas.microsoft.com/office/word/2010/wordprocessingCanvas" xmlns:wpg="http://schemas.microsoft.com/office/word/2010/wordprocessingGroup" xmlns:wpi="http://schemas.microsoft.com/office/word/2010/wordprocessingInk" xmlns:wps="http://schemas.microsoft.com/office/word/2010/wordprocessingShape" mc:Ignorable="w14 wp14">
   <w:p>
     <w:pPr>
       <w:pStyle w:val="Footer"/>
@@ -2630,12 +2870,14 @@
     </w:pPr>
     <w:r>
       <w:rPr>
+        <w:rFonts w:eastAsia="黑体"/>
         <w:sz w:val="18"/>
       </w:rPr>
       <w:t xml:space="preserve">第 </w:t>
     </w:r>
     <w:r>
       <w:rPr>
+        <w:rFonts w:eastAsia="黑体"/>
         <w:sz w:val="18"/>
       </w:rPr>
       <w:fldChar w:fldCharType="begin"/>
@@ -2644,6 +2886,7 @@
     </w:r>
     <w:r>
       <w:rPr>
+        <w:rFonts w:eastAsia="黑体"/>
         <w:sz w:val="18"/>
       </w:rPr>
       <w:t xml:space="preserve"> 页</w:t>
@@ -2657,6 +2900,9 @@
   <w:footnote w:type="continuationSeparator" w:id="0">
     <w:p>
       <w:r>
+        <w:rPr>
+          <w:rFonts w:eastAsia="黑体"/>
+        </w:rPr>
         <w:continuationSeparator/>
       </w:r>
     </w:p>
@@ -2664,6 +2910,9 @@
   <w:footnote w:type="separator" w:id="-1">
     <w:p>
       <w:r>
+        <w:rPr>
+          <w:rFonts w:eastAsia="黑体"/>
+        </w:rPr>
         <w:separator/>
       </w:r>
     </w:p>
@@ -2672,7 +2921,7 @@
 </file>
 
 <file path=word/header1.xml><?xml version="1.0" encoding="utf-8"?>
-<w:hdr xmlns:m="http://schemas.openxmlformats.org/officeDocument/2006/math" xmlns:mc="http://schemas.openxmlformats.org/markup-compatibility/2006" xmlns:mo="http://schemas.microsoft.com/office/mac/office/2008/main" xmlns:mv="urn:schemas-microsoft-com:mac:vml" xmlns:o="urn:schemas-microsoft-com:office:office" xmlns:r="http://schemas.openxmlformats.org/officeDocument/2006/relationships" xmlns:v="urn:schemas-microsoft-com:vml" xmlns:w10="urn:schemas-microsoft-com:office:word" xmlns:w14="http://schemas.microsoft.com/office/word/2010/wordml" xmlns:w="http://schemas.openxmlformats.org/wordprocessingml/2006/main" xmlns:wne="http://schemas.microsoft.com/office/word/2006/wordml" xmlns:wp14="http://schemas.microsoft.com/office/word/2010/wordprocessingDrawing" xmlns:wp="http://schemas.openxmlformats.org/drawingml/2006/wordprocessingDrawing" xmlns:wpc="http://schemas.microsoft.com/office/word/2010/wordprocessingCanvas" xmlns:wpg="http://schemas.microsoft.com/office/word/2010/wordprocessingGroup" xmlns:wpi="http://schemas.microsoft.com/office/word/2010/wordprocessingInk" xmlns:wps="http://schemas.microsoft.com/office/word/2010/wordprocessingShape" mc:Ignorable="w14 wp14">
+<w:hdr xmlns:mc="http://schemas.openxmlformats.org/markup-compatibility/2006" xmlns:w="http://schemas.openxmlformats.org/wordprocessingml/2006/main" xmlns:m="http://schemas.openxmlformats.org/officeDocument/2006/math" xmlns:mo="http://schemas.microsoft.com/office/mac/office/2008/main" xmlns:mv="urn:schemas-microsoft-com:mac:vml" xmlns:o="urn:schemas-microsoft-com:office:office" xmlns:r="http://schemas.openxmlformats.org/officeDocument/2006/relationships" xmlns:v="urn:schemas-microsoft-com:vml" xmlns:w10="urn:schemas-microsoft-com:office:word" xmlns:w14="http://schemas.microsoft.com/office/word/2010/wordml" xmlns:wne="http://schemas.microsoft.com/office/word/2006/wordml" xmlns:wp14="http://schemas.microsoft.com/office/word/2010/wordprocessingDrawing" xmlns:wp="http://schemas.openxmlformats.org/drawingml/2006/wordprocessingDrawing" xmlns:wpc="http://schemas.microsoft.com/office/word/2010/wordprocessingCanvas" xmlns:wpg="http://schemas.microsoft.com/office/word/2010/wordprocessingGroup" xmlns:wpi="http://schemas.microsoft.com/office/word/2010/wordprocessingInk" xmlns:wps="http://schemas.microsoft.com/office/word/2010/wordprocessingShape" mc:Ignorable="w14 wp14">
   <w:p>
     <w:pPr>
       <w:pStyle w:val="Header"/>
@@ -2680,7 +2929,7 @@
     </w:pPr>
     <w:r>
       <w:rPr>
-        <w:rFonts w:ascii="Times New Roman" w:hAnsi="Times New Roman"/>
+        <w:rFonts w:ascii="Times New Roman" w:hAnsi="Times New Roman" w:eastAsia="黑体"/>
         <w:sz w:val="18"/>
         <w:rFonts w:eastAsia="黑体"/>
         <w:rFonts w:eastAsia="黑体"/>
@@ -2692,7 +2941,7 @@
 </file>
 
 <file path=word/numbering.xml><?xml version="1.0" encoding="utf-8"?>
-<w:numbering xmlns:m="http://schemas.openxmlformats.org/officeDocument/2006/math" xmlns:mc="http://schemas.openxmlformats.org/markup-compatibility/2006" xmlns:mo="http://schemas.microsoft.com/office/mac/office/2008/main" xmlns:mv="urn:schemas-microsoft-com:mac:vml" xmlns:o="urn:schemas-microsoft-com:office:office" xmlns:r="http://schemas.openxmlformats.org/officeDocument/2006/relationships" xmlns:v="urn:schemas-microsoft-com:vml" xmlns:w="http://schemas.openxmlformats.org/wordprocessingml/2006/main" xmlns:w10="urn:schemas-microsoft-com:office:word" xmlns:w14="http://schemas.microsoft.com/office/word/2010/wordml" xmlns:wne="http://schemas.microsoft.com/office/word/2006/wordml" xmlns:wp="http://schemas.openxmlformats.org/drawingml/2006/wordprocessingDrawing" xmlns:wp14="http://schemas.microsoft.com/office/word/2010/wordprocessingDrawing" xmlns:wpc="http://schemas.microsoft.com/office/word/2010/wordprocessingCanvas" xmlns:wpg="http://schemas.microsoft.com/office/word/2010/wordprocessingGroup" xmlns:wpi="http://schemas.microsoft.com/office/word/2010/wordprocessingInk" xmlns:wps="http://schemas.microsoft.com/office/word/2010/wordprocessingShape" mc:Ignorable="w14 wp14">
+<w:numbering xmlns:mc="http://schemas.openxmlformats.org/markup-compatibility/2006" xmlns:w="http://schemas.openxmlformats.org/wordprocessingml/2006/main" xmlns:m="http://schemas.openxmlformats.org/officeDocument/2006/math" xmlns:mo="http://schemas.microsoft.com/office/mac/office/2008/main" xmlns:mv="urn:schemas-microsoft-com:mac:vml" xmlns:o="urn:schemas-microsoft-com:office:office" xmlns:r="http://schemas.openxmlformats.org/officeDocument/2006/relationships" xmlns:v="urn:schemas-microsoft-com:vml" xmlns:w10="urn:schemas-microsoft-com:office:word" xmlns:w14="http://schemas.microsoft.com/office/word/2010/wordml" xmlns:wne="http://schemas.microsoft.com/office/word/2006/wordml" xmlns:wp="http://schemas.openxmlformats.org/drawingml/2006/wordprocessingDrawing" xmlns:wp14="http://schemas.microsoft.com/office/word/2010/wordprocessingDrawing" xmlns:wpc="http://schemas.microsoft.com/office/word/2010/wordprocessingCanvas" xmlns:wpg="http://schemas.microsoft.com/office/word/2010/wordprocessingGroup" xmlns:wpi="http://schemas.microsoft.com/office/word/2010/wordprocessingInk" xmlns:wps="http://schemas.microsoft.com/office/word/2010/wordprocessingShape" mc:Ignorable="w14 wp14">
   <w:abstractNum w:abstractNumId="0">
     <w:nsid w:val="FFFFFF7C"/>
     <w:multiLevelType w:val="singleLevel"/>
@@ -2779,7 +3028,7 @@
         <w:ind w:hanging="360" w:left="1440"/>
       </w:pPr>
       <w:rPr>
-        <w:rFonts w:ascii="Symbol" w:hAnsi="Symbol" w:hint="default"/>
+        <w:rFonts w:ascii="Symbol" w:hAnsi="Symbol" w:hint="default" w:eastAsia="黑体"/>
       </w:rPr>
     </w:lvl>
   </w:abstractNum>
@@ -2800,7 +3049,7 @@
         <w:ind w:hanging="360" w:left="1080"/>
       </w:pPr>
       <w:rPr>
-        <w:rFonts w:ascii="Symbol" w:hAnsi="Symbol" w:hint="default"/>
+        <w:rFonts w:ascii="Symbol" w:hAnsi="Symbol" w:hint="default" w:eastAsia="黑体"/>
       </w:rPr>
     </w:lvl>
   </w:abstractNum>
@@ -2821,7 +3070,7 @@
         <w:ind w:hanging="360" w:left="720"/>
       </w:pPr>
       <w:rPr>
-        <w:rFonts w:ascii="Symbol" w:hAnsi="Symbol" w:hint="default"/>
+        <w:rFonts w:ascii="Symbol" w:hAnsi="Symbol" w:hint="default" w:eastAsia="黑体"/>
       </w:rPr>
     </w:lvl>
   </w:abstractNum>
@@ -2860,7 +3109,7 @@
         <w:ind w:hanging="360" w:left="360"/>
       </w:pPr>
       <w:rPr>
-        <w:rFonts w:ascii="Symbol" w:hAnsi="Symbol" w:hint="default"/>
+        <w:rFonts w:ascii="Symbol" w:hAnsi="Symbol" w:hint="default" w:eastAsia="黑体"/>
       </w:rPr>
     </w:lvl>
   </w:abstractNum>
@@ -2951,7 +3200,7 @@
         <w:ind w:left="720" w:hanging="360"/>
       </w:pPr>
       <w:rPr>
-        <w:rFonts w:ascii="Symbol" w:hAnsi="Symbol" w:cs="Symbol" w:hint="default"/>
+        <w:rFonts w:ascii="Symbol" w:hAnsi="Symbol" w:cs="Symbol" w:hint="default" w:eastAsia="黑体"/>
       </w:rPr>
     </w:lvl>
     <w:lvl w:ilvl="1">
@@ -2962,7 +3211,7 @@
         <w:ind w:left="1440" w:hanging="360"/>
       </w:pPr>
       <w:rPr>
-        <w:rFonts w:ascii="Courier New" w:hAnsi="Courier New" w:cs="Courier New" w:hint="default"/>
+        <w:rFonts w:ascii="Courier New" w:hAnsi="Courier New" w:cs="Courier New" w:hint="default" w:eastAsia="黑体"/>
       </w:rPr>
     </w:lvl>
     <w:lvl w:ilvl="2">
@@ -2973,7 +3222,7 @@
         <w:ind w:left="2160" w:hanging="360"/>
       </w:pPr>
       <w:rPr>
-        <w:rFonts w:ascii="Wingdings" w:hAnsi="Wingdings" w:cs="Wingdings" w:hint="default"/>
+        <w:rFonts w:ascii="Wingdings" w:hAnsi="Wingdings" w:cs="Wingdings" w:hint="default" w:eastAsia="黑体"/>
       </w:rPr>
     </w:lvl>
     <w:lvl w:ilvl="3">
@@ -2984,7 +3233,7 @@
         <w:ind w:left="2880" w:hanging="360"/>
       </w:pPr>
       <w:rPr>
-        <w:rFonts w:ascii="Symbol" w:hAnsi="Symbol" w:cs="Symbol" w:hint="default"/>
+        <w:rFonts w:ascii="Symbol" w:hAnsi="Symbol" w:cs="Symbol" w:hint="default" w:eastAsia="黑体"/>
       </w:rPr>
     </w:lvl>
     <w:lvl w:ilvl="4">
@@ -2995,7 +3244,7 @@
         <w:ind w:left="3600" w:hanging="360"/>
       </w:pPr>
       <w:rPr>
-        <w:rFonts w:ascii="Courier New" w:hAnsi="Courier New" w:cs="Courier New" w:hint="default"/>
+        <w:rFonts w:ascii="Courier New" w:hAnsi="Courier New" w:cs="Courier New" w:hint="default" w:eastAsia="黑体"/>
       </w:rPr>
     </w:lvl>
     <w:lvl w:ilvl="5">
@@ -3006,7 +3255,7 @@
         <w:ind w:left="4320" w:hanging="360"/>
       </w:pPr>
       <w:rPr>
-        <w:rFonts w:ascii="Wingdings" w:hAnsi="Wingdings" w:cs="Wingdings" w:hint="default"/>
+        <w:rFonts w:ascii="Wingdings" w:hAnsi="Wingdings" w:cs="Wingdings" w:hint="default" w:eastAsia="黑体"/>
       </w:rPr>
     </w:lvl>
     <w:lvl w:ilvl="6">
@@ -3017,7 +3266,7 @@
         <w:ind w:left="5040" w:hanging="360"/>
       </w:pPr>
       <w:rPr>
-        <w:rFonts w:ascii="Symbol" w:hAnsi="Symbol" w:cs="Symbol" w:hint="default"/>
+        <w:rFonts w:ascii="Symbol" w:hAnsi="Symbol" w:cs="Symbol" w:hint="default" w:eastAsia="黑体"/>
       </w:rPr>
     </w:lvl>
     <w:lvl w:ilvl="7">
@@ -3028,7 +3277,7 @@
         <w:ind w:left="5760" w:hanging="360"/>
       </w:pPr>
       <w:rPr>
-        <w:rFonts w:ascii="Courier New" w:hAnsi="Courier New" w:cs="Courier New" w:hint="default"/>
+        <w:rFonts w:ascii="Courier New" w:hAnsi="Courier New" w:cs="Courier New" w:hint="default" w:eastAsia="黑体"/>
       </w:rPr>
     </w:lvl>
     <w:lvl w:ilvl="8">
@@ -3039,7 +3288,7 @@
         <w:ind w:left="6480" w:hanging="360"/>
       </w:pPr>
       <w:rPr>
-        <w:rFonts w:ascii="Wingdings" w:hAnsi="Wingdings" w:cs="Wingdings" w:hint="default"/>
+        <w:rFonts w:ascii="Wingdings" w:hAnsi="Wingdings" w:cs="Wingdings" w:hint="default" w:eastAsia="黑体"/>
       </w:rPr>
     </w:lvl>
   </w:abstractNum>
@@ -3095,11 +3344,11 @@
 </file>
 
 <file path=word/styles.xml><?xml version="1.0" encoding="utf-8"?>
-<w:styles xmlns:mc="http://schemas.openxmlformats.org/markup-compatibility/2006" xmlns:r="http://schemas.openxmlformats.org/officeDocument/2006/relationships" xmlns:w="http://schemas.openxmlformats.org/wordprocessingml/2006/main" xmlns:w14="http://schemas.microsoft.com/office/word/2010/wordml" mc:Ignorable="w14">
+<w:styles xmlns:mc="http://schemas.openxmlformats.org/markup-compatibility/2006" xmlns:w="http://schemas.openxmlformats.org/wordprocessingml/2006/main" xmlns:r="http://schemas.openxmlformats.org/officeDocument/2006/relationships" xmlns:w14="http://schemas.microsoft.com/office/word/2010/wordml" mc:Ignorable="w14">
   <w:docDefaults>
     <w:rPrDefault>
       <w:rPr>
-        <w:rFonts w:asciiTheme="minorHAnsi" w:cstheme="minorBidi" w:eastAsiaTheme="minorEastAsia" w:hAnsiTheme="minorHAnsi"/>
+        <w:rFonts w:asciiTheme="minorHAnsi" w:cstheme="minorBidi" w:hAnsiTheme="minorHAnsi" w:eastAsia="黑体"/>
         <w:sz w:val="22"/>
         <w:szCs w:val="22"/>
         <w:lang w:bidi="ar-SA" w:eastAsia="en-US" w:val="en-US"/>
@@ -3321,7 +3570,7 @@
       <w:outlineLvl w:val="0"/>
     </w:pPr>
     <w:rPr>
-      <w:rFonts w:ascii="Times New Roman" w:asciiTheme="majorHAnsi" w:cstheme="majorBidi" w:eastAsia="黑体" w:eastAsiaTheme="majorEastAsia" w:hAnsi="Times New Roman" w:hAnsiTheme="majorHAnsi"/>
+      <w:rFonts w:ascii="Times New Roman" w:asciiTheme="majorHAnsi" w:cstheme="majorBidi" w:eastAsia="黑体" w:hAnsi="Times New Roman" w:hAnsiTheme="majorHAnsi"/>
       <w:b/>
       <w:bCs/>
       <w:color w:val="1F3864"/>
@@ -3345,7 +3594,7 @@
       <w:outlineLvl w:val="1"/>
     </w:pPr>
     <w:rPr>
-      <w:rFonts w:ascii="Times New Roman" w:asciiTheme="majorHAnsi" w:cstheme="majorBidi" w:eastAsia="黑体" w:eastAsiaTheme="majorEastAsia" w:hAnsi="Times New Roman" w:hAnsiTheme="majorHAnsi"/>
+      <w:rFonts w:ascii="Times New Roman" w:asciiTheme="majorHAnsi" w:cstheme="majorBidi" w:eastAsia="黑体" w:hAnsi="Times New Roman" w:hAnsiTheme="majorHAnsi"/>
       <w:b/>
       <w:bCs/>
       <w:color w:val="2E4E7E"/>
@@ -3369,7 +3618,7 @@
       <w:outlineLvl w:val="2"/>
     </w:pPr>
     <w:rPr>
-      <w:rFonts w:ascii="Times New Roman" w:asciiTheme="majorHAnsi" w:cstheme="majorBidi" w:eastAsia="黑体" w:eastAsiaTheme="majorEastAsia" w:hAnsi="Times New Roman" w:hAnsiTheme="majorHAnsi"/>
+      <w:rFonts w:ascii="Times New Roman" w:asciiTheme="majorHAnsi" w:cstheme="majorBidi" w:eastAsia="黑体" w:hAnsi="Times New Roman" w:hAnsiTheme="majorHAnsi"/>
       <w:b/>
       <w:bCs/>
       <w:color w:val="2E4E7E"/>
@@ -3393,7 +3642,7 @@
       <w:outlineLvl w:val="3"/>
     </w:pPr>
     <w:rPr>
-      <w:rFonts w:ascii="Times New Roman" w:asciiTheme="majorHAnsi" w:cstheme="majorBidi" w:eastAsia="黑体" w:eastAsiaTheme="majorEastAsia" w:hAnsi="Times New Roman" w:hAnsiTheme="majorHAnsi"/>
+      <w:rFonts w:ascii="Times New Roman" w:asciiTheme="majorHAnsi" w:cstheme="majorBidi" w:eastAsia="黑体" w:hAnsi="Times New Roman" w:hAnsiTheme="majorHAnsi"/>
       <w:b/>
       <w:bCs/>
       <w:i/>
@@ -3419,7 +3668,7 @@
       <w:outlineLvl w:val="4"/>
     </w:pPr>
     <w:rPr>
-      <w:rFonts w:ascii="Times New Roman" w:asciiTheme="majorHAnsi" w:cstheme="majorBidi" w:eastAsia="黑体" w:eastAsiaTheme="majorEastAsia" w:hAnsi="Times New Roman" w:hAnsiTheme="majorHAnsi"/>
+      <w:rFonts w:ascii="Times New Roman" w:asciiTheme="majorHAnsi" w:cstheme="majorBidi" w:eastAsia="黑体" w:hAnsi="Times New Roman" w:hAnsiTheme="majorHAnsi"/>
       <w:b/>
       <w:color w:val="333333"/>
       <w:sz w:val="22"/>
@@ -3442,7 +3691,7 @@
       <w:outlineLvl w:val="5"/>
     </w:pPr>
     <w:rPr>
-      <w:rFonts w:asciiTheme="majorHAnsi" w:cstheme="majorBidi" w:eastAsiaTheme="majorEastAsia" w:hAnsiTheme="majorHAnsi"/>
+      <w:rFonts w:asciiTheme="majorHAnsi" w:cstheme="majorBidi" w:hAnsiTheme="majorHAnsi" w:eastAsia="黑体"/>
       <w:i/>
       <w:iCs/>
       <w:color w:themeColor="accent1" w:themeShade="7F" w:val="243F60"/>
@@ -3465,7 +3714,7 @@
       <w:outlineLvl w:val="6"/>
     </w:pPr>
     <w:rPr>
-      <w:rFonts w:asciiTheme="majorHAnsi" w:cstheme="majorBidi" w:eastAsiaTheme="majorEastAsia" w:hAnsiTheme="majorHAnsi"/>
+      <w:rFonts w:asciiTheme="majorHAnsi" w:cstheme="majorBidi" w:hAnsiTheme="majorHAnsi" w:eastAsia="黑体"/>
       <w:i/>
       <w:iCs/>
       <w:color w:themeColor="text1" w:themeTint="BF" w:val="404040"/>
@@ -3488,7 +3737,7 @@
       <w:outlineLvl w:val="7"/>
     </w:pPr>
     <w:rPr>
-      <w:rFonts w:asciiTheme="majorHAnsi" w:cstheme="majorBidi" w:eastAsiaTheme="majorEastAsia" w:hAnsiTheme="majorHAnsi"/>
+      <w:rFonts w:asciiTheme="majorHAnsi" w:cstheme="majorBidi" w:hAnsiTheme="majorHAnsi" w:eastAsia="黑体"/>
       <w:color w:themeColor="accent1" w:val="4F81BD"/>
       <w:sz w:val="20"/>
       <w:szCs w:val="20"/>
@@ -3511,7 +3760,7 @@
       <w:outlineLvl w:val="8"/>
     </w:pPr>
     <w:rPr>
-      <w:rFonts w:asciiTheme="majorHAnsi" w:cstheme="majorBidi" w:eastAsiaTheme="majorEastAsia" w:hAnsiTheme="majorHAnsi"/>
+      <w:rFonts w:asciiTheme="majorHAnsi" w:cstheme="majorBidi" w:hAnsiTheme="majorHAnsi" w:eastAsia="黑体"/>
       <w:i/>
       <w:iCs/>
       <w:color w:themeColor="text1" w:themeTint="BF" w:val="404040"/>
@@ -3562,7 +3811,7 @@
     <w:uiPriority w:val="9"/>
     <w:rsid w:val="00FC693F"/>
     <w:rPr>
-      <w:rFonts w:asciiTheme="majorHAnsi" w:cstheme="majorBidi" w:eastAsiaTheme="majorEastAsia" w:hAnsiTheme="majorHAnsi"/>
+      <w:rFonts w:asciiTheme="majorHAnsi" w:cstheme="majorBidi" w:hAnsiTheme="majorHAnsi" w:eastAsia="黑体"/>
       <w:b/>
       <w:bCs/>
       <w:color w:themeColor="accent1" w:themeShade="BF" w:val="365F91"/>
@@ -3577,7 +3826,7 @@
     <w:uiPriority w:val="9"/>
     <w:rsid w:val="00FC693F"/>
     <w:rPr>
-      <w:rFonts w:asciiTheme="majorHAnsi" w:cstheme="majorBidi" w:eastAsiaTheme="majorEastAsia" w:hAnsiTheme="majorHAnsi"/>
+      <w:rFonts w:asciiTheme="majorHAnsi" w:cstheme="majorBidi" w:hAnsiTheme="majorHAnsi" w:eastAsia="黑体"/>
       <w:b/>
       <w:bCs/>
       <w:color w:themeColor="accent1" w:val="4F81BD"/>
@@ -3592,7 +3841,7 @@
     <w:uiPriority w:val="9"/>
     <w:rsid w:val="00FC693F"/>
     <w:rPr>
-      <w:rFonts w:asciiTheme="majorHAnsi" w:cstheme="majorBidi" w:eastAsiaTheme="majorEastAsia" w:hAnsiTheme="majorHAnsi"/>
+      <w:rFonts w:asciiTheme="majorHAnsi" w:cstheme="majorBidi" w:hAnsiTheme="majorHAnsi" w:eastAsia="黑体"/>
       <w:b/>
       <w:bCs/>
       <w:color w:themeColor="accent1" w:val="4F81BD"/>
@@ -3615,7 +3864,7 @@
       <w:contextualSpacing/>
     </w:pPr>
     <w:rPr>
-      <w:rFonts w:ascii="Times New Roman" w:asciiTheme="majorHAnsi" w:cstheme="majorBidi" w:eastAsia="黑体" w:eastAsiaTheme="majorEastAsia" w:hAnsi="Times New Roman" w:hAnsiTheme="majorHAnsi"/>
+      <w:rFonts w:ascii="Times New Roman" w:asciiTheme="majorHAnsi" w:cstheme="majorBidi" w:eastAsia="黑体" w:hAnsi="Times New Roman" w:hAnsiTheme="majorHAnsi"/>
       <w:b/>
       <w:color w:val="1F3864"/>
       <w:spacing w:val="5"/>
@@ -3631,7 +3880,7 @@
     <w:uiPriority w:val="10"/>
     <w:rsid w:val="00FC693F"/>
     <w:rPr>
-      <w:rFonts w:asciiTheme="majorHAnsi" w:cstheme="majorBidi" w:eastAsiaTheme="majorEastAsia" w:hAnsiTheme="majorHAnsi"/>
+      <w:rFonts w:asciiTheme="majorHAnsi" w:cstheme="majorBidi" w:hAnsiTheme="majorHAnsi" w:eastAsia="黑体"/>
       <w:color w:themeColor="text2" w:themeShade="BF" w:val="17365D"/>
       <w:spacing w:val="5"/>
       <w:kern w:val="28"/>
@@ -3653,7 +3902,7 @@
       </w:numPr>
     </w:pPr>
     <w:rPr>
-      <w:rFonts w:asciiTheme="majorHAnsi" w:cstheme="majorBidi" w:eastAsiaTheme="majorEastAsia" w:hAnsiTheme="majorHAnsi"/>
+      <w:rFonts w:asciiTheme="majorHAnsi" w:cstheme="majorBidi" w:hAnsiTheme="majorHAnsi" w:eastAsia="黑体"/>
       <w:i/>
       <w:iCs/>
       <w:color w:themeColor="accent1" w:val="4F81BD"/>
@@ -3669,7 +3918,7 @@
     <w:uiPriority w:val="11"/>
     <w:rsid w:val="00FC693F"/>
     <w:rPr>
-      <w:rFonts w:asciiTheme="majorHAnsi" w:cstheme="majorBidi" w:eastAsiaTheme="majorEastAsia" w:hAnsiTheme="majorHAnsi"/>
+      <w:rFonts w:asciiTheme="majorHAnsi" w:cstheme="majorBidi" w:hAnsiTheme="majorHAnsi" w:eastAsia="黑体"/>
       <w:i/>
       <w:iCs/>
       <w:color w:themeColor="accent1" w:val="4F81BD"/>
@@ -3736,6 +3985,7 @@
       <w:spacing w:after="120"/>
     </w:pPr>
     <w:rPr>
+      <w:rFonts w:eastAsia="黑体"/>
       <w:sz w:val="16"/>
       <w:szCs w:val="16"/>
     </w:rPr>
@@ -3747,6 +3997,7 @@
     <w:uiPriority w:val="99"/>
     <w:rsid w:val="00AA1D8D"/>
     <w:rPr>
+      <w:rFonts w:eastAsia="黑体"/>
       <w:sz w:val="16"/>
       <w:szCs w:val="16"/>
     </w:rPr>
@@ -3916,7 +4167,7 @@
       </w:tabs>
     </w:pPr>
     <w:rPr>
-      <w:rFonts w:ascii="Courier" w:hAnsi="Courier"/>
+      <w:rFonts w:ascii="Courier" w:hAnsi="Courier" w:eastAsia="黑体"/>
       <w:sz w:val="20"/>
       <w:szCs w:val="20"/>
     </w:rPr>
@@ -3928,7 +4179,7 @@
     <w:uiPriority w:val="99"/>
     <w:rsid w:val="0029639D"/>
     <w:rPr>
-      <w:rFonts w:ascii="Courier" w:hAnsi="Courier"/>
+      <w:rFonts w:ascii="Courier" w:hAnsi="Courier" w:eastAsia="黑体"/>
       <w:sz w:val="20"/>
       <w:szCs w:val="20"/>
     </w:rPr>
@@ -3964,6 +4215,7 @@
     <w:uiPriority w:val="29"/>
     <w:rsid w:val="00FC693F"/>
     <w:rPr>
+      <w:rFonts w:eastAsia="黑体"/>
       <w:i/>
       <w:iCs/>
       <w:color w:themeColor="text1" w:val="000000"/>
@@ -3977,7 +4229,7 @@
     <w:semiHidden/>
     <w:rsid w:val="00FC693F"/>
     <w:rPr>
-      <w:rFonts w:asciiTheme="majorHAnsi" w:cstheme="majorBidi" w:eastAsiaTheme="majorEastAsia" w:hAnsiTheme="majorHAnsi"/>
+      <w:rFonts w:asciiTheme="majorHAnsi" w:cstheme="majorBidi" w:hAnsiTheme="majorHAnsi" w:eastAsia="黑体"/>
       <w:b/>
       <w:bCs/>
       <w:i/>
@@ -3993,7 +4245,7 @@
     <w:semiHidden/>
     <w:rsid w:val="00FC693F"/>
     <w:rPr>
-      <w:rFonts w:asciiTheme="majorHAnsi" w:cstheme="majorBidi" w:eastAsiaTheme="majorEastAsia" w:hAnsiTheme="majorHAnsi"/>
+      <w:rFonts w:asciiTheme="majorHAnsi" w:cstheme="majorBidi" w:hAnsiTheme="majorHAnsi" w:eastAsia="黑体"/>
       <w:color w:themeColor="accent1" w:themeShade="7F" w:val="243F60"/>
     </w:rPr>
   </w:style>
@@ -4005,7 +4257,7 @@
     <w:semiHidden/>
     <w:rsid w:val="00FC693F"/>
     <w:rPr>
-      <w:rFonts w:asciiTheme="majorHAnsi" w:cstheme="majorBidi" w:eastAsiaTheme="majorEastAsia" w:hAnsiTheme="majorHAnsi"/>
+      <w:rFonts w:asciiTheme="majorHAnsi" w:cstheme="majorBidi" w:hAnsiTheme="majorHAnsi" w:eastAsia="黑体"/>
       <w:i/>
       <w:iCs/>
       <w:color w:themeColor="accent1" w:themeShade="7F" w:val="243F60"/>
@@ -4019,7 +4271,7 @@
     <w:semiHidden/>
     <w:rsid w:val="00FC693F"/>
     <w:rPr>
-      <w:rFonts w:asciiTheme="majorHAnsi" w:cstheme="majorBidi" w:eastAsiaTheme="majorEastAsia" w:hAnsiTheme="majorHAnsi"/>
+      <w:rFonts w:asciiTheme="majorHAnsi" w:cstheme="majorBidi" w:hAnsiTheme="majorHAnsi" w:eastAsia="黑体"/>
       <w:i/>
       <w:iCs/>
       <w:color w:themeColor="text1" w:themeTint="BF" w:val="404040"/>
@@ -4033,7 +4285,7 @@
     <w:semiHidden/>
     <w:rsid w:val="00FC693F"/>
     <w:rPr>
-      <w:rFonts w:asciiTheme="majorHAnsi" w:cstheme="majorBidi" w:eastAsiaTheme="majorEastAsia" w:hAnsiTheme="majorHAnsi"/>
+      <w:rFonts w:asciiTheme="majorHAnsi" w:cstheme="majorBidi" w:hAnsiTheme="majorHAnsi" w:eastAsia="黑体"/>
       <w:color w:themeColor="accent1" w:val="4F81BD"/>
       <w:sz w:val="20"/>
       <w:szCs w:val="20"/>
@@ -4047,7 +4299,7 @@
     <w:semiHidden/>
     <w:rsid w:val="00FC693F"/>
     <w:rPr>
-      <w:rFonts w:asciiTheme="majorHAnsi" w:cstheme="majorBidi" w:eastAsiaTheme="majorEastAsia" w:hAnsiTheme="majorHAnsi"/>
+      <w:rFonts w:asciiTheme="majorHAnsi" w:cstheme="majorBidi" w:hAnsiTheme="majorHAnsi" w:eastAsia="黑体"/>
       <w:i/>
       <w:iCs/>
       <w:color w:themeColor="text1" w:themeTint="BF" w:val="404040"/>
@@ -4068,6 +4320,7 @@
       <w:spacing w:line="240" w:lineRule="auto"/>
     </w:pPr>
     <w:rPr>
+      <w:rFonts w:eastAsia="黑体"/>
       <w:b/>
       <w:bCs/>
       <w:color w:themeColor="accent1" w:val="4F81BD"/>
@@ -4082,6 +4335,7 @@
     <w:qFormat/>
     <w:rsid w:val="00FC693F"/>
     <w:rPr>
+      <w:rFonts w:eastAsia="黑体"/>
       <w:b/>
       <w:bCs/>
     </w:rPr>
@@ -4093,6 +4347,7 @@
     <w:qFormat/>
     <w:rsid w:val="00FC693F"/>
     <w:rPr>
+      <w:rFonts w:eastAsia="黑体"/>
       <w:i/>
       <w:iCs/>
     </w:rPr>
@@ -4113,6 +4368,7 @@
       <w:ind w:left="936" w:right="936"/>
     </w:pPr>
     <w:rPr>
+      <w:rFonts w:eastAsia="黑体"/>
       <w:b/>
       <w:bCs/>
       <w:i/>
@@ -4127,6 +4383,7 @@
     <w:uiPriority w:val="30"/>
     <w:rsid w:val="00FC693F"/>
     <w:rPr>
+      <w:rFonts w:eastAsia="黑体"/>
       <w:b/>
       <w:bCs/>
       <w:i/>
@@ -4141,6 +4398,7 @@
     <w:qFormat/>
     <w:rsid w:val="00FC693F"/>
     <w:rPr>
+      <w:rFonts w:eastAsia="黑体"/>
       <w:i/>
       <w:iCs/>
       <w:color w:themeColor="text1" w:themeTint="7F" w:val="808080"/>
@@ -4153,6 +4411,7 @@
     <w:qFormat/>
     <w:rsid w:val="00FC693F"/>
     <w:rPr>
+      <w:rFonts w:eastAsia="黑体"/>
       <w:b/>
       <w:bCs/>
       <w:i/>
@@ -4167,6 +4426,7 @@
     <w:qFormat/>
     <w:rsid w:val="00FC693F"/>
     <w:rPr>
+      <w:rFonts w:eastAsia="黑体"/>
       <w:smallCaps/>
       <w:color w:themeColor="accent2" w:val="C0504D"/>
       <w:u w:val="single"/>
@@ -4179,6 +4439,7 @@
     <w:qFormat/>
     <w:rsid w:val="00FC693F"/>
     <w:rPr>
+      <w:rFonts w:eastAsia="黑体"/>
       <w:b/>
       <w:bCs/>
       <w:smallCaps/>
@@ -4194,6 +4455,7 @@
     <w:qFormat/>
     <w:rsid w:val="00FC693F"/>
     <w:rPr>
+      <w:rFonts w:eastAsia="黑体"/>
       <w:b/>
       <w:bCs/>
       <w:smallCaps/>
@@ -4248,6 +4510,7 @@
       <w:spacing w:after="0" w:line="240" w:lineRule="auto"/>
     </w:pPr>
     <w:rPr>
+      <w:rFonts w:eastAsia="黑体"/>
       <w:color w:themeColor="text1" w:themeShade="BF" w:val="000000"/>
     </w:rPr>
     <w:tblPr>
@@ -4270,6 +4533,7 @@
         <w:spacing w:after="0" w:before="0" w:line="240" w:lineRule="auto"/>
       </w:pPr>
       <w:rPr>
+        <w:rFonts w:eastAsia="黑体"/>
         <w:b/>
         <w:bCs/>
       </w:rPr>
@@ -4290,6 +4554,7 @@
         <w:spacing w:after="0" w:before="0" w:line="240" w:lineRule="auto"/>
       </w:pPr>
       <w:rPr>
+        <w:rFonts w:eastAsia="黑体"/>
         <w:b/>
         <w:bCs/>
       </w:rPr>
@@ -4307,12 +4572,14 @@
     </w:tblStylePr>
     <w:tblStylePr w:type="firstCol">
       <w:rPr>
+        <w:rFonts w:eastAsia="黑体"/>
         <w:b/>
         <w:bCs/>
       </w:rPr>
     </w:tblStylePr>
     <w:tblStylePr w:type="lastCol">
       <w:rPr>
+        <w:rFonts w:eastAsia="黑体"/>
         <w:b/>
         <w:bCs/>
       </w:rPr>
@@ -4351,6 +4618,7 @@
       <w:spacing w:after="0" w:line="240" w:lineRule="auto"/>
     </w:pPr>
     <w:rPr>
+      <w:rFonts w:eastAsia="黑体"/>
       <w:color w:themeColor="accent1" w:themeShade="BF" w:val="365F91"/>
     </w:rPr>
     <w:tblPr>
@@ -4373,6 +4641,7 @@
         <w:spacing w:after="0" w:before="0" w:line="240" w:lineRule="auto"/>
       </w:pPr>
       <w:rPr>
+        <w:rFonts w:eastAsia="黑体"/>
         <w:b/>
         <w:bCs/>
       </w:rPr>
@@ -4393,6 +4662,7 @@
         <w:spacing w:after="0" w:before="0" w:line="240" w:lineRule="auto"/>
       </w:pPr>
       <w:rPr>
+        <w:rFonts w:eastAsia="黑体"/>
         <w:b/>
         <w:bCs/>
       </w:rPr>
@@ -4410,12 +4680,14 @@
     </w:tblStylePr>
     <w:tblStylePr w:type="firstCol">
       <w:rPr>
+        <w:rFonts w:eastAsia="黑体"/>
         <w:b/>
         <w:bCs/>
       </w:rPr>
     </w:tblStylePr>
     <w:tblStylePr w:type="lastCol">
       <w:rPr>
+        <w:rFonts w:eastAsia="黑体"/>
         <w:b/>
         <w:bCs/>
       </w:rPr>
@@ -4454,6 +4726,7 @@
       <w:spacing w:after="0" w:line="240" w:lineRule="auto"/>
     </w:pPr>
     <w:rPr>
+      <w:rFonts w:eastAsia="黑体"/>
       <w:color w:themeColor="accent2" w:themeShade="BF" w:val="943634"/>
     </w:rPr>
     <w:tblPr>
@@ -4476,6 +4749,7 @@
         <w:spacing w:after="0" w:before="0" w:line="240" w:lineRule="auto"/>
       </w:pPr>
       <w:rPr>
+        <w:rFonts w:eastAsia="黑体"/>
         <w:b/>
         <w:bCs/>
       </w:rPr>
@@ -4496,6 +4770,7 @@
         <w:spacing w:after="0" w:before="0" w:line="240" w:lineRule="auto"/>
       </w:pPr>
       <w:rPr>
+        <w:rFonts w:eastAsia="黑体"/>
         <w:b/>
         <w:bCs/>
       </w:rPr>
@@ -4513,12 +4788,14 @@
     </w:tblStylePr>
     <w:tblStylePr w:type="firstCol">
       <w:rPr>
+        <w:rFonts w:eastAsia="黑体"/>
         <w:b/>
         <w:bCs/>
       </w:rPr>
     </w:tblStylePr>
     <w:tblStylePr w:type="lastCol">
       <w:rPr>
+        <w:rFonts w:eastAsia="黑体"/>
         <w:b/>
         <w:bCs/>
       </w:rPr>
@@ -4557,6 +4834,7 @@
       <w:spacing w:after="0" w:line="240" w:lineRule="auto"/>
     </w:pPr>
     <w:rPr>
+      <w:rFonts w:eastAsia="黑体"/>
       <w:color w:themeColor="accent3" w:themeShade="BF" w:val="76923C"/>
     </w:rPr>
     <w:tblPr>
@@ -4579,6 +4857,7 @@
         <w:spacing w:after="0" w:before="0" w:line="240" w:lineRule="auto"/>
       </w:pPr>
       <w:rPr>
+        <w:rFonts w:eastAsia="黑体"/>
         <w:b/>
         <w:bCs/>
       </w:rPr>
@@ -4599,6 +4878,7 @@
         <w:spacing w:after="0" w:before="0" w:line="240" w:lineRule="auto"/>
       </w:pPr>
       <w:rPr>
+        <w:rFonts w:eastAsia="黑体"/>
         <w:b/>
         <w:bCs/>
       </w:rPr>
@@ -4616,12 +4896,14 @@
     </w:tblStylePr>
     <w:tblStylePr w:type="firstCol">
       <w:rPr>
+        <w:rFonts w:eastAsia="黑体"/>
         <w:b/>
         <w:bCs/>
       </w:rPr>
     </w:tblStylePr>
     <w:tblStylePr w:type="lastCol">
       <w:rPr>
+        <w:rFonts w:eastAsia="黑体"/>
         <w:b/>
         <w:bCs/>
       </w:rPr>
@@ -4660,6 +4942,7 @@
       <w:spacing w:after="0" w:line="240" w:lineRule="auto"/>
     </w:pPr>
     <w:rPr>
+      <w:rFonts w:eastAsia="黑体"/>
       <w:color w:themeColor="accent4" w:themeShade="BF" w:val="5F497A"/>
     </w:rPr>
     <w:tblPr>
@@ -4682,6 +4965,7 @@
         <w:spacing w:after="0" w:before="0" w:line="240" w:lineRule="auto"/>
       </w:pPr>
       <w:rPr>
+        <w:rFonts w:eastAsia="黑体"/>
         <w:b/>
         <w:bCs/>
       </w:rPr>
@@ -4702,6 +4986,7 @@
         <w:spacing w:after="0" w:before="0" w:line="240" w:lineRule="auto"/>
       </w:pPr>
       <w:rPr>
+        <w:rFonts w:eastAsia="黑体"/>
         <w:b/>
         <w:bCs/>
       </w:rPr>
@@ -4719,12 +5004,14 @@
     </w:tblStylePr>
     <w:tblStylePr w:type="firstCol">
       <w:rPr>
+        <w:rFonts w:eastAsia="黑体"/>
         <w:b/>
         <w:bCs/>
       </w:rPr>
     </w:tblStylePr>
     <w:tblStylePr w:type="lastCol">
       <w:rPr>
+        <w:rFonts w:eastAsia="黑体"/>
         <w:b/>
         <w:bCs/>
       </w:rPr>
@@ -4763,6 +5050,7 @@
       <w:spacing w:after="0" w:line="240" w:lineRule="auto"/>
     </w:pPr>
     <w:rPr>
+      <w:rFonts w:eastAsia="黑体"/>
       <w:color w:themeColor="accent5" w:themeShade="BF" w:val="31849B"/>
     </w:rPr>
     <w:tblPr>
@@ -4785,6 +5073,7 @@
         <w:spacing w:after="0" w:before="0" w:line="240" w:lineRule="auto"/>
       </w:pPr>
       <w:rPr>
+        <w:rFonts w:eastAsia="黑体"/>
         <w:b/>
         <w:bCs/>
       </w:rPr>
@@ -4805,6 +5094,7 @@
         <w:spacing w:after="0" w:before="0" w:line="240" w:lineRule="auto"/>
       </w:pPr>
       <w:rPr>
+        <w:rFonts w:eastAsia="黑体"/>
         <w:b/>
         <w:bCs/>
       </w:rPr>
@@ -4822,12 +5112,14 @@
     </w:tblStylePr>
     <w:tblStylePr w:type="firstCol">
       <w:rPr>
+        <w:rFonts w:eastAsia="黑体"/>
         <w:b/>
         <w:bCs/>
       </w:rPr>
     </w:tblStylePr>
     <w:tblStylePr w:type="lastCol">
       <w:rPr>
+        <w:rFonts w:eastAsia="黑体"/>
         <w:b/>
         <w:bCs/>
       </w:rPr>
@@ -4866,6 +5158,7 @@
       <w:spacing w:after="0" w:line="240" w:lineRule="auto"/>
     </w:pPr>
     <w:rPr>
+      <w:rFonts w:eastAsia="黑体"/>
       <w:color w:themeColor="accent6" w:themeShade="BF" w:val="E36C0A"/>
     </w:rPr>
     <w:tblPr>
@@ -4888,6 +5181,7 @@
         <w:spacing w:after="0" w:before="0" w:line="240" w:lineRule="auto"/>
       </w:pPr>
       <w:rPr>
+        <w:rFonts w:eastAsia="黑体"/>
         <w:b/>
         <w:bCs/>
       </w:rPr>
@@ -4908,6 +5202,7 @@
         <w:spacing w:after="0" w:before="0" w:line="240" w:lineRule="auto"/>
       </w:pPr>
       <w:rPr>
+        <w:rFonts w:eastAsia="黑体"/>
         <w:b/>
         <w:bCs/>
       </w:rPr>
@@ -4925,12 +5220,14 @@
     </w:tblStylePr>
     <w:tblStylePr w:type="firstCol">
       <w:rPr>
+        <w:rFonts w:eastAsia="黑体"/>
         <w:b/>
         <w:bCs/>
       </w:rPr>
     </w:tblStylePr>
     <w:tblStylePr w:type="lastCol">
       <w:rPr>
+        <w:rFonts w:eastAsia="黑体"/>
         <w:b/>
         <w:bCs/>
       </w:rPr>
@@ -4990,6 +5287,7 @@
         <w:spacing w:after="0" w:before="0" w:line="240" w:lineRule="auto"/>
       </w:pPr>
       <w:rPr>
+        <w:rFonts w:eastAsia="黑体"/>
         <w:b/>
         <w:bCs/>
         <w:color w:themeColor="background1" w:val="FFFFFF"/>
@@ -5004,6 +5302,7 @@
         <w:spacing w:after="0" w:before="0" w:line="240" w:lineRule="auto"/>
       </w:pPr>
       <w:rPr>
+        <w:rFonts w:eastAsia="黑体"/>
         <w:b/>
         <w:bCs/>
       </w:rPr>
@@ -5019,12 +5318,14 @@
     </w:tblStylePr>
     <w:tblStylePr w:type="firstCol">
       <w:rPr>
+        <w:rFonts w:eastAsia="黑体"/>
         <w:b/>
         <w:bCs/>
       </w:rPr>
     </w:tblStylePr>
     <w:tblStylePr w:type="lastCol">
       <w:rPr>
+        <w:rFonts w:eastAsia="黑体"/>
         <w:b/>
         <w:bCs/>
       </w:rPr>
@@ -5082,6 +5383,7 @@
         <w:spacing w:after="0" w:before="0" w:line="240" w:lineRule="auto"/>
       </w:pPr>
       <w:rPr>
+        <w:rFonts w:eastAsia="黑体"/>
         <w:b/>
         <w:bCs/>
         <w:color w:themeColor="background1" w:val="FFFFFF"/>
@@ -5096,6 +5398,7 @@
         <w:spacing w:after="0" w:before="0" w:line="240" w:lineRule="auto"/>
       </w:pPr>
       <w:rPr>
+        <w:rFonts w:eastAsia="黑体"/>
         <w:b/>
         <w:bCs/>
       </w:rPr>
@@ -5111,12 +5414,14 @@
     </w:tblStylePr>
     <w:tblStylePr w:type="firstCol">
       <w:rPr>
+        <w:rFonts w:eastAsia="黑体"/>
         <w:b/>
         <w:bCs/>
       </w:rPr>
     </w:tblStylePr>
     <w:tblStylePr w:type="lastCol">
       <w:rPr>
+        <w:rFonts w:eastAsia="黑体"/>
         <w:b/>
         <w:bCs/>
       </w:rPr>
@@ -5174,6 +5479,7 @@
         <w:spacing w:after="0" w:before="0" w:line="240" w:lineRule="auto"/>
       </w:pPr>
       <w:rPr>
+        <w:rFonts w:eastAsia="黑体"/>
         <w:b/>
         <w:bCs/>
         <w:color w:themeColor="background1" w:val="FFFFFF"/>
@@ -5188,6 +5494,7 @@
         <w:spacing w:after="0" w:before="0" w:line="240" w:lineRule="auto"/>
       </w:pPr>
       <w:rPr>
+        <w:rFonts w:eastAsia="黑体"/>
         <w:b/>
         <w:bCs/>
       </w:rPr>
@@ -5203,12 +5510,14 @@
     </w:tblStylePr>
     <w:tblStylePr w:type="firstCol">
       <w:rPr>
+        <w:rFonts w:eastAsia="黑体"/>
         <w:b/>
         <w:bCs/>
       </w:rPr>
     </w:tblStylePr>
     <w:tblStylePr w:type="lastCol">
       <w:rPr>
+        <w:rFonts w:eastAsia="黑体"/>
         <w:b/>
         <w:bCs/>
       </w:rPr>
@@ -5266,6 +5575,7 @@
         <w:spacing w:after="0" w:before="0" w:line="240" w:lineRule="auto"/>
       </w:pPr>
       <w:rPr>
+        <w:rFonts w:eastAsia="黑体"/>
         <w:b/>
         <w:bCs/>
         <w:color w:themeColor="background1" w:val="FFFFFF"/>
@@ -5280,6 +5590,7 @@
         <w:spacing w:after="0" w:before="0" w:line="240" w:lineRule="auto"/>
       </w:pPr>
       <w:rPr>
+        <w:rFonts w:eastAsia="黑体"/>
         <w:b/>
         <w:bCs/>
       </w:rPr>
@@ -5295,12 +5606,14 @@
     </w:tblStylePr>
     <w:tblStylePr w:type="firstCol">
       <w:rPr>
+        <w:rFonts w:eastAsia="黑体"/>
         <w:b/>
         <w:bCs/>
       </w:rPr>
     </w:tblStylePr>
     <w:tblStylePr w:type="lastCol">
       <w:rPr>
+        <w:rFonts w:eastAsia="黑体"/>
         <w:b/>
         <w:bCs/>
       </w:rPr>
@@ -5358,6 +5671,7 @@
         <w:spacing w:after="0" w:before="0" w:line="240" w:lineRule="auto"/>
       </w:pPr>
       <w:rPr>
+        <w:rFonts w:eastAsia="黑体"/>
         <w:b/>
         <w:bCs/>
         <w:color w:themeColor="background1" w:val="FFFFFF"/>
@@ -5372,6 +5686,7 @@
         <w:spacing w:after="0" w:before="0" w:line="240" w:lineRule="auto"/>
       </w:pPr>
       <w:rPr>
+        <w:rFonts w:eastAsia="黑体"/>
         <w:b/>
         <w:bCs/>
       </w:rPr>
@@ -5387,12 +5702,14 @@
     </w:tblStylePr>
     <w:tblStylePr w:type="firstCol">
       <w:rPr>
+        <w:rFonts w:eastAsia="黑体"/>
         <w:b/>
         <w:bCs/>
       </w:rPr>
     </w:tblStylePr>
     <w:tblStylePr w:type="lastCol">
       <w:rPr>
+        <w:rFonts w:eastAsia="黑体"/>
         <w:b/>
         <w:bCs/>
       </w:rPr>
@@ -5450,6 +5767,7 @@
         <w:spacing w:after="0" w:before="0" w:line="240" w:lineRule="auto"/>
       </w:pPr>
       <w:rPr>
+        <w:rFonts w:eastAsia="黑体"/>
         <w:b/>
         <w:bCs/>
         <w:color w:themeColor="background1" w:val="FFFFFF"/>
@@ -5464,6 +5782,7 @@
         <w:spacing w:after="0" w:before="0" w:line="240" w:lineRule="auto"/>
       </w:pPr>
       <w:rPr>
+        <w:rFonts w:eastAsia="黑体"/>
         <w:b/>
         <w:bCs/>
       </w:rPr>
@@ -5479,12 +5798,14 @@
     </w:tblStylePr>
     <w:tblStylePr w:type="firstCol">
       <w:rPr>
+        <w:rFonts w:eastAsia="黑体"/>
         <w:b/>
         <w:bCs/>
       </w:rPr>
     </w:tblStylePr>
     <w:tblStylePr w:type="lastCol">
       <w:rPr>
+        <w:rFonts w:eastAsia="黑体"/>
         <w:b/>
         <w:bCs/>
       </w:rPr>
@@ -5542,6 +5863,7 @@
         <w:spacing w:after="0" w:before="0" w:line="240" w:lineRule="auto"/>
       </w:pPr>
       <w:rPr>
+        <w:rFonts w:eastAsia="黑体"/>
         <w:b/>
         <w:bCs/>
         <w:color w:themeColor="background1" w:val="FFFFFF"/>
@@ -5556,6 +5878,7 @@
         <w:spacing w:after="0" w:before="0" w:line="240" w:lineRule="auto"/>
       </w:pPr>
       <w:rPr>
+        <w:rFonts w:eastAsia="黑体"/>
         <w:b/>
         <w:bCs/>
       </w:rPr>
@@ -5571,12 +5894,14 @@
     </w:tblStylePr>
     <w:tblStylePr w:type="firstCol">
       <w:rPr>
+        <w:rFonts w:eastAsia="黑体"/>
         <w:b/>
         <w:bCs/>
       </w:rPr>
     </w:tblStylePr>
     <w:tblStylePr w:type="lastCol">
       <w:rPr>
+        <w:rFonts w:eastAsia="黑体"/>
         <w:b/>
         <w:bCs/>
       </w:rPr>
@@ -5636,7 +5961,7 @@
         <w:spacing w:after="0" w:before="0" w:line="240" w:lineRule="auto"/>
       </w:pPr>
       <w:rPr>
-        <w:rFonts w:asciiTheme="majorHAnsi" w:cstheme="majorBidi" w:eastAsiaTheme="majorEastAsia" w:hAnsiTheme="majorHAnsi"/>
+        <w:rFonts w:asciiTheme="majorHAnsi" w:cstheme="majorBidi" w:hAnsiTheme="majorHAnsi" w:eastAsia="黑体"/>
         <w:b/>
         <w:bCs/>
       </w:rPr>
@@ -5657,7 +5982,7 @@
         <w:spacing w:after="0" w:before="0" w:line="240" w:lineRule="auto"/>
       </w:pPr>
       <w:rPr>
-        <w:rFonts w:asciiTheme="majorHAnsi" w:cstheme="majorBidi" w:eastAsiaTheme="majorEastAsia" w:hAnsiTheme="majorHAnsi"/>
+        <w:rFonts w:asciiTheme="majorHAnsi" w:cstheme="majorBidi" w:hAnsiTheme="majorHAnsi" w:eastAsia="黑体"/>
         <w:b/>
         <w:bCs/>
       </w:rPr>
@@ -5675,14 +6000,14 @@
     </w:tblStylePr>
     <w:tblStylePr w:type="firstCol">
       <w:rPr>
-        <w:rFonts w:asciiTheme="majorHAnsi" w:cstheme="majorBidi" w:eastAsiaTheme="majorEastAsia" w:hAnsiTheme="majorHAnsi"/>
+        <w:rFonts w:asciiTheme="majorHAnsi" w:cstheme="majorBidi" w:hAnsiTheme="majorHAnsi" w:eastAsia="黑体"/>
         <w:b/>
         <w:bCs/>
       </w:rPr>
     </w:tblStylePr>
     <w:tblStylePr w:type="lastCol">
       <w:rPr>
-        <w:rFonts w:asciiTheme="majorHAnsi" w:cstheme="majorBidi" w:eastAsiaTheme="majorEastAsia" w:hAnsiTheme="majorHAnsi"/>
+        <w:rFonts w:asciiTheme="majorHAnsi" w:cstheme="majorBidi" w:hAnsiTheme="majorHAnsi" w:eastAsia="黑体"/>
         <w:b/>
         <w:bCs/>
       </w:rPr>
@@ -5766,7 +6091,7 @@
         <w:spacing w:after="0" w:before="0" w:line="240" w:lineRule="auto"/>
       </w:pPr>
       <w:rPr>
-        <w:rFonts w:asciiTheme="majorHAnsi" w:cstheme="majorBidi" w:eastAsiaTheme="majorEastAsia" w:hAnsiTheme="majorHAnsi"/>
+        <w:rFonts w:asciiTheme="majorHAnsi" w:cstheme="majorBidi" w:hAnsiTheme="majorHAnsi" w:eastAsia="黑体"/>
         <w:b/>
         <w:bCs/>
       </w:rPr>
@@ -5787,7 +6112,7 @@
         <w:spacing w:after="0" w:before="0" w:line="240" w:lineRule="auto"/>
       </w:pPr>
       <w:rPr>
-        <w:rFonts w:asciiTheme="majorHAnsi" w:cstheme="majorBidi" w:eastAsiaTheme="majorEastAsia" w:hAnsiTheme="majorHAnsi"/>
+        <w:rFonts w:asciiTheme="majorHAnsi" w:cstheme="majorBidi" w:hAnsiTheme="majorHAnsi" w:eastAsia="黑体"/>
         <w:b/>
         <w:bCs/>
       </w:rPr>
@@ -5805,14 +6130,14 @@
     </w:tblStylePr>
     <w:tblStylePr w:type="firstCol">
       <w:rPr>
-        <w:rFonts w:asciiTheme="majorHAnsi" w:cstheme="majorBidi" w:eastAsiaTheme="majorEastAsia" w:hAnsiTheme="majorHAnsi"/>
+        <w:rFonts w:asciiTheme="majorHAnsi" w:cstheme="majorBidi" w:hAnsiTheme="majorHAnsi" w:eastAsia="黑体"/>
         <w:b/>
         <w:bCs/>
       </w:rPr>
     </w:tblStylePr>
     <w:tblStylePr w:type="lastCol">
       <w:rPr>
-        <w:rFonts w:asciiTheme="majorHAnsi" w:cstheme="majorBidi" w:eastAsiaTheme="majorEastAsia" w:hAnsiTheme="majorHAnsi"/>
+        <w:rFonts w:asciiTheme="majorHAnsi" w:cstheme="majorBidi" w:hAnsiTheme="majorHAnsi" w:eastAsia="黑体"/>
         <w:b/>
         <w:bCs/>
       </w:rPr>
@@ -5896,7 +6221,7 @@
         <w:spacing w:after="0" w:before="0" w:line="240" w:lineRule="auto"/>
       </w:pPr>
       <w:rPr>
-        <w:rFonts w:asciiTheme="majorHAnsi" w:cstheme="majorBidi" w:eastAsiaTheme="majorEastAsia" w:hAnsiTheme="majorHAnsi"/>
+        <w:rFonts w:asciiTheme="majorHAnsi" w:cstheme="majorBidi" w:hAnsiTheme="majorHAnsi" w:eastAsia="黑体"/>
         <w:b/>
         <w:bCs/>
       </w:rPr>
@@ -5917,7 +6242,7 @@
         <w:spacing w:after="0" w:before="0" w:line="240" w:lineRule="auto"/>
       </w:pPr>
       <w:rPr>
-        <w:rFonts w:asciiTheme="majorHAnsi" w:cstheme="majorBidi" w:eastAsiaTheme="majorEastAsia" w:hAnsiTheme="majorHAnsi"/>
+        <w:rFonts w:asciiTheme="majorHAnsi" w:cstheme="majorBidi" w:hAnsiTheme="majorHAnsi" w:eastAsia="黑体"/>
         <w:b/>
         <w:bCs/>
       </w:rPr>
@@ -5935,14 +6260,14 @@
     </w:tblStylePr>
     <w:tblStylePr w:type="firstCol">
       <w:rPr>
-        <w:rFonts w:asciiTheme="majorHAnsi" w:cstheme="majorBidi" w:eastAsiaTheme="majorEastAsia" w:hAnsiTheme="majorHAnsi"/>
+        <w:rFonts w:asciiTheme="majorHAnsi" w:cstheme="majorBidi" w:hAnsiTheme="majorHAnsi" w:eastAsia="黑体"/>
         <w:b/>
         <w:bCs/>
       </w:rPr>
     </w:tblStylePr>
     <w:tblStylePr w:type="lastCol">
       <w:rPr>
-        <w:rFonts w:asciiTheme="majorHAnsi" w:cstheme="majorBidi" w:eastAsiaTheme="majorEastAsia" w:hAnsiTheme="majorHAnsi"/>
+        <w:rFonts w:asciiTheme="majorHAnsi" w:cstheme="majorBidi" w:hAnsiTheme="majorHAnsi" w:eastAsia="黑体"/>
         <w:b/>
         <w:bCs/>
       </w:rPr>
@@ -6026,7 +6351,7 @@
         <w:spacing w:after="0" w:before="0" w:line="240" w:lineRule="auto"/>
       </w:pPr>
       <w:rPr>
-        <w:rFonts w:asciiTheme="majorHAnsi" w:cstheme="majorBidi" w:eastAsiaTheme="majorEastAsia" w:hAnsiTheme="majorHAnsi"/>
+        <w:rFonts w:asciiTheme="majorHAnsi" w:cstheme="majorBidi" w:hAnsiTheme="majorHAnsi" w:eastAsia="黑体"/>
         <w:b/>
         <w:bCs/>
       </w:rPr>
@@ -6047,7 +6372,7 @@
         <w:spacing w:after="0" w:before="0" w:line="240" w:lineRule="auto"/>
       </w:pPr>
       <w:rPr>
-        <w:rFonts w:asciiTheme="majorHAnsi" w:cstheme="majorBidi" w:eastAsiaTheme="majorEastAsia" w:hAnsiTheme="majorHAnsi"/>
+        <w:rFonts w:asciiTheme="majorHAnsi" w:cstheme="majorBidi" w:hAnsiTheme="majorHAnsi" w:eastAsia="黑体"/>
         <w:b/>
         <w:bCs/>
       </w:rPr>
@@ -6065,14 +6390,14 @@
     </w:tblStylePr>
     <w:tblStylePr w:type="firstCol">
       <w:rPr>
-        <w:rFonts w:asciiTheme="majorHAnsi" w:cstheme="majorBidi" w:eastAsiaTheme="majorEastAsia" w:hAnsiTheme="majorHAnsi"/>
+        <w:rFonts w:asciiTheme="majorHAnsi" w:cstheme="majorBidi" w:hAnsiTheme="majorHAnsi" w:eastAsia="黑体"/>
         <w:b/>
         <w:bCs/>
       </w:rPr>
     </w:tblStylePr>
     <w:tblStylePr w:type="lastCol">
       <w:rPr>
-        <w:rFonts w:asciiTheme="majorHAnsi" w:cstheme="majorBidi" w:eastAsiaTheme="majorEastAsia" w:hAnsiTheme="majorHAnsi"/>
+        <w:rFonts w:asciiTheme="majorHAnsi" w:cstheme="majorBidi" w:hAnsiTheme="majorHAnsi" w:eastAsia="黑体"/>
         <w:b/>
         <w:bCs/>
       </w:rPr>
@@ -6156,7 +6481,7 @@
         <w:spacing w:after="0" w:before="0" w:line="240" w:lineRule="auto"/>
       </w:pPr>
       <w:rPr>
-        <w:rFonts w:asciiTheme="majorHAnsi" w:cstheme="majorBidi" w:eastAsiaTheme="majorEastAsia" w:hAnsiTheme="majorHAnsi"/>
+        <w:rFonts w:asciiTheme="majorHAnsi" w:cstheme="majorBidi" w:hAnsiTheme="majorHAnsi" w:eastAsia="黑体"/>
         <w:b/>
         <w:bCs/>
       </w:rPr>
@@ -6177,7 +6502,7 @@
         <w:spacing w:after="0" w:before="0" w:line="240" w:lineRule="auto"/>
       </w:pPr>
       <w:rPr>
-        <w:rFonts w:asciiTheme="majorHAnsi" w:cstheme="majorBidi" w:eastAsiaTheme="majorEastAsia" w:hAnsiTheme="majorHAnsi"/>
+        <w:rFonts w:asciiTheme="majorHAnsi" w:cstheme="majorBidi" w:hAnsiTheme="majorHAnsi" w:eastAsia="黑体"/>
         <w:b/>
         <w:bCs/>
       </w:rPr>
@@ -6195,14 +6520,14 @@
     </w:tblStylePr>
     <w:tblStylePr w:type="firstCol">
       <w:rPr>
-        <w:rFonts w:asciiTheme="majorHAnsi" w:cstheme="majorBidi" w:eastAsiaTheme="majorEastAsia" w:hAnsiTheme="majorHAnsi"/>
+        <w:rFonts w:asciiTheme="majorHAnsi" w:cstheme="majorBidi" w:hAnsiTheme="majorHAnsi" w:eastAsia="黑体"/>
         <w:b/>
         <w:bCs/>
       </w:rPr>
     </w:tblStylePr>
     <w:tblStylePr w:type="lastCol">
       <w:rPr>
-        <w:rFonts w:asciiTheme="majorHAnsi" w:cstheme="majorBidi" w:eastAsiaTheme="majorEastAsia" w:hAnsiTheme="majorHAnsi"/>
+        <w:rFonts w:asciiTheme="majorHAnsi" w:cstheme="majorBidi" w:hAnsiTheme="majorHAnsi" w:eastAsia="黑体"/>
         <w:b/>
         <w:bCs/>
       </w:rPr>
@@ -6286,7 +6611,7 @@
         <w:spacing w:after="0" w:before="0" w:line="240" w:lineRule="auto"/>
       </w:pPr>
       <w:rPr>
-        <w:rFonts w:asciiTheme="majorHAnsi" w:cstheme="majorBidi" w:eastAsiaTheme="majorEastAsia" w:hAnsiTheme="majorHAnsi"/>
+        <w:rFonts w:asciiTheme="majorHAnsi" w:cstheme="majorBidi" w:hAnsiTheme="majorHAnsi" w:eastAsia="黑体"/>
         <w:b/>
         <w:bCs/>
       </w:rPr>
@@ -6307,7 +6632,7 @@
         <w:spacing w:after="0" w:before="0" w:line="240" w:lineRule="auto"/>
       </w:pPr>
       <w:rPr>
-        <w:rFonts w:asciiTheme="majorHAnsi" w:cstheme="majorBidi" w:eastAsiaTheme="majorEastAsia" w:hAnsiTheme="majorHAnsi"/>
+        <w:rFonts w:asciiTheme="majorHAnsi" w:cstheme="majorBidi" w:hAnsiTheme="majorHAnsi" w:eastAsia="黑体"/>
         <w:b/>
         <w:bCs/>
       </w:rPr>
@@ -6325,14 +6650,14 @@
     </w:tblStylePr>
     <w:tblStylePr w:type="firstCol">
       <w:rPr>
-        <w:rFonts w:asciiTheme="majorHAnsi" w:cstheme="majorBidi" w:eastAsiaTheme="majorEastAsia" w:hAnsiTheme="majorHAnsi"/>
+        <w:rFonts w:asciiTheme="majorHAnsi" w:cstheme="majorBidi" w:hAnsiTheme="majorHAnsi" w:eastAsia="黑体"/>
         <w:b/>
         <w:bCs/>
       </w:rPr>
     </w:tblStylePr>
     <w:tblStylePr w:type="lastCol">
       <w:rPr>
-        <w:rFonts w:asciiTheme="majorHAnsi" w:cstheme="majorBidi" w:eastAsiaTheme="majorEastAsia" w:hAnsiTheme="majorHAnsi"/>
+        <w:rFonts w:asciiTheme="majorHAnsi" w:cstheme="majorBidi" w:hAnsiTheme="majorHAnsi" w:eastAsia="黑体"/>
         <w:b/>
         <w:bCs/>
       </w:rPr>
@@ -6416,7 +6741,7 @@
         <w:spacing w:after="0" w:before="0" w:line="240" w:lineRule="auto"/>
       </w:pPr>
       <w:rPr>
-        <w:rFonts w:asciiTheme="majorHAnsi" w:cstheme="majorBidi" w:eastAsiaTheme="majorEastAsia" w:hAnsiTheme="majorHAnsi"/>
+        <w:rFonts w:asciiTheme="majorHAnsi" w:cstheme="majorBidi" w:hAnsiTheme="majorHAnsi" w:eastAsia="黑体"/>
         <w:b/>
         <w:bCs/>
       </w:rPr>
@@ -6437,7 +6762,7 @@
         <w:spacing w:after="0" w:before="0" w:line="240" w:lineRule="auto"/>
       </w:pPr>
       <w:rPr>
-        <w:rFonts w:asciiTheme="majorHAnsi" w:cstheme="majorBidi" w:eastAsiaTheme="majorEastAsia" w:hAnsiTheme="majorHAnsi"/>
+        <w:rFonts w:asciiTheme="majorHAnsi" w:cstheme="majorBidi" w:hAnsiTheme="majorHAnsi" w:eastAsia="黑体"/>
         <w:b/>
         <w:bCs/>
       </w:rPr>
@@ -6455,14 +6780,14 @@
     </w:tblStylePr>
     <w:tblStylePr w:type="firstCol">
       <w:rPr>
-        <w:rFonts w:asciiTheme="majorHAnsi" w:cstheme="majorBidi" w:eastAsiaTheme="majorEastAsia" w:hAnsiTheme="majorHAnsi"/>
+        <w:rFonts w:asciiTheme="majorHAnsi" w:cstheme="majorBidi" w:hAnsiTheme="majorHAnsi" w:eastAsia="黑体"/>
         <w:b/>
         <w:bCs/>
       </w:rPr>
     </w:tblStylePr>
     <w:tblStylePr w:type="lastCol">
       <w:rPr>
-        <w:rFonts w:asciiTheme="majorHAnsi" w:cstheme="majorBidi" w:eastAsiaTheme="majorEastAsia" w:hAnsiTheme="majorHAnsi"/>
+        <w:rFonts w:asciiTheme="majorHAnsi" w:cstheme="majorBidi" w:hAnsiTheme="majorHAnsi" w:eastAsia="黑体"/>
         <w:b/>
         <w:bCs/>
       </w:rPr>
@@ -6545,6 +6870,7 @@
         <w:spacing w:after="0" w:before="0" w:line="240" w:lineRule="auto"/>
       </w:pPr>
       <w:rPr>
+        <w:rFonts w:eastAsia="黑体"/>
         <w:b/>
         <w:bCs/>
         <w:color w:themeColor="background1" w:val="FFFFFF"/>
@@ -6567,6 +6893,7 @@
         <w:spacing w:after="0" w:before="0" w:line="240" w:lineRule="auto"/>
       </w:pPr>
       <w:rPr>
+        <w:rFonts w:eastAsia="黑体"/>
         <w:b/>
         <w:bCs/>
       </w:rPr>
@@ -6584,12 +6911,14 @@
     </w:tblStylePr>
     <w:tblStylePr w:type="firstCol">
       <w:rPr>
+        <w:rFonts w:eastAsia="黑体"/>
         <w:b/>
         <w:bCs/>
       </w:rPr>
     </w:tblStylePr>
     <w:tblStylePr w:type="lastCol">
       <w:rPr>
+        <w:rFonts w:eastAsia="黑体"/>
         <w:b/>
         <w:bCs/>
       </w:rPr>
@@ -6651,6 +6980,7 @@
         <w:spacing w:after="0" w:before="0" w:line="240" w:lineRule="auto"/>
       </w:pPr>
       <w:rPr>
+        <w:rFonts w:eastAsia="黑体"/>
         <w:b/>
         <w:bCs/>
         <w:color w:themeColor="background1" w:val="FFFFFF"/>
@@ -6673,6 +7003,7 @@
         <w:spacing w:after="0" w:before="0" w:line="240" w:lineRule="auto"/>
       </w:pPr>
       <w:rPr>
+        <w:rFonts w:eastAsia="黑体"/>
         <w:b/>
         <w:bCs/>
       </w:rPr>
@@ -6690,12 +7021,14 @@
     </w:tblStylePr>
     <w:tblStylePr w:type="firstCol">
       <w:rPr>
+        <w:rFonts w:eastAsia="黑体"/>
         <w:b/>
         <w:bCs/>
       </w:rPr>
     </w:tblStylePr>
     <w:tblStylePr w:type="lastCol">
       <w:rPr>
+        <w:rFonts w:eastAsia="黑体"/>
         <w:b/>
         <w:bCs/>
       </w:rPr>
@@ -6757,6 +7090,7 @@
         <w:spacing w:after="0" w:before="0" w:line="240" w:lineRule="auto"/>
       </w:pPr>
       <w:rPr>
+        <w:rFonts w:eastAsia="黑体"/>
         <w:b/>
         <w:bCs/>
         <w:color w:themeColor="background1" w:val="FFFFFF"/>
@@ -6779,6 +7113,7 @@
         <w:spacing w:after="0" w:before="0" w:line="240" w:lineRule="auto"/>
       </w:pPr>
       <w:rPr>
+        <w:rFonts w:eastAsia="黑体"/>
         <w:b/>
         <w:bCs/>
       </w:rPr>
@@ -6796,12 +7131,14 @@
     </w:tblStylePr>
     <w:tblStylePr w:type="firstCol">
       <w:rPr>
+        <w:rFonts w:eastAsia="黑体"/>
         <w:b/>
         <w:bCs/>
       </w:rPr>
     </w:tblStylePr>
     <w:tblStylePr w:type="lastCol">
       <w:rPr>
+        <w:rFonts w:eastAsia="黑体"/>
         <w:b/>
         <w:bCs/>
       </w:rPr>
@@ -6863,6 +7200,7 @@
         <w:spacing w:after="0" w:before="0" w:line="240" w:lineRule="auto"/>
       </w:pPr>
       <w:rPr>
+        <w:rFonts w:eastAsia="黑体"/>
         <w:b/>
         <w:bCs/>
         <w:color w:themeColor="background1" w:val="FFFFFF"/>
@@ -6885,6 +7223,7 @@
         <w:spacing w:after="0" w:before="0" w:line="240" w:lineRule="auto"/>
       </w:pPr>
       <w:rPr>
+        <w:rFonts w:eastAsia="黑体"/>
         <w:b/>
         <w:bCs/>
       </w:rPr>
@@ -6902,12 +7241,14 @@
     </w:tblStylePr>
     <w:tblStylePr w:type="firstCol">
       <w:rPr>
+        <w:rFonts w:eastAsia="黑体"/>
         <w:b/>
         <w:bCs/>
       </w:rPr>
     </w:tblStylePr>
     <w:tblStylePr w:type="lastCol">
       <w:rPr>
+        <w:rFonts w:eastAsia="黑体"/>
         <w:b/>
         <w:bCs/>
       </w:rPr>
@@ -6969,6 +7310,7 @@
         <w:spacing w:after="0" w:before="0" w:line="240" w:lineRule="auto"/>
       </w:pPr>
       <w:rPr>
+        <w:rFonts w:eastAsia="黑体"/>
         <w:b/>
         <w:bCs/>
         <w:color w:themeColor="background1" w:val="FFFFFF"/>
@@ -6991,6 +7333,7 @@
         <w:spacing w:after="0" w:before="0" w:line="240" w:lineRule="auto"/>
       </w:pPr>
       <w:rPr>
+        <w:rFonts w:eastAsia="黑体"/>
         <w:b/>
         <w:bCs/>
       </w:rPr>
@@ -7008,12 +7351,14 @@
     </w:tblStylePr>
     <w:tblStylePr w:type="firstCol">
       <w:rPr>
+        <w:rFonts w:eastAsia="黑体"/>
         <w:b/>
         <w:bCs/>
       </w:rPr>
     </w:tblStylePr>
     <w:tblStylePr w:type="lastCol">
       <w:rPr>
+        <w:rFonts w:eastAsia="黑体"/>
         <w:b/>
         <w:bCs/>
       </w:rPr>
@@ -7075,6 +7420,7 @@
         <w:spacing w:after="0" w:before="0" w:line="240" w:lineRule="auto"/>
       </w:pPr>
       <w:rPr>
+        <w:rFonts w:eastAsia="黑体"/>
         <w:b/>
         <w:bCs/>
         <w:color w:themeColor="background1" w:val="FFFFFF"/>
@@ -7097,6 +7443,7 @@
         <w:spacing w:after="0" w:before="0" w:line="240" w:lineRule="auto"/>
       </w:pPr>
       <w:rPr>
+        <w:rFonts w:eastAsia="黑体"/>
         <w:b/>
         <w:bCs/>
       </w:rPr>
@@ -7114,12 +7461,14 @@
     </w:tblStylePr>
     <w:tblStylePr w:type="firstCol">
       <w:rPr>
+        <w:rFonts w:eastAsia="黑体"/>
         <w:b/>
         <w:bCs/>
       </w:rPr>
     </w:tblStylePr>
     <w:tblStylePr w:type="lastCol">
       <w:rPr>
+        <w:rFonts w:eastAsia="黑体"/>
         <w:b/>
         <w:bCs/>
       </w:rPr>
@@ -7181,6 +7530,7 @@
         <w:spacing w:after="0" w:before="0" w:line="240" w:lineRule="auto"/>
       </w:pPr>
       <w:rPr>
+        <w:rFonts w:eastAsia="黑体"/>
         <w:b/>
         <w:bCs/>
         <w:color w:themeColor="background1" w:val="FFFFFF"/>
@@ -7203,6 +7553,7 @@
         <w:spacing w:after="0" w:before="0" w:line="240" w:lineRule="auto"/>
       </w:pPr>
       <w:rPr>
+        <w:rFonts w:eastAsia="黑体"/>
         <w:b/>
         <w:bCs/>
       </w:rPr>
@@ -7220,12 +7571,14 @@
     </w:tblStylePr>
     <w:tblStylePr w:type="firstCol">
       <w:rPr>
+        <w:rFonts w:eastAsia="黑体"/>
         <w:b/>
         <w:bCs/>
       </w:rPr>
     </w:tblStylePr>
     <w:tblStylePr w:type="lastCol">
       <w:rPr>
+        <w:rFonts w:eastAsia="黑体"/>
         <w:b/>
         <w:bCs/>
       </w:rPr>
@@ -7284,6 +7637,7 @@
         <w:spacing w:after="0" w:before="0" w:line="240" w:lineRule="auto"/>
       </w:pPr>
       <w:rPr>
+        <w:rFonts w:eastAsia="黑体"/>
         <w:b/>
         <w:bCs/>
         <w:color w:themeColor="background1" w:val="FFFFFF"/>
@@ -7306,6 +7660,7 @@
         <w:spacing w:after="0" w:before="0" w:line="240" w:lineRule="auto"/>
       </w:pPr>
       <w:rPr>
+        <w:rFonts w:eastAsia="黑体"/>
         <w:color w:val="auto"/>
       </w:rPr>
       <w:tblPr/>
@@ -7323,6 +7678,7 @@
     </w:tblStylePr>
     <w:tblStylePr w:type="firstCol">
       <w:rPr>
+        <w:rFonts w:eastAsia="黑体"/>
         <w:b/>
         <w:bCs/>
         <w:color w:themeColor="background1" w:val="FFFFFF"/>
@@ -7342,6 +7698,7 @@
     </w:tblStylePr>
     <w:tblStylePr w:type="lastCol">
       <w:rPr>
+        <w:rFonts w:eastAsia="黑体"/>
         <w:b/>
         <w:bCs/>
         <w:color w:themeColor="background1" w:val="FFFFFF"/>
@@ -7390,6 +7747,7 @@
     </w:tblStylePr>
     <w:tblStylePr w:type="nwCell">
       <w:rPr>
+        <w:rFonts w:eastAsia="黑体"/>
         <w:color w:themeColor="background1" w:val="FFFFFF"/>
       </w:rPr>
       <w:tblPr/>
@@ -7433,6 +7791,7 @@
         <w:spacing w:after="0" w:before="0" w:line="240" w:lineRule="auto"/>
       </w:pPr>
       <w:rPr>
+        <w:rFonts w:eastAsia="黑体"/>
         <w:b/>
         <w:bCs/>
         <w:color w:themeColor="background1" w:val="FFFFFF"/>
@@ -7455,6 +7814,7 @@
         <w:spacing w:after="0" w:before="0" w:line="240" w:lineRule="auto"/>
       </w:pPr>
       <w:rPr>
+        <w:rFonts w:eastAsia="黑体"/>
         <w:color w:val="auto"/>
       </w:rPr>
       <w:tblPr/>
@@ -7472,6 +7832,7 @@
     </w:tblStylePr>
     <w:tblStylePr w:type="firstCol">
       <w:rPr>
+        <w:rFonts w:eastAsia="黑体"/>
         <w:b/>
         <w:bCs/>
         <w:color w:themeColor="background1" w:val="FFFFFF"/>
@@ -7491,6 +7852,7 @@
     </w:tblStylePr>
     <w:tblStylePr w:type="lastCol">
       <w:rPr>
+        <w:rFonts w:eastAsia="黑体"/>
         <w:b/>
         <w:bCs/>
         <w:color w:themeColor="background1" w:val="FFFFFF"/>
@@ -7539,6 +7901,7 @@
     </w:tblStylePr>
     <w:tblStylePr w:type="nwCell">
       <w:rPr>
+        <w:rFonts w:eastAsia="黑体"/>
         <w:color w:themeColor="background1" w:val="FFFFFF"/>
       </w:rPr>
       <w:tblPr/>
@@ -7582,6 +7945,7 @@
         <w:spacing w:after="0" w:before="0" w:line="240" w:lineRule="auto"/>
       </w:pPr>
       <w:rPr>
+        <w:rFonts w:eastAsia="黑体"/>
         <w:b/>
         <w:bCs/>
         <w:color w:themeColor="background1" w:val="FFFFFF"/>
@@ -7604,6 +7968,7 @@
         <w:spacing w:after="0" w:before="0" w:line="240" w:lineRule="auto"/>
       </w:pPr>
       <w:rPr>
+        <w:rFonts w:eastAsia="黑体"/>
         <w:color w:val="auto"/>
       </w:rPr>
       <w:tblPr/>
@@ -7621,6 +7986,7 @@
     </w:tblStylePr>
     <w:tblStylePr w:type="firstCol">
       <w:rPr>
+        <w:rFonts w:eastAsia="黑体"/>
         <w:b/>
         <w:bCs/>
         <w:color w:themeColor="background1" w:val="FFFFFF"/>
@@ -7640,6 +8006,7 @@
     </w:tblStylePr>
     <w:tblStylePr w:type="lastCol">
       <w:rPr>
+        <w:rFonts w:eastAsia="黑体"/>
         <w:b/>
         <w:bCs/>
         <w:color w:themeColor="background1" w:val="FFFFFF"/>
@@ -7688,6 +8055,7 @@
     </w:tblStylePr>
     <w:tblStylePr w:type="nwCell">
       <w:rPr>
+        <w:rFonts w:eastAsia="黑体"/>
         <w:color w:themeColor="background1" w:val="FFFFFF"/>
       </w:rPr>
       <w:tblPr/>
@@ -7731,6 +8099,7 @@
         <w:spacing w:after="0" w:before="0" w:line="240" w:lineRule="auto"/>
       </w:pPr>
       <w:rPr>
+        <w:rFonts w:eastAsia="黑体"/>
         <w:b/>
         <w:bCs/>
         <w:color w:themeColor="background1" w:val="FFFFFF"/>
@@ -7753,6 +8122,7 @@
         <w:spacing w:after="0" w:before="0" w:line="240" w:lineRule="auto"/>
       </w:pPr>
       <w:rPr>
+        <w:rFonts w:eastAsia="黑体"/>
         <w:color w:val="auto"/>
       </w:rPr>
       <w:tblPr/>
@@ -7770,6 +8140,7 @@
     </w:tblStylePr>
     <w:tblStylePr w:type="firstCol">
       <w:rPr>
+        <w:rFonts w:eastAsia="黑体"/>
         <w:b/>
         <w:bCs/>
         <w:color w:themeColor="background1" w:val="FFFFFF"/>
@@ -7789,6 +8160,7 @@
     </w:tblStylePr>
     <w:tblStylePr w:type="lastCol">
       <w:rPr>
+        <w:rFonts w:eastAsia="黑体"/>
         <w:b/>
         <w:bCs/>
         <w:color w:themeColor="background1" w:val="FFFFFF"/>
@@ -7837,6 +8209,7 @@
     </w:tblStylePr>
     <w:tblStylePr w:type="nwCell">
       <w:rPr>
+        <w:rFonts w:eastAsia="黑体"/>
         <w:color w:themeColor="background1" w:val="FFFFFF"/>
       </w:rPr>
       <w:tblPr/>
@@ -7880,6 +8253,7 @@
         <w:spacing w:after="0" w:before="0" w:line="240" w:lineRule="auto"/>
       </w:pPr>
       <w:rPr>
+        <w:rFonts w:eastAsia="黑体"/>
         <w:b/>
         <w:bCs/>
         <w:color w:themeColor="background1" w:val="FFFFFF"/>
@@ -7902,6 +8276,7 @@
         <w:spacing w:after="0" w:before="0" w:line="240" w:lineRule="auto"/>
       </w:pPr>
       <w:rPr>
+        <w:rFonts w:eastAsia="黑体"/>
         <w:color w:val="auto"/>
       </w:rPr>
       <w:tblPr/>
@@ -7919,6 +8294,7 @@
     </w:tblStylePr>
     <w:tblStylePr w:type="firstCol">
       <w:rPr>
+        <w:rFonts w:eastAsia="黑体"/>
         <w:b/>
         <w:bCs/>
         <w:color w:themeColor="background1" w:val="FFFFFF"/>
@@ -7938,6 +8314,7 @@
     </w:tblStylePr>
     <w:tblStylePr w:type="lastCol">
       <w:rPr>
+        <w:rFonts w:eastAsia="黑体"/>
         <w:b/>
         <w:bCs/>
         <w:color w:themeColor="background1" w:val="FFFFFF"/>
@@ -7986,6 +8363,7 @@
     </w:tblStylePr>
     <w:tblStylePr w:type="nwCell">
       <w:rPr>
+        <w:rFonts w:eastAsia="黑体"/>
         <w:color w:themeColor="background1" w:val="FFFFFF"/>
       </w:rPr>
       <w:tblPr/>
@@ -8029,6 +8407,7 @@
         <w:spacing w:after="0" w:before="0" w:line="240" w:lineRule="auto"/>
       </w:pPr>
       <w:rPr>
+        <w:rFonts w:eastAsia="黑体"/>
         <w:b/>
         <w:bCs/>
         <w:color w:themeColor="background1" w:val="FFFFFF"/>
@@ -8051,6 +8430,7 @@
         <w:spacing w:after="0" w:before="0" w:line="240" w:lineRule="auto"/>
       </w:pPr>
       <w:rPr>
+        <w:rFonts w:eastAsia="黑体"/>
         <w:color w:val="auto"/>
       </w:rPr>
       <w:tblPr/>
@@ -8068,6 +8448,7 @@
     </w:tblStylePr>
     <w:tblStylePr w:type="firstCol">
       <w:rPr>
+        <w:rFonts w:eastAsia="黑体"/>
         <w:b/>
         <w:bCs/>
         <w:color w:themeColor="background1" w:val="FFFFFF"/>
@@ -8087,6 +8468,7 @@
     </w:tblStylePr>
     <w:tblStylePr w:type="lastCol">
       <w:rPr>
+        <w:rFonts w:eastAsia="黑体"/>
         <w:b/>
         <w:bCs/>
         <w:color w:themeColor="background1" w:val="FFFFFF"/>
@@ -8135,6 +8517,7 @@
     </w:tblStylePr>
     <w:tblStylePr w:type="nwCell">
       <w:rPr>
+        <w:rFonts w:eastAsia="黑体"/>
         <w:color w:themeColor="background1" w:val="FFFFFF"/>
       </w:rPr>
       <w:tblPr/>
@@ -8178,6 +8561,7 @@
         <w:spacing w:after="0" w:before="0" w:line="240" w:lineRule="auto"/>
       </w:pPr>
       <w:rPr>
+        <w:rFonts w:eastAsia="黑体"/>
         <w:b/>
         <w:bCs/>
         <w:color w:themeColor="background1" w:val="FFFFFF"/>
@@ -8200,6 +8584,7 @@
         <w:spacing w:after="0" w:before="0" w:line="240" w:lineRule="auto"/>
       </w:pPr>
       <w:rPr>
+        <w:rFonts w:eastAsia="黑体"/>
         <w:color w:val="auto"/>
       </w:rPr>
       <w:tblPr/>
@@ -8217,6 +8602,7 @@
     </w:tblStylePr>
     <w:tblStylePr w:type="firstCol">
       <w:rPr>
+        <w:rFonts w:eastAsia="黑体"/>
         <w:b/>
         <w:bCs/>
         <w:color w:themeColor="background1" w:val="FFFFFF"/>
@@ -8236,6 +8622,7 @@
     </w:tblStylePr>
     <w:tblStylePr w:type="lastCol">
       <w:rPr>
+        <w:rFonts w:eastAsia="黑体"/>
         <w:b/>
         <w:bCs/>
         <w:color w:themeColor="background1" w:val="FFFFFF"/>
@@ -8284,6 +8671,7 @@
     </w:tblStylePr>
     <w:tblStylePr w:type="nwCell">
       <w:rPr>
+        <w:rFonts w:eastAsia="黑体"/>
         <w:color w:themeColor="background1" w:val="FFFFFF"/>
       </w:rPr>
       <w:tblPr/>
@@ -8308,6 +8696,7 @@
       <w:spacing w:after="0" w:line="240" w:lineRule="auto"/>
     </w:pPr>
     <w:rPr>
+      <w:rFonts w:eastAsia="黑体"/>
       <w:color w:themeColor="text1" w:val="000000"/>
     </w:rPr>
     <w:tblPr>
@@ -8327,7 +8716,7 @@
     </w:tblPr>
     <w:tblStylePr w:type="firstRow">
       <w:rPr>
-        <w:rFonts w:asciiTheme="majorHAnsi" w:cstheme="majorBidi" w:eastAsiaTheme="majorEastAsia" w:hAnsiTheme="majorHAnsi"/>
+        <w:rFonts w:asciiTheme="majorHAnsi" w:cstheme="majorBidi" w:hAnsiTheme="majorHAnsi" w:eastAsia="黑体"/>
       </w:rPr>
       <w:tblPr/>
       <w:tcPr>
@@ -8339,6 +8728,7 @@
     </w:tblStylePr>
     <w:tblStylePr w:type="lastRow">
       <w:rPr>
+        <w:rFonts w:eastAsia="黑体"/>
         <w:b/>
         <w:bCs/>
         <w:color w:themeColor="text2" w:val="1F497D"/>
@@ -8353,12 +8743,14 @@
     </w:tblStylePr>
     <w:tblStylePr w:type="firstCol">
       <w:rPr>
+        <w:rFonts w:eastAsia="黑体"/>
         <w:b/>
         <w:bCs/>
       </w:rPr>
     </w:tblStylePr>
     <w:tblStylePr w:type="lastCol">
       <w:rPr>
+        <w:rFonts w:eastAsia="黑体"/>
         <w:b/>
         <w:bCs/>
       </w:rPr>
@@ -8392,6 +8784,7 @@
       <w:spacing w:after="0" w:line="240" w:lineRule="auto"/>
     </w:pPr>
     <w:rPr>
+      <w:rFonts w:eastAsia="黑体"/>
       <w:color w:themeColor="text1" w:val="000000"/>
     </w:rPr>
     <w:tblPr>
@@ -8411,7 +8804,7 @@
     </w:tblPr>
     <w:tblStylePr w:type="firstRow">
       <w:rPr>
-        <w:rFonts w:asciiTheme="majorHAnsi" w:cstheme="majorBidi" w:eastAsiaTheme="majorEastAsia" w:hAnsiTheme="majorHAnsi"/>
+        <w:rFonts w:asciiTheme="majorHAnsi" w:cstheme="majorBidi" w:hAnsiTheme="majorHAnsi" w:eastAsia="黑体"/>
       </w:rPr>
       <w:tblPr/>
       <w:tcPr>
@@ -8423,6 +8816,7 @@
     </w:tblStylePr>
     <w:tblStylePr w:type="lastRow">
       <w:rPr>
+        <w:rFonts w:eastAsia="黑体"/>
         <w:b/>
         <w:bCs/>
         <w:color w:themeColor="text2" w:val="1F497D"/>
@@ -8437,12 +8831,14 @@
     </w:tblStylePr>
     <w:tblStylePr w:type="firstCol">
       <w:rPr>
+        <w:rFonts w:eastAsia="黑体"/>
         <w:b/>
         <w:bCs/>
       </w:rPr>
     </w:tblStylePr>
     <w:tblStylePr w:type="lastCol">
       <w:rPr>
+        <w:rFonts w:eastAsia="黑体"/>
         <w:b/>
         <w:bCs/>
       </w:rPr>
@@ -8476,6 +8872,7 @@
       <w:spacing w:after="0" w:line="240" w:lineRule="auto"/>
     </w:pPr>
     <w:rPr>
+      <w:rFonts w:eastAsia="黑体"/>
       <w:color w:themeColor="text1" w:val="000000"/>
     </w:rPr>
     <w:tblPr>
@@ -8495,7 +8892,7 @@
     </w:tblPr>
     <w:tblStylePr w:type="firstRow">
       <w:rPr>
-        <w:rFonts w:asciiTheme="majorHAnsi" w:cstheme="majorBidi" w:eastAsiaTheme="majorEastAsia" w:hAnsiTheme="majorHAnsi"/>
+        <w:rFonts w:asciiTheme="majorHAnsi" w:cstheme="majorBidi" w:hAnsiTheme="majorHAnsi" w:eastAsia="黑体"/>
       </w:rPr>
       <w:tblPr/>
       <w:tcPr>
@@ -8507,6 +8904,7 @@
     </w:tblStylePr>
     <w:tblStylePr w:type="lastRow">
       <w:rPr>
+        <w:rFonts w:eastAsia="黑体"/>
         <w:b/>
         <w:bCs/>
         <w:color w:themeColor="text2" w:val="1F497D"/>
@@ -8521,12 +8919,14 @@
     </w:tblStylePr>
     <w:tblStylePr w:type="firstCol">
       <w:rPr>
+        <w:rFonts w:eastAsia="黑体"/>
         <w:b/>
         <w:bCs/>
       </w:rPr>
     </w:tblStylePr>
     <w:tblStylePr w:type="lastCol">
       <w:rPr>
+        <w:rFonts w:eastAsia="黑体"/>
         <w:b/>
         <w:bCs/>
       </w:rPr>
@@ -8560,6 +8960,7 @@
       <w:spacing w:after="0" w:line="240" w:lineRule="auto"/>
     </w:pPr>
     <w:rPr>
+      <w:rFonts w:eastAsia="黑体"/>
       <w:color w:themeColor="text1" w:val="000000"/>
     </w:rPr>
     <w:tblPr>
@@ -8579,7 +8980,7 @@
     </w:tblPr>
     <w:tblStylePr w:type="firstRow">
       <w:rPr>
-        <w:rFonts w:asciiTheme="majorHAnsi" w:cstheme="majorBidi" w:eastAsiaTheme="majorEastAsia" w:hAnsiTheme="majorHAnsi"/>
+        <w:rFonts w:asciiTheme="majorHAnsi" w:cstheme="majorBidi" w:hAnsiTheme="majorHAnsi" w:eastAsia="黑体"/>
       </w:rPr>
       <w:tblPr/>
       <w:tcPr>
@@ -8591,6 +8992,7 @@
     </w:tblStylePr>
     <w:tblStylePr w:type="lastRow">
       <w:rPr>
+        <w:rFonts w:eastAsia="黑体"/>
         <w:b/>
         <w:bCs/>
         <w:color w:themeColor="text2" w:val="1F497D"/>
@@ -8605,12 +9007,14 @@
     </w:tblStylePr>
     <w:tblStylePr w:type="firstCol">
       <w:rPr>
+        <w:rFonts w:eastAsia="黑体"/>
         <w:b/>
         <w:bCs/>
       </w:rPr>
     </w:tblStylePr>
     <w:tblStylePr w:type="lastCol">
       <w:rPr>
+        <w:rFonts w:eastAsia="黑体"/>
         <w:b/>
         <w:bCs/>
       </w:rPr>
@@ -8644,6 +9048,7 @@
       <w:spacing w:after="0" w:line="240" w:lineRule="auto"/>
     </w:pPr>
     <w:rPr>
+      <w:rFonts w:eastAsia="黑体"/>
       <w:color w:themeColor="text1" w:val="000000"/>
     </w:rPr>
     <w:tblPr>
@@ -8663,7 +9068,7 @@
     </w:tblPr>
     <w:tblStylePr w:type="firstRow">
       <w:rPr>
-        <w:rFonts w:asciiTheme="majorHAnsi" w:cstheme="majorBidi" w:eastAsiaTheme="majorEastAsia" w:hAnsiTheme="majorHAnsi"/>
+        <w:rFonts w:asciiTheme="majorHAnsi" w:cstheme="majorBidi" w:hAnsiTheme="majorHAnsi" w:eastAsia="黑体"/>
       </w:rPr>
       <w:tblPr/>
       <w:tcPr>
@@ -8675,6 +9080,7 @@
     </w:tblStylePr>
     <w:tblStylePr w:type="lastRow">
       <w:rPr>
+        <w:rFonts w:eastAsia="黑体"/>
         <w:b/>
         <w:bCs/>
         <w:color w:themeColor="text2" w:val="1F497D"/>
@@ -8689,12 +9095,14 @@
     </w:tblStylePr>
     <w:tblStylePr w:type="firstCol">
       <w:rPr>
+        <w:rFonts w:eastAsia="黑体"/>
         <w:b/>
         <w:bCs/>
       </w:rPr>
     </w:tblStylePr>
     <w:tblStylePr w:type="lastCol">
       <w:rPr>
+        <w:rFonts w:eastAsia="黑体"/>
         <w:b/>
         <w:bCs/>
       </w:rPr>
@@ -8728,6 +9136,7 @@
       <w:spacing w:after="0" w:line="240" w:lineRule="auto"/>
     </w:pPr>
     <w:rPr>
+      <w:rFonts w:eastAsia="黑体"/>
       <w:color w:themeColor="text1" w:val="000000"/>
     </w:rPr>
     <w:tblPr>
@@ -8747,7 +9156,7 @@
     </w:tblPr>
     <w:tblStylePr w:type="firstRow">
       <w:rPr>
-        <w:rFonts w:asciiTheme="majorHAnsi" w:cstheme="majorBidi" w:eastAsiaTheme="majorEastAsia" w:hAnsiTheme="majorHAnsi"/>
+        <w:rFonts w:asciiTheme="majorHAnsi" w:cstheme="majorBidi" w:hAnsiTheme="majorHAnsi" w:eastAsia="黑体"/>
       </w:rPr>
       <w:tblPr/>
       <w:tcPr>
@@ -8759,6 +9168,7 @@
     </w:tblStylePr>
     <w:tblStylePr w:type="lastRow">
       <w:rPr>
+        <w:rFonts w:eastAsia="黑体"/>
         <w:b/>
         <w:bCs/>
         <w:color w:themeColor="text2" w:val="1F497D"/>
@@ -8773,12 +9183,14 @@
     </w:tblStylePr>
     <w:tblStylePr w:type="firstCol">
       <w:rPr>
+        <w:rFonts w:eastAsia="黑体"/>
         <w:b/>
         <w:bCs/>
       </w:rPr>
     </w:tblStylePr>
     <w:tblStylePr w:type="lastCol">
       <w:rPr>
+        <w:rFonts w:eastAsia="黑体"/>
         <w:b/>
         <w:bCs/>
       </w:rPr>
@@ -8812,6 +9224,7 @@
       <w:spacing w:after="0" w:line="240" w:lineRule="auto"/>
     </w:pPr>
     <w:rPr>
+      <w:rFonts w:eastAsia="黑体"/>
       <w:color w:themeColor="text1" w:val="000000"/>
     </w:rPr>
     <w:tblPr>
@@ -8831,7 +9244,7 @@
     </w:tblPr>
     <w:tblStylePr w:type="firstRow">
       <w:rPr>
-        <w:rFonts w:asciiTheme="majorHAnsi" w:cstheme="majorBidi" w:eastAsiaTheme="majorEastAsia" w:hAnsiTheme="majorHAnsi"/>
+        <w:rFonts w:asciiTheme="majorHAnsi" w:cstheme="majorBidi" w:hAnsiTheme="majorHAnsi" w:eastAsia="黑体"/>
       </w:rPr>
       <w:tblPr/>
       <w:tcPr>
@@ -8843,6 +9256,7 @@
     </w:tblStylePr>
     <w:tblStylePr w:type="lastRow">
       <w:rPr>
+        <w:rFonts w:eastAsia="黑体"/>
         <w:b/>
         <w:bCs/>
         <w:color w:themeColor="text2" w:val="1F497D"/>
@@ -8857,12 +9271,14 @@
     </w:tblStylePr>
     <w:tblStylePr w:type="firstCol">
       <w:rPr>
+        <w:rFonts w:eastAsia="黑体"/>
         <w:b/>
         <w:bCs/>
       </w:rPr>
     </w:tblStylePr>
     <w:tblStylePr w:type="lastCol">
       <w:rPr>
+        <w:rFonts w:eastAsia="黑体"/>
         <w:b/>
         <w:bCs/>
       </w:rPr>
@@ -8896,7 +9312,7 @@
       <w:spacing w:after="0" w:line="240" w:lineRule="auto"/>
     </w:pPr>
     <w:rPr>
-      <w:rFonts w:asciiTheme="majorHAnsi" w:cstheme="majorBidi" w:eastAsiaTheme="majorEastAsia" w:hAnsiTheme="majorHAnsi"/>
+      <w:rFonts w:asciiTheme="majorHAnsi" w:cstheme="majorBidi" w:hAnsiTheme="majorHAnsi" w:eastAsia="黑体"/>
       <w:color w:themeColor="text1" w:val="000000"/>
     </w:rPr>
     <w:tblPr>
@@ -8918,6 +9334,7 @@
     </w:tblPr>
     <w:tblStylePr w:type="firstRow">
       <w:rPr>
+        <w:rFonts w:eastAsia="黑体"/>
         <w:sz w:val="24"/>
         <w:szCs w:val="24"/>
       </w:rPr>
@@ -9024,7 +9441,7 @@
       <w:spacing w:after="0" w:line="240" w:lineRule="auto"/>
     </w:pPr>
     <w:rPr>
-      <w:rFonts w:asciiTheme="majorHAnsi" w:cstheme="majorBidi" w:eastAsiaTheme="majorEastAsia" w:hAnsiTheme="majorHAnsi"/>
+      <w:rFonts w:asciiTheme="majorHAnsi" w:cstheme="majorBidi" w:hAnsiTheme="majorHAnsi" w:eastAsia="黑体"/>
       <w:color w:themeColor="text1" w:val="000000"/>
     </w:rPr>
     <w:tblPr>
@@ -9046,6 +9463,7 @@
     </w:tblPr>
     <w:tblStylePr w:type="firstRow">
       <w:rPr>
+        <w:rFonts w:eastAsia="黑体"/>
         <w:sz w:val="24"/>
         <w:szCs w:val="24"/>
       </w:rPr>
@@ -9152,7 +9570,7 @@
       <w:spacing w:after="0" w:line="240" w:lineRule="auto"/>
     </w:pPr>
     <w:rPr>
-      <w:rFonts w:asciiTheme="majorHAnsi" w:cstheme="majorBidi" w:eastAsiaTheme="majorEastAsia" w:hAnsiTheme="majorHAnsi"/>
+      <w:rFonts w:asciiTheme="majorHAnsi" w:cstheme="majorBidi" w:hAnsiTheme="majorHAnsi" w:eastAsia="黑体"/>
       <w:color w:themeColor="text1" w:val="000000"/>
     </w:rPr>
     <w:tblPr>
@@ -9174,6 +9592,7 @@
     </w:tblPr>
     <w:tblStylePr w:type="firstRow">
       <w:rPr>
+        <w:rFonts w:eastAsia="黑体"/>
         <w:sz w:val="24"/>
         <w:szCs w:val="24"/>
       </w:rPr>
@@ -9280,7 +9699,7 @@
       <w:spacing w:after="0" w:line="240" w:lineRule="auto"/>
     </w:pPr>
     <w:rPr>
-      <w:rFonts w:asciiTheme="majorHAnsi" w:cstheme="majorBidi" w:eastAsiaTheme="majorEastAsia" w:hAnsiTheme="majorHAnsi"/>
+      <w:rFonts w:asciiTheme="majorHAnsi" w:cstheme="majorBidi" w:hAnsiTheme="majorHAnsi" w:eastAsia="黑体"/>
       <w:color w:themeColor="text1" w:val="000000"/>
     </w:rPr>
     <w:tblPr>
@@ -9302,6 +9721,7 @@
     </w:tblPr>
     <w:tblStylePr w:type="firstRow">
       <w:rPr>
+        <w:rFonts w:eastAsia="黑体"/>
         <w:sz w:val="24"/>
         <w:szCs w:val="24"/>
       </w:rPr>
@@ -9408,7 +9828,7 @@
       <w:spacing w:after="0" w:line="240" w:lineRule="auto"/>
     </w:pPr>
     <w:rPr>
-      <w:rFonts w:asciiTheme="majorHAnsi" w:cstheme="majorBidi" w:eastAsiaTheme="majorEastAsia" w:hAnsiTheme="majorHAnsi"/>
+      <w:rFonts w:asciiTheme="majorHAnsi" w:cstheme="majorBidi" w:hAnsiTheme="majorHAnsi" w:eastAsia="黑体"/>
       <w:color w:themeColor="text1" w:val="000000"/>
     </w:rPr>
     <w:tblPr>
@@ -9430,6 +9850,7 @@
     </w:tblPr>
     <w:tblStylePr w:type="firstRow">
       <w:rPr>
+        <w:rFonts w:eastAsia="黑体"/>
         <w:sz w:val="24"/>
         <w:szCs w:val="24"/>
       </w:rPr>
@@ -9536,7 +9957,7 @@
       <w:spacing w:after="0" w:line="240" w:lineRule="auto"/>
     </w:pPr>
     <w:rPr>
-      <w:rFonts w:asciiTheme="majorHAnsi" w:cstheme="majorBidi" w:eastAsiaTheme="majorEastAsia" w:hAnsiTheme="majorHAnsi"/>
+      <w:rFonts w:asciiTheme="majorHAnsi" w:cstheme="majorBidi" w:hAnsiTheme="majorHAnsi" w:eastAsia="黑体"/>
       <w:color w:themeColor="text1" w:val="000000"/>
     </w:rPr>
     <w:tblPr>
@@ -9558,6 +9979,7 @@
     </w:tblPr>
     <w:tblStylePr w:type="firstRow">
       <w:rPr>
+        <w:rFonts w:eastAsia="黑体"/>
         <w:sz w:val="24"/>
         <w:szCs w:val="24"/>
       </w:rPr>
@@ -9664,7 +10086,7 @@
       <w:spacing w:after="0" w:line="240" w:lineRule="auto"/>
     </w:pPr>
     <w:rPr>
-      <w:rFonts w:asciiTheme="majorHAnsi" w:cstheme="majorBidi" w:eastAsiaTheme="majorEastAsia" w:hAnsiTheme="majorHAnsi"/>
+      <w:rFonts w:asciiTheme="majorHAnsi" w:cstheme="majorBidi" w:hAnsiTheme="majorHAnsi" w:eastAsia="黑体"/>
       <w:color w:themeColor="text1" w:val="000000"/>
     </w:rPr>
     <w:tblPr>
@@ -9686,6 +10108,7 @@
     </w:tblPr>
     <w:tblStylePr w:type="firstRow">
       <w:rPr>
+        <w:rFonts w:eastAsia="黑体"/>
         <w:sz w:val="24"/>
         <w:szCs w:val="24"/>
       </w:rPr>
@@ -9815,12 +10238,14 @@
     </w:tcPr>
     <w:tblStylePr w:type="firstRow">
       <w:rPr>
+        <w:rFonts w:eastAsia="黑体"/>
         <w:b/>
         <w:bCs/>
       </w:rPr>
     </w:tblStylePr>
     <w:tblStylePr w:type="lastRow">
       <w:rPr>
+        <w:rFonts w:eastAsia="黑体"/>
         <w:b/>
         <w:bCs/>
       </w:rPr>
@@ -9833,12 +10258,14 @@
     </w:tblStylePr>
     <w:tblStylePr w:type="firstCol">
       <w:rPr>
+        <w:rFonts w:eastAsia="黑体"/>
         <w:b/>
         <w:bCs/>
       </w:rPr>
     </w:tblStylePr>
     <w:tblStylePr w:type="lastCol">
       <w:rPr>
+        <w:rFonts w:eastAsia="黑体"/>
         <w:b/>
         <w:bCs/>
       </w:rPr>
@@ -9888,12 +10315,14 @@
     </w:tcPr>
     <w:tblStylePr w:type="firstRow">
       <w:rPr>
+        <w:rFonts w:eastAsia="黑体"/>
         <w:b/>
         <w:bCs/>
       </w:rPr>
     </w:tblStylePr>
     <w:tblStylePr w:type="lastRow">
       <w:rPr>
+        <w:rFonts w:eastAsia="黑体"/>
         <w:b/>
         <w:bCs/>
       </w:rPr>
@@ -9906,12 +10335,14 @@
     </w:tblStylePr>
     <w:tblStylePr w:type="firstCol">
       <w:rPr>
+        <w:rFonts w:eastAsia="黑体"/>
         <w:b/>
         <w:bCs/>
       </w:rPr>
     </w:tblStylePr>
     <w:tblStylePr w:type="lastCol">
       <w:rPr>
+        <w:rFonts w:eastAsia="黑体"/>
         <w:b/>
         <w:bCs/>
       </w:rPr>
@@ -9961,12 +10392,14 @@
     </w:tcPr>
     <w:tblStylePr w:type="firstRow">
       <w:rPr>
+        <w:rFonts w:eastAsia="黑体"/>
         <w:b/>
         <w:bCs/>
       </w:rPr>
     </w:tblStylePr>
     <w:tblStylePr w:type="lastRow">
       <w:rPr>
+        <w:rFonts w:eastAsia="黑体"/>
         <w:b/>
         <w:bCs/>
       </w:rPr>
@@ -9979,12 +10412,14 @@
     </w:tblStylePr>
     <w:tblStylePr w:type="firstCol">
       <w:rPr>
+        <w:rFonts w:eastAsia="黑体"/>
         <w:b/>
         <w:bCs/>
       </w:rPr>
     </w:tblStylePr>
     <w:tblStylePr w:type="lastCol">
       <w:rPr>
+        <w:rFonts w:eastAsia="黑体"/>
         <w:b/>
         <w:bCs/>
       </w:rPr>
@@ -10034,12 +10469,14 @@
     </w:tcPr>
     <w:tblStylePr w:type="firstRow">
       <w:rPr>
+        <w:rFonts w:eastAsia="黑体"/>
         <w:b/>
         <w:bCs/>
       </w:rPr>
     </w:tblStylePr>
     <w:tblStylePr w:type="lastRow">
       <w:rPr>
+        <w:rFonts w:eastAsia="黑体"/>
         <w:b/>
         <w:bCs/>
       </w:rPr>
@@ -10052,12 +10489,14 @@
     </w:tblStylePr>
     <w:tblStylePr w:type="firstCol">
       <w:rPr>
+        <w:rFonts w:eastAsia="黑体"/>
         <w:b/>
         <w:bCs/>
       </w:rPr>
     </w:tblStylePr>
     <w:tblStylePr w:type="lastCol">
       <w:rPr>
+        <w:rFonts w:eastAsia="黑体"/>
         <w:b/>
         <w:bCs/>
       </w:rPr>
@@ -10107,12 +10546,14 @@
     </w:tcPr>
     <w:tblStylePr w:type="firstRow">
       <w:rPr>
+        <w:rFonts w:eastAsia="黑体"/>
         <w:b/>
         <w:bCs/>
       </w:rPr>
     </w:tblStylePr>
     <w:tblStylePr w:type="lastRow">
       <w:rPr>
+        <w:rFonts w:eastAsia="黑体"/>
         <w:b/>
         <w:bCs/>
       </w:rPr>
@@ -10125,12 +10566,14 @@
     </w:tblStylePr>
     <w:tblStylePr w:type="firstCol">
       <w:rPr>
+        <w:rFonts w:eastAsia="黑体"/>
         <w:b/>
         <w:bCs/>
       </w:rPr>
     </w:tblStylePr>
     <w:tblStylePr w:type="lastCol">
       <w:rPr>
+        <w:rFonts w:eastAsia="黑体"/>
         <w:b/>
         <w:bCs/>
       </w:rPr>
@@ -10180,12 +10623,14 @@
     </w:tcPr>
     <w:tblStylePr w:type="firstRow">
       <w:rPr>
+        <w:rFonts w:eastAsia="黑体"/>
         <w:b/>
         <w:bCs/>
       </w:rPr>
     </w:tblStylePr>
     <w:tblStylePr w:type="lastRow">
       <w:rPr>
+        <w:rFonts w:eastAsia="黑体"/>
         <w:b/>
         <w:bCs/>
       </w:rPr>
@@ -10198,12 +10643,14 @@
     </w:tblStylePr>
     <w:tblStylePr w:type="firstCol">
       <w:rPr>
+        <w:rFonts w:eastAsia="黑体"/>
         <w:b/>
         <w:bCs/>
       </w:rPr>
     </w:tblStylePr>
     <w:tblStylePr w:type="lastCol">
       <w:rPr>
+        <w:rFonts w:eastAsia="黑体"/>
         <w:b/>
         <w:bCs/>
       </w:rPr>
@@ -10253,12 +10700,14 @@
     </w:tcPr>
     <w:tblStylePr w:type="firstRow">
       <w:rPr>
+        <w:rFonts w:eastAsia="黑体"/>
         <w:b/>
         <w:bCs/>
       </w:rPr>
     </w:tblStylePr>
     <w:tblStylePr w:type="lastRow">
       <w:rPr>
+        <w:rFonts w:eastAsia="黑体"/>
         <w:b/>
         <w:bCs/>
       </w:rPr>
@@ -10271,12 +10720,14 @@
     </w:tblStylePr>
     <w:tblStylePr w:type="firstCol">
       <w:rPr>
+        <w:rFonts w:eastAsia="黑体"/>
         <w:b/>
         <w:bCs/>
       </w:rPr>
     </w:tblStylePr>
     <w:tblStylePr w:type="lastCol">
       <w:rPr>
+        <w:rFonts w:eastAsia="黑体"/>
         <w:b/>
         <w:bCs/>
       </w:rPr>
@@ -10303,7 +10754,7 @@
       <w:spacing w:after="0" w:line="240" w:lineRule="auto"/>
     </w:pPr>
     <w:rPr>
-      <w:rFonts w:asciiTheme="majorHAnsi" w:cstheme="majorBidi" w:eastAsiaTheme="majorEastAsia" w:hAnsiTheme="majorHAnsi"/>
+      <w:rFonts w:asciiTheme="majorHAnsi" w:cstheme="majorBidi" w:hAnsiTheme="majorHAnsi" w:eastAsia="黑体"/>
       <w:color w:themeColor="text1" w:val="000000"/>
     </w:rPr>
     <w:tblPr>
@@ -10330,6 +10781,7 @@
     </w:tcPr>
     <w:tblStylePr w:type="firstRow">
       <w:rPr>
+        <w:rFonts w:eastAsia="黑体"/>
         <w:b/>
         <w:bCs/>
         <w:color w:themeColor="text1" w:val="000000"/>
@@ -10341,6 +10793,7 @@
     </w:tblStylePr>
     <w:tblStylePr w:type="lastRow">
       <w:rPr>
+        <w:rFonts w:eastAsia="黑体"/>
         <w:b/>
         <w:bCs/>
         <w:color w:themeColor="text1" w:val="000000"/>
@@ -10360,6 +10813,7 @@
     </w:tblStylePr>
     <w:tblStylePr w:type="firstCol">
       <w:rPr>
+        <w:rFonts w:eastAsia="黑体"/>
         <w:b/>
         <w:bCs/>
         <w:color w:themeColor="text1" w:val="000000"/>
@@ -10379,6 +10833,7 @@
     </w:tblStylePr>
     <w:tblStylePr w:type="lastCol">
       <w:rPr>
+        <w:rFonts w:eastAsia="黑体"/>
         <w:b w:val="0"/>
         <w:bCs w:val="0"/>
         <w:color w:themeColor="text1" w:val="000000"/>
@@ -10428,7 +10883,7 @@
       <w:spacing w:after="0" w:line="240" w:lineRule="auto"/>
     </w:pPr>
     <w:rPr>
-      <w:rFonts w:asciiTheme="majorHAnsi" w:cstheme="majorBidi" w:eastAsiaTheme="majorEastAsia" w:hAnsiTheme="majorHAnsi"/>
+      <w:rFonts w:asciiTheme="majorHAnsi" w:cstheme="majorBidi" w:hAnsiTheme="majorHAnsi" w:eastAsia="黑体"/>
       <w:color w:themeColor="text1" w:val="000000"/>
     </w:rPr>
     <w:tblPr>
@@ -10455,6 +10910,7 @@
     </w:tcPr>
     <w:tblStylePr w:type="firstRow">
       <w:rPr>
+        <w:rFonts w:eastAsia="黑体"/>
         <w:b/>
         <w:bCs/>
         <w:color w:themeColor="text1" w:val="000000"/>
@@ -10466,6 +10922,7 @@
     </w:tblStylePr>
     <w:tblStylePr w:type="lastRow">
       <w:rPr>
+        <w:rFonts w:eastAsia="黑体"/>
         <w:b/>
         <w:bCs/>
         <w:color w:themeColor="text1" w:val="000000"/>
@@ -10485,6 +10942,7 @@
     </w:tblStylePr>
     <w:tblStylePr w:type="firstCol">
       <w:rPr>
+        <w:rFonts w:eastAsia="黑体"/>
         <w:b/>
         <w:bCs/>
         <w:color w:themeColor="text1" w:val="000000"/>
@@ -10504,6 +10962,7 @@
     </w:tblStylePr>
     <w:tblStylePr w:type="lastCol">
       <w:rPr>
+        <w:rFonts w:eastAsia="黑体"/>
         <w:b w:val="0"/>
         <w:bCs w:val="0"/>
         <w:color w:themeColor="text1" w:val="000000"/>
@@ -10553,7 +11012,7 @@
       <w:spacing w:after="0" w:line="240" w:lineRule="auto"/>
     </w:pPr>
     <w:rPr>
-      <w:rFonts w:asciiTheme="majorHAnsi" w:cstheme="majorBidi" w:eastAsiaTheme="majorEastAsia" w:hAnsiTheme="majorHAnsi"/>
+      <w:rFonts w:asciiTheme="majorHAnsi" w:cstheme="majorBidi" w:hAnsiTheme="majorHAnsi" w:eastAsia="黑体"/>
       <w:color w:themeColor="text1" w:val="000000"/>
     </w:rPr>
     <w:tblPr>
@@ -10580,6 +11039,7 @@
     </w:tcPr>
     <w:tblStylePr w:type="firstRow">
       <w:rPr>
+        <w:rFonts w:eastAsia="黑体"/>
         <w:b/>
         <w:bCs/>
         <w:color w:themeColor="text1" w:val="000000"/>
@@ -10591,6 +11051,7 @@
     </w:tblStylePr>
     <w:tblStylePr w:type="lastRow">
       <w:rPr>
+        <w:rFonts w:eastAsia="黑体"/>
         <w:b/>
         <w:bCs/>
         <w:color w:themeColor="text1" w:val="000000"/>
@@ -10610,6 +11071,7 @@
     </w:tblStylePr>
     <w:tblStylePr w:type="firstCol">
       <w:rPr>
+        <w:rFonts w:eastAsia="黑体"/>
         <w:b/>
         <w:bCs/>
         <w:color w:themeColor="text1" w:val="000000"/>
@@ -10629,6 +11091,7 @@
     </w:tblStylePr>
     <w:tblStylePr w:type="lastCol">
       <w:rPr>
+        <w:rFonts w:eastAsia="黑体"/>
         <w:b w:val="0"/>
         <w:bCs w:val="0"/>
         <w:color w:themeColor="text1" w:val="000000"/>
@@ -10678,7 +11141,7 @@
       <w:spacing w:after="0" w:line="240" w:lineRule="auto"/>
     </w:pPr>
     <w:rPr>
-      <w:rFonts w:asciiTheme="majorHAnsi" w:cstheme="majorBidi" w:eastAsiaTheme="majorEastAsia" w:hAnsiTheme="majorHAnsi"/>
+      <w:rFonts w:asciiTheme="majorHAnsi" w:cstheme="majorBidi" w:hAnsiTheme="majorHAnsi" w:eastAsia="黑体"/>
       <w:color w:themeColor="text1" w:val="000000"/>
     </w:rPr>
     <w:tblPr>
@@ -10705,6 +11168,7 @@
     </w:tcPr>
     <w:tblStylePr w:type="firstRow">
       <w:rPr>
+        <w:rFonts w:eastAsia="黑体"/>
         <w:b/>
         <w:bCs/>
         <w:color w:themeColor="text1" w:val="000000"/>
@@ -10716,6 +11180,7 @@
     </w:tblStylePr>
     <w:tblStylePr w:type="lastRow">
       <w:rPr>
+        <w:rFonts w:eastAsia="黑体"/>
         <w:b/>
         <w:bCs/>
         <w:color w:themeColor="text1" w:val="000000"/>
@@ -10735,6 +11200,7 @@
     </w:tblStylePr>
     <w:tblStylePr w:type="firstCol">
       <w:rPr>
+        <w:rFonts w:eastAsia="黑体"/>
         <w:b/>
         <w:bCs/>
         <w:color w:themeColor="text1" w:val="000000"/>
@@ -10754,6 +11220,7 @@
     </w:tblStylePr>
     <w:tblStylePr w:type="lastCol">
       <w:rPr>
+        <w:rFonts w:eastAsia="黑体"/>
         <w:b w:val="0"/>
         <w:bCs w:val="0"/>
         <w:color w:themeColor="text1" w:val="000000"/>
@@ -10803,7 +11270,7 @@
       <w:spacing w:after="0" w:line="240" w:lineRule="auto"/>
     </w:pPr>
     <w:rPr>
-      <w:rFonts w:asciiTheme="majorHAnsi" w:cstheme="majorBidi" w:eastAsiaTheme="majorEastAsia" w:hAnsiTheme="majorHAnsi"/>
+      <w:rFonts w:asciiTheme="majorHAnsi" w:cstheme="majorBidi" w:hAnsiTheme="majorHAnsi" w:eastAsia="黑体"/>
       <w:color w:themeColor="text1" w:val="000000"/>
     </w:rPr>
     <w:tblPr>
@@ -10830,6 +11297,7 @@
     </w:tcPr>
     <w:tblStylePr w:type="firstRow">
       <w:rPr>
+        <w:rFonts w:eastAsia="黑体"/>
         <w:b/>
         <w:bCs/>
         <w:color w:themeColor="text1" w:val="000000"/>
@@ -10841,6 +11309,7 @@
     </w:tblStylePr>
     <w:tblStylePr w:type="lastRow">
       <w:rPr>
+        <w:rFonts w:eastAsia="黑体"/>
         <w:b/>
         <w:bCs/>
         <w:color w:themeColor="text1" w:val="000000"/>
@@ -10860,6 +11329,7 @@
     </w:tblStylePr>
     <w:tblStylePr w:type="firstCol">
       <w:rPr>
+        <w:rFonts w:eastAsia="黑体"/>
         <w:b/>
         <w:bCs/>
         <w:color w:themeColor="text1" w:val="000000"/>
@@ -10879,6 +11349,7 @@
     </w:tblStylePr>
     <w:tblStylePr w:type="lastCol">
       <w:rPr>
+        <w:rFonts w:eastAsia="黑体"/>
         <w:b w:val="0"/>
         <w:bCs w:val="0"/>
         <w:color w:themeColor="text1" w:val="000000"/>
@@ -10928,7 +11399,7 @@
       <w:spacing w:after="0" w:line="240" w:lineRule="auto"/>
     </w:pPr>
     <w:rPr>
-      <w:rFonts w:asciiTheme="majorHAnsi" w:cstheme="majorBidi" w:eastAsiaTheme="majorEastAsia" w:hAnsiTheme="majorHAnsi"/>
+      <w:rFonts w:asciiTheme="majorHAnsi" w:cstheme="majorBidi" w:hAnsiTheme="majorHAnsi" w:eastAsia="黑体"/>
       <w:color w:themeColor="text1" w:val="000000"/>
     </w:rPr>
     <w:tblPr>
@@ -10955,6 +11426,7 @@
     </w:tcPr>
     <w:tblStylePr w:type="firstRow">
       <w:rPr>
+        <w:rFonts w:eastAsia="黑体"/>
         <w:b/>
         <w:bCs/>
         <w:color w:themeColor="text1" w:val="000000"/>
@@ -10966,6 +11438,7 @@
     </w:tblStylePr>
     <w:tblStylePr w:type="lastRow">
       <w:rPr>
+        <w:rFonts w:eastAsia="黑体"/>
         <w:b/>
         <w:bCs/>
         <w:color w:themeColor="text1" w:val="000000"/>
@@ -10985,6 +11458,7 @@
     </w:tblStylePr>
     <w:tblStylePr w:type="firstCol">
       <w:rPr>
+        <w:rFonts w:eastAsia="黑体"/>
         <w:b/>
         <w:bCs/>
         <w:color w:themeColor="text1" w:val="000000"/>
@@ -11004,6 +11478,7 @@
     </w:tblStylePr>
     <w:tblStylePr w:type="lastCol">
       <w:rPr>
+        <w:rFonts w:eastAsia="黑体"/>
         <w:b w:val="0"/>
         <w:bCs w:val="0"/>
         <w:color w:themeColor="text1" w:val="000000"/>
@@ -11053,7 +11528,7 @@
       <w:spacing w:after="0" w:line="240" w:lineRule="auto"/>
     </w:pPr>
     <w:rPr>
-      <w:rFonts w:asciiTheme="majorHAnsi" w:cstheme="majorBidi" w:eastAsiaTheme="majorEastAsia" w:hAnsiTheme="majorHAnsi"/>
+      <w:rFonts w:asciiTheme="majorHAnsi" w:cstheme="majorBidi" w:hAnsiTheme="majorHAnsi" w:eastAsia="黑体"/>
       <w:color w:themeColor="text1" w:val="000000"/>
     </w:rPr>
     <w:tblPr>
@@ -11080,6 +11555,7 @@
     </w:tcPr>
     <w:tblStylePr w:type="firstRow">
       <w:rPr>
+        <w:rFonts w:eastAsia="黑体"/>
         <w:b/>
         <w:bCs/>
         <w:color w:themeColor="text1" w:val="000000"/>
@@ -11091,6 +11567,7 @@
     </w:tblStylePr>
     <w:tblStylePr w:type="lastRow">
       <w:rPr>
+        <w:rFonts w:eastAsia="黑体"/>
         <w:b/>
         <w:bCs/>
         <w:color w:themeColor="text1" w:val="000000"/>
@@ -11110,6 +11587,7 @@
     </w:tblStylePr>
     <w:tblStylePr w:type="firstCol">
       <w:rPr>
+        <w:rFonts w:eastAsia="黑体"/>
         <w:b/>
         <w:bCs/>
         <w:color w:themeColor="text1" w:val="000000"/>
@@ -11129,6 +11607,7 @@
     </w:tblStylePr>
     <w:tblStylePr w:type="lastCol">
       <w:rPr>
+        <w:rFonts w:eastAsia="黑体"/>
         <w:b w:val="0"/>
         <w:bCs w:val="0"/>
         <w:color w:themeColor="text1" w:val="000000"/>
@@ -11201,6 +11680,7 @@
     </w:tcPr>
     <w:tblStylePr w:type="firstRow">
       <w:rPr>
+        <w:rFonts w:eastAsia="黑体"/>
         <w:b/>
         <w:bCs/>
         <w:i w:val="0"/>
@@ -11222,6 +11702,7 @@
     </w:tblStylePr>
     <w:tblStylePr w:type="lastRow">
       <w:rPr>
+        <w:rFonts w:eastAsia="黑体"/>
         <w:b/>
         <w:bCs/>
         <w:i w:val="0"/>
@@ -11243,6 +11724,7 @@
     </w:tblStylePr>
     <w:tblStylePr w:type="firstCol">
       <w:rPr>
+        <w:rFonts w:eastAsia="黑体"/>
         <w:b/>
         <w:bCs/>
         <w:i w:val="0"/>
@@ -11262,6 +11744,7 @@
     </w:tblStylePr>
     <w:tblStylePr w:type="lastCol">
       <w:rPr>
+        <w:rFonts w:eastAsia="黑体"/>
         <w:b/>
         <w:bCs/>
         <w:i w:val="0"/>
@@ -11342,6 +11825,7 @@
     </w:tcPr>
     <w:tblStylePr w:type="firstRow">
       <w:rPr>
+        <w:rFonts w:eastAsia="黑体"/>
         <w:b/>
         <w:bCs/>
         <w:i w:val="0"/>
@@ -11363,6 +11847,7 @@
     </w:tblStylePr>
     <w:tblStylePr w:type="lastRow">
       <w:rPr>
+        <w:rFonts w:eastAsia="黑体"/>
         <w:b/>
         <w:bCs/>
         <w:i w:val="0"/>
@@ -11384,6 +11869,7 @@
     </w:tblStylePr>
     <w:tblStylePr w:type="firstCol">
       <w:rPr>
+        <w:rFonts w:eastAsia="黑体"/>
         <w:b/>
         <w:bCs/>
         <w:i w:val="0"/>
@@ -11403,6 +11889,7 @@
     </w:tblStylePr>
     <w:tblStylePr w:type="lastCol">
       <w:rPr>
+        <w:rFonts w:eastAsia="黑体"/>
         <w:b/>
         <w:bCs/>
         <w:i w:val="0"/>
@@ -11483,6 +11970,7 @@
     </w:tcPr>
     <w:tblStylePr w:type="firstRow">
       <w:rPr>
+        <w:rFonts w:eastAsia="黑体"/>
         <w:b/>
         <w:bCs/>
         <w:i w:val="0"/>
@@ -11504,6 +11992,7 @@
     </w:tblStylePr>
     <w:tblStylePr w:type="lastRow">
       <w:rPr>
+        <w:rFonts w:eastAsia="黑体"/>
         <w:b/>
         <w:bCs/>
         <w:i w:val="0"/>
@@ -11525,6 +12014,7 @@
     </w:tblStylePr>
     <w:tblStylePr w:type="firstCol">
       <w:rPr>
+        <w:rFonts w:eastAsia="黑体"/>
         <w:b/>
         <w:bCs/>
         <w:i w:val="0"/>
@@ -11544,6 +12034,7 @@
     </w:tblStylePr>
     <w:tblStylePr w:type="lastCol">
       <w:rPr>
+        <w:rFonts w:eastAsia="黑体"/>
         <w:b/>
         <w:bCs/>
         <w:i w:val="0"/>
@@ -11624,6 +12115,7 @@
     </w:tcPr>
     <w:tblStylePr w:type="firstRow">
       <w:rPr>
+        <w:rFonts w:eastAsia="黑体"/>
         <w:b/>
         <w:bCs/>
         <w:i w:val="0"/>
@@ -11645,6 +12137,7 @@
     </w:tblStylePr>
     <w:tblStylePr w:type="lastRow">
       <w:rPr>
+        <w:rFonts w:eastAsia="黑体"/>
         <w:b/>
         <w:bCs/>
         <w:i w:val="0"/>
@@ -11666,6 +12159,7 @@
     </w:tblStylePr>
     <w:tblStylePr w:type="firstCol">
       <w:rPr>
+        <w:rFonts w:eastAsia="黑体"/>
         <w:b/>
         <w:bCs/>
         <w:i w:val="0"/>
@@ -11685,6 +12179,7 @@
     </w:tblStylePr>
     <w:tblStylePr w:type="lastCol">
       <w:rPr>
+        <w:rFonts w:eastAsia="黑体"/>
         <w:b/>
         <w:bCs/>
         <w:i w:val="0"/>
@@ -11765,6 +12260,7 @@
     </w:tcPr>
     <w:tblStylePr w:type="firstRow">
       <w:rPr>
+        <w:rFonts w:eastAsia="黑体"/>
         <w:b/>
         <w:bCs/>
         <w:i w:val="0"/>
@@ -11786,6 +12282,7 @@
     </w:tblStylePr>
     <w:tblStylePr w:type="lastRow">
       <w:rPr>
+        <w:rFonts w:eastAsia="黑体"/>
         <w:b/>
         <w:bCs/>
         <w:i w:val="0"/>
@@ -11807,6 +12304,7 @@
     </w:tblStylePr>
     <w:tblStylePr w:type="firstCol">
       <w:rPr>
+        <w:rFonts w:eastAsia="黑体"/>
         <w:b/>
         <w:bCs/>
         <w:i w:val="0"/>
@@ -11826,6 +12324,7 @@
     </w:tblStylePr>
     <w:tblStylePr w:type="lastCol">
       <w:rPr>
+        <w:rFonts w:eastAsia="黑体"/>
         <w:b/>
         <w:bCs/>
         <w:i w:val="0"/>
@@ -11906,6 +12405,7 @@
     </w:tcPr>
     <w:tblStylePr w:type="firstRow">
       <w:rPr>
+        <w:rFonts w:eastAsia="黑体"/>
         <w:b/>
         <w:bCs/>
         <w:i w:val="0"/>
@@ -11927,6 +12427,7 @@
     </w:tblStylePr>
     <w:tblStylePr w:type="lastRow">
       <w:rPr>
+        <w:rFonts w:eastAsia="黑体"/>
         <w:b/>
         <w:bCs/>
         <w:i w:val="0"/>
@@ -11948,6 +12449,7 @@
     </w:tblStylePr>
     <w:tblStylePr w:type="firstCol">
       <w:rPr>
+        <w:rFonts w:eastAsia="黑体"/>
         <w:b/>
         <w:bCs/>
         <w:i w:val="0"/>
@@ -11967,6 +12469,7 @@
     </w:tblStylePr>
     <w:tblStylePr w:type="lastCol">
       <w:rPr>
+        <w:rFonts w:eastAsia="黑体"/>
         <w:b/>
         <w:bCs/>
         <w:i w:val="0"/>
@@ -12047,6 +12550,7 @@
     </w:tcPr>
     <w:tblStylePr w:type="firstRow">
       <w:rPr>
+        <w:rFonts w:eastAsia="黑体"/>
         <w:b/>
         <w:bCs/>
         <w:i w:val="0"/>
@@ -12068,6 +12572,7 @@
     </w:tblStylePr>
     <w:tblStylePr w:type="lastRow">
       <w:rPr>
+        <w:rFonts w:eastAsia="黑体"/>
         <w:b/>
         <w:bCs/>
         <w:i w:val="0"/>
@@ -12089,6 +12594,7 @@
     </w:tblStylePr>
     <w:tblStylePr w:type="firstCol">
       <w:rPr>
+        <w:rFonts w:eastAsia="黑体"/>
         <w:b/>
         <w:bCs/>
         <w:i w:val="0"/>
@@ -12108,6 +12614,7 @@
     </w:tblStylePr>
     <w:tblStylePr w:type="lastCol">
       <w:rPr>
+        <w:rFonts w:eastAsia="黑体"/>
         <w:b/>
         <w:bCs/>
         <w:i w:val="0"/>
@@ -12165,6 +12672,7 @@
       <w:spacing w:after="0" w:line="240" w:lineRule="auto"/>
     </w:pPr>
     <w:rPr>
+      <w:rFonts w:eastAsia="黑体"/>
       <w:color w:themeColor="background1" w:val="FFFFFF"/>
     </w:rPr>
     <w:tblPr>
@@ -12183,6 +12691,7 @@
     </w:tcPr>
     <w:tblStylePr w:type="firstRow">
       <w:rPr>
+        <w:rFonts w:eastAsia="黑体"/>
         <w:b/>
         <w:bCs/>
       </w:rPr>
@@ -12279,6 +12788,7 @@
       <w:spacing w:after="0" w:line="240" w:lineRule="auto"/>
     </w:pPr>
     <w:rPr>
+      <w:rFonts w:eastAsia="黑体"/>
       <w:color w:themeColor="background1" w:val="FFFFFF"/>
     </w:rPr>
     <w:tblPr>
@@ -12297,6 +12807,7 @@
     </w:tcPr>
     <w:tblStylePr w:type="firstRow">
       <w:rPr>
+        <w:rFonts w:eastAsia="黑体"/>
         <w:b/>
         <w:bCs/>
       </w:rPr>
@@ -12393,6 +12904,7 @@
       <w:spacing w:after="0" w:line="240" w:lineRule="auto"/>
     </w:pPr>
     <w:rPr>
+      <w:rFonts w:eastAsia="黑体"/>
       <w:color w:themeColor="background1" w:val="FFFFFF"/>
     </w:rPr>
     <w:tblPr>
@@ -12411,6 +12923,7 @@
     </w:tcPr>
     <w:tblStylePr w:type="firstRow">
       <w:rPr>
+        <w:rFonts w:eastAsia="黑体"/>
         <w:b/>
         <w:bCs/>
       </w:rPr>
@@ -12507,6 +13020,7 @@
       <w:spacing w:after="0" w:line="240" w:lineRule="auto"/>
     </w:pPr>
     <w:rPr>
+      <w:rFonts w:eastAsia="黑体"/>
       <w:color w:themeColor="background1" w:val="FFFFFF"/>
     </w:rPr>
     <w:tblPr>
@@ -12525,6 +13039,7 @@
     </w:tcPr>
     <w:tblStylePr w:type="firstRow">
       <w:rPr>
+        <w:rFonts w:eastAsia="黑体"/>
         <w:b/>
         <w:bCs/>
       </w:rPr>
@@ -12621,6 +13136,7 @@
       <w:spacing w:after="0" w:line="240" w:lineRule="auto"/>
     </w:pPr>
     <w:rPr>
+      <w:rFonts w:eastAsia="黑体"/>
       <w:color w:themeColor="background1" w:val="FFFFFF"/>
     </w:rPr>
     <w:tblPr>
@@ -12639,6 +13155,7 @@
     </w:tcPr>
     <w:tblStylePr w:type="firstRow">
       <w:rPr>
+        <w:rFonts w:eastAsia="黑体"/>
         <w:b/>
         <w:bCs/>
       </w:rPr>
@@ -12735,6 +13252,7 @@
       <w:spacing w:after="0" w:line="240" w:lineRule="auto"/>
     </w:pPr>
     <w:rPr>
+      <w:rFonts w:eastAsia="黑体"/>
       <w:color w:themeColor="background1" w:val="FFFFFF"/>
     </w:rPr>
     <w:tblPr>
@@ -12753,6 +13271,7 @@
     </w:tcPr>
     <w:tblStylePr w:type="firstRow">
       <w:rPr>
+        <w:rFonts w:eastAsia="黑体"/>
         <w:b/>
         <w:bCs/>
       </w:rPr>
@@ -12849,6 +13368,7 @@
       <w:spacing w:after="0" w:line="240" w:lineRule="auto"/>
     </w:pPr>
     <w:rPr>
+      <w:rFonts w:eastAsia="黑体"/>
       <w:color w:themeColor="background1" w:val="FFFFFF"/>
     </w:rPr>
     <w:tblPr>
@@ -12867,6 +13387,7 @@
     </w:tcPr>
     <w:tblStylePr w:type="firstRow">
       <w:rPr>
+        <w:rFonts w:eastAsia="黑体"/>
         <w:b/>
         <w:bCs/>
       </w:rPr>
@@ -12963,6 +13484,7 @@
       <w:spacing w:after="0" w:line="240" w:lineRule="auto"/>
     </w:pPr>
     <w:rPr>
+      <w:rFonts w:eastAsia="黑体"/>
       <w:color w:themeColor="text1" w:val="000000"/>
     </w:rPr>
     <w:tblPr>
@@ -12989,6 +13511,7 @@
     </w:tcPr>
     <w:tblStylePr w:type="firstRow">
       <w:rPr>
+        <w:rFonts w:eastAsia="黑体"/>
         <w:b/>
         <w:bCs/>
       </w:rPr>
@@ -13007,6 +13530,7 @@
     </w:tblStylePr>
     <w:tblStylePr w:type="lastRow">
       <w:rPr>
+        <w:rFonts w:eastAsia="黑体"/>
         <w:b/>
         <w:bCs/>
         <w:color w:themeColor="background1" w:val="FFFFFF"/>
@@ -13021,6 +13545,7 @@
     </w:tblStylePr>
     <w:tblStylePr w:type="firstCol">
       <w:rPr>
+        <w:rFonts w:eastAsia="黑体"/>
         <w:color w:themeColor="background1" w:val="FFFFFF"/>
       </w:rPr>
       <w:tblPr/>
@@ -13038,6 +13563,7 @@
     </w:tblStylePr>
     <w:tblStylePr w:type="lastCol">
       <w:rPr>
+        <w:rFonts w:eastAsia="黑体"/>
         <w:color w:themeColor="background1" w:val="FFFFFF"/>
       </w:rPr>
       <w:tblPr/>
@@ -13067,11 +13593,13 @@
     </w:tblStylePr>
     <w:tblStylePr w:type="neCell">
       <w:rPr>
+        <w:rFonts w:eastAsia="黑体"/>
         <w:color w:themeColor="text1" w:val="000000"/>
       </w:rPr>
     </w:tblStylePr>
     <w:tblStylePr w:type="nwCell">
       <w:rPr>
+        <w:rFonts w:eastAsia="黑体"/>
         <w:color w:themeColor="text1" w:val="000000"/>
       </w:rPr>
     </w:tblStylePr>
@@ -13085,6 +13613,7 @@
       <w:spacing w:after="0" w:line="240" w:lineRule="auto"/>
     </w:pPr>
     <w:rPr>
+      <w:rFonts w:eastAsia="黑体"/>
       <w:color w:themeColor="text1" w:val="000000"/>
     </w:rPr>
     <w:tblPr>
@@ -13111,6 +13640,7 @@
     </w:tcPr>
     <w:tblStylePr w:type="firstRow">
       <w:rPr>
+        <w:rFonts w:eastAsia="黑体"/>
         <w:b/>
         <w:bCs/>
       </w:rPr>
@@ -13129,6 +13659,7 @@
     </w:tblStylePr>
     <w:tblStylePr w:type="lastRow">
       <w:rPr>
+        <w:rFonts w:eastAsia="黑体"/>
         <w:b/>
         <w:bCs/>
         <w:color w:themeColor="background1" w:val="FFFFFF"/>
@@ -13143,6 +13674,7 @@
     </w:tblStylePr>
     <w:tblStylePr w:type="firstCol">
       <w:rPr>
+        <w:rFonts w:eastAsia="黑体"/>
         <w:color w:themeColor="background1" w:val="FFFFFF"/>
       </w:rPr>
       <w:tblPr/>
@@ -13160,6 +13692,7 @@
     </w:tblStylePr>
     <w:tblStylePr w:type="lastCol">
       <w:rPr>
+        <w:rFonts w:eastAsia="黑体"/>
         <w:color w:themeColor="background1" w:val="FFFFFF"/>
       </w:rPr>
       <w:tblPr/>
@@ -13189,11 +13722,13 @@
     </w:tblStylePr>
     <w:tblStylePr w:type="neCell">
       <w:rPr>
+        <w:rFonts w:eastAsia="黑体"/>
         <w:color w:themeColor="text1" w:val="000000"/>
       </w:rPr>
     </w:tblStylePr>
     <w:tblStylePr w:type="nwCell">
       <w:rPr>
+        <w:rFonts w:eastAsia="黑体"/>
         <w:color w:themeColor="text1" w:val="000000"/>
       </w:rPr>
     </w:tblStylePr>
@@ -13207,6 +13742,7 @@
       <w:spacing w:after="0" w:line="240" w:lineRule="auto"/>
     </w:pPr>
     <w:rPr>
+      <w:rFonts w:eastAsia="黑体"/>
       <w:color w:themeColor="text1" w:val="000000"/>
     </w:rPr>
     <w:tblPr>
@@ -13233,6 +13769,7 @@
     </w:tcPr>
     <w:tblStylePr w:type="firstRow">
       <w:rPr>
+        <w:rFonts w:eastAsia="黑体"/>
         <w:b/>
         <w:bCs/>
       </w:rPr>
@@ -13251,6 +13788,7 @@
     </w:tblStylePr>
     <w:tblStylePr w:type="lastRow">
       <w:rPr>
+        <w:rFonts w:eastAsia="黑体"/>
         <w:b/>
         <w:bCs/>
         <w:color w:themeColor="background1" w:val="FFFFFF"/>
@@ -13265,6 +13803,7 @@
     </w:tblStylePr>
     <w:tblStylePr w:type="firstCol">
       <w:rPr>
+        <w:rFonts w:eastAsia="黑体"/>
         <w:color w:themeColor="background1" w:val="FFFFFF"/>
       </w:rPr>
       <w:tblPr/>
@@ -13282,6 +13821,7 @@
     </w:tblStylePr>
     <w:tblStylePr w:type="lastCol">
       <w:rPr>
+        <w:rFonts w:eastAsia="黑体"/>
         <w:color w:themeColor="background1" w:val="FFFFFF"/>
       </w:rPr>
       <w:tblPr/>
@@ -13311,11 +13851,13 @@
     </w:tblStylePr>
     <w:tblStylePr w:type="neCell">
       <w:rPr>
+        <w:rFonts w:eastAsia="黑体"/>
         <w:color w:themeColor="text1" w:val="000000"/>
       </w:rPr>
     </w:tblStylePr>
     <w:tblStylePr w:type="nwCell">
       <w:rPr>
+        <w:rFonts w:eastAsia="黑体"/>
         <w:color w:themeColor="text1" w:val="000000"/>
       </w:rPr>
     </w:tblStylePr>
@@ -13329,6 +13871,7 @@
       <w:spacing w:after="0" w:line="240" w:lineRule="auto"/>
     </w:pPr>
     <w:rPr>
+      <w:rFonts w:eastAsia="黑体"/>
       <w:color w:themeColor="text1" w:val="000000"/>
     </w:rPr>
     <w:tblPr>
@@ -13355,6 +13898,7 @@
     </w:tcPr>
     <w:tblStylePr w:type="firstRow">
       <w:rPr>
+        <w:rFonts w:eastAsia="黑体"/>
         <w:b/>
         <w:bCs/>
       </w:rPr>
@@ -13373,6 +13917,7 @@
     </w:tblStylePr>
     <w:tblStylePr w:type="lastRow">
       <w:rPr>
+        <w:rFonts w:eastAsia="黑体"/>
         <w:b/>
         <w:bCs/>
         <w:color w:themeColor="background1" w:val="FFFFFF"/>
@@ -13387,6 +13932,7 @@
     </w:tblStylePr>
     <w:tblStylePr w:type="firstCol">
       <w:rPr>
+        <w:rFonts w:eastAsia="黑体"/>
         <w:color w:themeColor="background1" w:val="FFFFFF"/>
       </w:rPr>
       <w:tblPr/>
@@ -13404,6 +13950,7 @@
     </w:tblStylePr>
     <w:tblStylePr w:type="lastCol">
       <w:rPr>
+        <w:rFonts w:eastAsia="黑体"/>
         <w:color w:themeColor="background1" w:val="FFFFFF"/>
       </w:rPr>
       <w:tblPr/>
@@ -13441,6 +13988,7 @@
       <w:spacing w:after="0" w:line="240" w:lineRule="auto"/>
     </w:pPr>
     <w:rPr>
+      <w:rFonts w:eastAsia="黑体"/>
       <w:color w:themeColor="text1" w:val="000000"/>
     </w:rPr>
     <w:tblPr>
@@ -13467,6 +14015,7 @@
     </w:tcPr>
     <w:tblStylePr w:type="firstRow">
       <w:rPr>
+        <w:rFonts w:eastAsia="黑体"/>
         <w:b/>
         <w:bCs/>
       </w:rPr>
@@ -13485,6 +14034,7 @@
     </w:tblStylePr>
     <w:tblStylePr w:type="lastRow">
       <w:rPr>
+        <w:rFonts w:eastAsia="黑体"/>
         <w:b/>
         <w:bCs/>
         <w:color w:themeColor="background1" w:val="FFFFFF"/>
@@ -13499,6 +14049,7 @@
     </w:tblStylePr>
     <w:tblStylePr w:type="firstCol">
       <w:rPr>
+        <w:rFonts w:eastAsia="黑体"/>
         <w:color w:themeColor="background1" w:val="FFFFFF"/>
       </w:rPr>
       <w:tblPr/>
@@ -13516,6 +14067,7 @@
     </w:tblStylePr>
     <w:tblStylePr w:type="lastCol">
       <w:rPr>
+        <w:rFonts w:eastAsia="黑体"/>
         <w:color w:themeColor="background1" w:val="FFFFFF"/>
       </w:rPr>
       <w:tblPr/>
@@ -13545,11 +14097,13 @@
     </w:tblStylePr>
     <w:tblStylePr w:type="neCell">
       <w:rPr>
+        <w:rFonts w:eastAsia="黑体"/>
         <w:color w:themeColor="text1" w:val="000000"/>
       </w:rPr>
     </w:tblStylePr>
     <w:tblStylePr w:type="nwCell">
       <w:rPr>
+        <w:rFonts w:eastAsia="黑体"/>
         <w:color w:themeColor="text1" w:val="000000"/>
       </w:rPr>
     </w:tblStylePr>
@@ -13563,6 +14117,7 @@
       <w:spacing w:after="0" w:line="240" w:lineRule="auto"/>
     </w:pPr>
     <w:rPr>
+      <w:rFonts w:eastAsia="黑体"/>
       <w:color w:themeColor="text1" w:val="000000"/>
     </w:rPr>
     <w:tblPr>
@@ -13589,6 +14144,7 @@
     </w:tcPr>
     <w:tblStylePr w:type="firstRow">
       <w:rPr>
+        <w:rFonts w:eastAsia="黑体"/>
         <w:b/>
         <w:bCs/>
       </w:rPr>
@@ -13607,6 +14163,7 @@
     </w:tblStylePr>
     <w:tblStylePr w:type="lastRow">
       <w:rPr>
+        <w:rFonts w:eastAsia="黑体"/>
         <w:b/>
         <w:bCs/>
         <w:color w:themeColor="background1" w:val="FFFFFF"/>
@@ -13621,6 +14178,7 @@
     </w:tblStylePr>
     <w:tblStylePr w:type="firstCol">
       <w:rPr>
+        <w:rFonts w:eastAsia="黑体"/>
         <w:color w:themeColor="background1" w:val="FFFFFF"/>
       </w:rPr>
       <w:tblPr/>
@@ -13638,6 +14196,7 @@
     </w:tblStylePr>
     <w:tblStylePr w:type="lastCol">
       <w:rPr>
+        <w:rFonts w:eastAsia="黑体"/>
         <w:color w:themeColor="background1" w:val="FFFFFF"/>
       </w:rPr>
       <w:tblPr/>
@@ -13667,11 +14226,13 @@
     </w:tblStylePr>
     <w:tblStylePr w:type="neCell">
       <w:rPr>
+        <w:rFonts w:eastAsia="黑体"/>
         <w:color w:themeColor="text1" w:val="000000"/>
       </w:rPr>
     </w:tblStylePr>
     <w:tblStylePr w:type="nwCell">
       <w:rPr>
+        <w:rFonts w:eastAsia="黑体"/>
         <w:color w:themeColor="text1" w:val="000000"/>
       </w:rPr>
     </w:tblStylePr>
@@ -13685,6 +14246,7 @@
       <w:spacing w:after="0" w:line="240" w:lineRule="auto"/>
     </w:pPr>
     <w:rPr>
+      <w:rFonts w:eastAsia="黑体"/>
       <w:color w:themeColor="text1" w:val="000000"/>
     </w:rPr>
     <w:tblPr>
@@ -13711,6 +14273,7 @@
     </w:tcPr>
     <w:tblStylePr w:type="firstRow">
       <w:rPr>
+        <w:rFonts w:eastAsia="黑体"/>
         <w:b/>
         <w:bCs/>
       </w:rPr>
@@ -13729,6 +14292,7 @@
     </w:tblStylePr>
     <w:tblStylePr w:type="lastRow">
       <w:rPr>
+        <w:rFonts w:eastAsia="黑体"/>
         <w:b/>
         <w:bCs/>
         <w:color w:themeColor="background1" w:val="FFFFFF"/>
@@ -13743,6 +14307,7 @@
     </w:tblStylePr>
     <w:tblStylePr w:type="firstCol">
       <w:rPr>
+        <w:rFonts w:eastAsia="黑体"/>
         <w:color w:themeColor="background1" w:val="FFFFFF"/>
       </w:rPr>
       <w:tblPr/>
@@ -13760,6 +14325,7 @@
     </w:tblStylePr>
     <w:tblStylePr w:type="lastCol">
       <w:rPr>
+        <w:rFonts w:eastAsia="黑体"/>
         <w:color w:themeColor="background1" w:val="FFFFFF"/>
       </w:rPr>
       <w:tblPr/>
@@ -13789,11 +14355,13 @@
     </w:tblStylePr>
     <w:tblStylePr w:type="neCell">
       <w:rPr>
+        <w:rFonts w:eastAsia="黑体"/>
         <w:color w:themeColor="text1" w:val="000000"/>
       </w:rPr>
     </w:tblStylePr>
     <w:tblStylePr w:type="nwCell">
       <w:rPr>
+        <w:rFonts w:eastAsia="黑体"/>
         <w:color w:themeColor="text1" w:val="000000"/>
       </w:rPr>
     </w:tblStylePr>
@@ -13807,6 +14375,7 @@
       <w:spacing w:after="0" w:line="240" w:lineRule="auto"/>
     </w:pPr>
     <w:rPr>
+      <w:rFonts w:eastAsia="黑体"/>
       <w:color w:themeColor="text1" w:val="000000"/>
     </w:rPr>
     <w:tblPr>
@@ -13825,6 +14394,7 @@
     </w:tcPr>
     <w:tblStylePr w:type="firstRow">
       <w:rPr>
+        <w:rFonts w:eastAsia="黑体"/>
         <w:b/>
         <w:bCs/>
         <w:color w:themeColor="background1" w:val="FFFFFF"/>
@@ -13839,6 +14409,7 @@
     </w:tblStylePr>
     <w:tblStylePr w:type="lastRow">
       <w:rPr>
+        <w:rFonts w:eastAsia="黑体"/>
         <w:b/>
         <w:bCs/>
         <w:color w:themeColor="accent2" w:themeShade="CC" w:val="9E3A38"/>
@@ -13853,12 +14424,14 @@
     </w:tblStylePr>
     <w:tblStylePr w:type="firstCol">
       <w:rPr>
+        <w:rFonts w:eastAsia="黑体"/>
         <w:b/>
         <w:bCs/>
       </w:rPr>
     </w:tblStylePr>
     <w:tblStylePr w:type="lastCol">
       <w:rPr>
+        <w:rFonts w:eastAsia="黑体"/>
         <w:b/>
         <w:bCs/>
       </w:rPr>
@@ -13893,6 +14466,7 @@
       <w:spacing w:after="0" w:line="240" w:lineRule="auto"/>
     </w:pPr>
     <w:rPr>
+      <w:rFonts w:eastAsia="黑体"/>
       <w:color w:themeColor="text1" w:val="000000"/>
     </w:rPr>
     <w:tblPr>
@@ -13911,6 +14485,7 @@
     </w:tcPr>
     <w:tblStylePr w:type="firstRow">
       <w:rPr>
+        <w:rFonts w:eastAsia="黑体"/>
         <w:b/>
         <w:bCs/>
         <w:color w:themeColor="background1" w:val="FFFFFF"/>
@@ -13925,6 +14500,7 @@
     </w:tblStylePr>
     <w:tblStylePr w:type="lastRow">
       <w:rPr>
+        <w:rFonts w:eastAsia="黑体"/>
         <w:b/>
         <w:bCs/>
         <w:color w:themeColor="accent2" w:themeShade="CC" w:val="9E3A38"/>
@@ -13939,12 +14515,14 @@
     </w:tblStylePr>
     <w:tblStylePr w:type="firstCol">
       <w:rPr>
+        <w:rFonts w:eastAsia="黑体"/>
         <w:b/>
         <w:bCs/>
       </w:rPr>
     </w:tblStylePr>
     <w:tblStylePr w:type="lastCol">
       <w:rPr>
+        <w:rFonts w:eastAsia="黑体"/>
         <w:b/>
         <w:bCs/>
       </w:rPr>
@@ -13979,6 +14557,7 @@
       <w:spacing w:after="0" w:line="240" w:lineRule="auto"/>
     </w:pPr>
     <w:rPr>
+      <w:rFonts w:eastAsia="黑体"/>
       <w:color w:themeColor="text1" w:val="000000"/>
     </w:rPr>
     <w:tblPr>
@@ -13997,6 +14576,7 @@
     </w:tcPr>
     <w:tblStylePr w:type="firstRow">
       <w:rPr>
+        <w:rFonts w:eastAsia="黑体"/>
         <w:b/>
         <w:bCs/>
         <w:color w:themeColor="background1" w:val="FFFFFF"/>
@@ -14011,6 +14591,7 @@
     </w:tblStylePr>
     <w:tblStylePr w:type="lastRow">
       <w:rPr>
+        <w:rFonts w:eastAsia="黑体"/>
         <w:b/>
         <w:bCs/>
         <w:color w:themeColor="accent2" w:themeShade="CC" w:val="9E3A38"/>
@@ -14025,12 +14606,14 @@
     </w:tblStylePr>
     <w:tblStylePr w:type="firstCol">
       <w:rPr>
+        <w:rFonts w:eastAsia="黑体"/>
         <w:b/>
         <w:bCs/>
       </w:rPr>
     </w:tblStylePr>
     <w:tblStylePr w:type="lastCol">
       <w:rPr>
+        <w:rFonts w:eastAsia="黑体"/>
         <w:b/>
         <w:bCs/>
       </w:rPr>
@@ -14065,6 +14648,7 @@
       <w:spacing w:after="0" w:line="240" w:lineRule="auto"/>
     </w:pPr>
     <w:rPr>
+      <w:rFonts w:eastAsia="黑体"/>
       <w:color w:themeColor="text1" w:val="000000"/>
     </w:rPr>
     <w:tblPr>
@@ -14083,6 +14667,7 @@
     </w:tcPr>
     <w:tblStylePr w:type="firstRow">
       <w:rPr>
+        <w:rFonts w:eastAsia="黑体"/>
         <w:b/>
         <w:bCs/>
         <w:color w:themeColor="background1" w:val="FFFFFF"/>
@@ -14097,6 +14682,7 @@
     </w:tblStylePr>
     <w:tblStylePr w:type="lastRow">
       <w:rPr>
+        <w:rFonts w:eastAsia="黑体"/>
         <w:b/>
         <w:bCs/>
         <w:color w:themeColor="accent4" w:themeShade="CC" w:val="664E82"/>
@@ -14111,12 +14697,14 @@
     </w:tblStylePr>
     <w:tblStylePr w:type="firstCol">
       <w:rPr>
+        <w:rFonts w:eastAsia="黑体"/>
         <w:b/>
         <w:bCs/>
       </w:rPr>
     </w:tblStylePr>
     <w:tblStylePr w:type="lastCol">
       <w:rPr>
+        <w:rFonts w:eastAsia="黑体"/>
         <w:b/>
         <w:bCs/>
       </w:rPr>
@@ -14151,6 +14739,7 @@
       <w:spacing w:after="0" w:line="240" w:lineRule="auto"/>
     </w:pPr>
     <w:rPr>
+      <w:rFonts w:eastAsia="黑体"/>
       <w:color w:themeColor="text1" w:val="000000"/>
     </w:rPr>
     <w:tblPr>
@@ -14169,6 +14758,7 @@
     </w:tcPr>
     <w:tblStylePr w:type="firstRow">
       <w:rPr>
+        <w:rFonts w:eastAsia="黑体"/>
         <w:b/>
         <w:bCs/>
         <w:color w:themeColor="background1" w:val="FFFFFF"/>
@@ -14183,6 +14773,7 @@
     </w:tblStylePr>
     <w:tblStylePr w:type="lastRow">
       <w:rPr>
+        <w:rFonts w:eastAsia="黑体"/>
         <w:b/>
         <w:bCs/>
         <w:color w:themeColor="accent3" w:themeShade="CC" w:val="7E9C40"/>
@@ -14197,12 +14788,14 @@
     </w:tblStylePr>
     <w:tblStylePr w:type="firstCol">
       <w:rPr>
+        <w:rFonts w:eastAsia="黑体"/>
         <w:b/>
         <w:bCs/>
       </w:rPr>
     </w:tblStylePr>
     <w:tblStylePr w:type="lastCol">
       <w:rPr>
+        <w:rFonts w:eastAsia="黑体"/>
         <w:b/>
         <w:bCs/>
       </w:rPr>
@@ -14237,6 +14830,7 @@
       <w:spacing w:after="0" w:line="240" w:lineRule="auto"/>
     </w:pPr>
     <w:rPr>
+      <w:rFonts w:eastAsia="黑体"/>
       <w:color w:themeColor="text1" w:val="000000"/>
     </w:rPr>
     <w:tblPr>
@@ -14255,6 +14849,7 @@
     </w:tcPr>
     <w:tblStylePr w:type="firstRow">
       <w:rPr>
+        <w:rFonts w:eastAsia="黑体"/>
         <w:b/>
         <w:bCs/>
         <w:color w:themeColor="background1" w:val="FFFFFF"/>
@@ -14269,6 +14864,7 @@
     </w:tblStylePr>
     <w:tblStylePr w:type="lastRow">
       <w:rPr>
+        <w:rFonts w:eastAsia="黑体"/>
         <w:b/>
         <w:bCs/>
         <w:color w:themeColor="accent6" w:themeShade="CC" w:val="F2730A"/>
@@ -14283,12 +14879,14 @@
     </w:tblStylePr>
     <w:tblStylePr w:type="firstCol">
       <w:rPr>
+        <w:rFonts w:eastAsia="黑体"/>
         <w:b/>
         <w:bCs/>
       </w:rPr>
     </w:tblStylePr>
     <w:tblStylePr w:type="lastCol">
       <w:rPr>
+        <w:rFonts w:eastAsia="黑体"/>
         <w:b/>
         <w:bCs/>
       </w:rPr>
@@ -14323,6 +14921,7 @@
       <w:spacing w:after="0" w:line="240" w:lineRule="auto"/>
     </w:pPr>
     <w:rPr>
+      <w:rFonts w:eastAsia="黑体"/>
       <w:color w:themeColor="text1" w:val="000000"/>
     </w:rPr>
     <w:tblPr>
@@ -14341,6 +14940,7 @@
     </w:tcPr>
     <w:tblStylePr w:type="firstRow">
       <w:rPr>
+        <w:rFonts w:eastAsia="黑体"/>
         <w:b/>
         <w:bCs/>
         <w:color w:themeColor="background1" w:val="FFFFFF"/>
@@ -14355,6 +14955,7 @@
     </w:tblStylePr>
     <w:tblStylePr w:type="lastRow">
       <w:rPr>
+        <w:rFonts w:eastAsia="黑体"/>
         <w:b/>
         <w:bCs/>
         <w:color w:themeColor="accent5" w:themeShade="CC" w:val="348DA5"/>
@@ -14369,12 +14970,14 @@
     </w:tblStylePr>
     <w:tblStylePr w:type="firstCol">
       <w:rPr>
+        <w:rFonts w:eastAsia="黑体"/>
         <w:b/>
         <w:bCs/>
       </w:rPr>
     </w:tblStylePr>
     <w:tblStylePr w:type="lastCol">
       <w:rPr>
+        <w:rFonts w:eastAsia="黑体"/>
         <w:b/>
         <w:bCs/>
       </w:rPr>
@@ -14409,6 +15012,7 @@
       <w:spacing w:after="0" w:line="240" w:lineRule="auto"/>
     </w:pPr>
     <w:rPr>
+      <w:rFonts w:eastAsia="黑体"/>
       <w:color w:themeColor="text1" w:val="000000"/>
     </w:rPr>
     <w:tblPr>
@@ -14430,6 +15034,7 @@
     </w:tcPr>
     <w:tblStylePr w:type="firstRow">
       <w:rPr>
+        <w:rFonts w:eastAsia="黑体"/>
         <w:b/>
         <w:bCs/>
       </w:rPr>
@@ -14440,6 +15045,7 @@
     </w:tblStylePr>
     <w:tblStylePr w:type="lastRow">
       <w:rPr>
+        <w:rFonts w:eastAsia="黑体"/>
         <w:b/>
         <w:bCs/>
         <w:color w:themeColor="text1" w:val="000000"/>
@@ -14451,6 +15057,7 @@
     </w:tblStylePr>
     <w:tblStylePr w:type="firstCol">
       <w:rPr>
+        <w:rFonts w:eastAsia="黑体"/>
         <w:color w:themeColor="background1" w:val="FFFFFF"/>
       </w:rPr>
       <w:tblPr/>
@@ -14460,6 +15067,7 @@
     </w:tblStylePr>
     <w:tblStylePr w:type="lastCol">
       <w:rPr>
+        <w:rFonts w:eastAsia="黑体"/>
         <w:color w:themeColor="background1" w:val="FFFFFF"/>
       </w:rPr>
       <w:tblPr/>
@@ -14489,6 +15097,7 @@
       <w:spacing w:after="0" w:line="240" w:lineRule="auto"/>
     </w:pPr>
     <w:rPr>
+      <w:rFonts w:eastAsia="黑体"/>
       <w:color w:themeColor="text1" w:val="000000"/>
     </w:rPr>
     <w:tblPr>
@@ -14510,6 +15119,7 @@
     </w:tcPr>
     <w:tblStylePr w:type="firstRow">
       <w:rPr>
+        <w:rFonts w:eastAsia="黑体"/>
         <w:b/>
         <w:bCs/>
       </w:rPr>
@@ -14520,6 +15130,7 @@
     </w:tblStylePr>
     <w:tblStylePr w:type="lastRow">
       <w:rPr>
+        <w:rFonts w:eastAsia="黑体"/>
         <w:b/>
         <w:bCs/>
         <w:color w:themeColor="text1" w:val="000000"/>
@@ -14531,6 +15142,7 @@
     </w:tblStylePr>
     <w:tblStylePr w:type="firstCol">
       <w:rPr>
+        <w:rFonts w:eastAsia="黑体"/>
         <w:color w:themeColor="background1" w:val="FFFFFF"/>
       </w:rPr>
       <w:tblPr/>
@@ -14540,6 +15152,7 @@
     </w:tblStylePr>
     <w:tblStylePr w:type="lastCol">
       <w:rPr>
+        <w:rFonts w:eastAsia="黑体"/>
         <w:color w:themeColor="background1" w:val="FFFFFF"/>
       </w:rPr>
       <w:tblPr/>
@@ -14569,6 +15182,7 @@
       <w:spacing w:after="0" w:line="240" w:lineRule="auto"/>
     </w:pPr>
     <w:rPr>
+      <w:rFonts w:eastAsia="黑体"/>
       <w:color w:themeColor="text1" w:val="000000"/>
     </w:rPr>
     <w:tblPr>
@@ -14590,6 +15204,7 @@
     </w:tcPr>
     <w:tblStylePr w:type="firstRow">
       <w:rPr>
+        <w:rFonts w:eastAsia="黑体"/>
         <w:b/>
         <w:bCs/>
       </w:rPr>
@@ -14600,6 +15215,7 @@
     </w:tblStylePr>
     <w:tblStylePr w:type="lastRow">
       <w:rPr>
+        <w:rFonts w:eastAsia="黑体"/>
         <w:b/>
         <w:bCs/>
         <w:color w:themeColor="text1" w:val="000000"/>
@@ -14611,6 +15227,7 @@
     </w:tblStylePr>
     <w:tblStylePr w:type="firstCol">
       <w:rPr>
+        <w:rFonts w:eastAsia="黑体"/>
         <w:color w:themeColor="background1" w:val="FFFFFF"/>
       </w:rPr>
       <w:tblPr/>
@@ -14620,6 +15237,7 @@
     </w:tblStylePr>
     <w:tblStylePr w:type="lastCol">
       <w:rPr>
+        <w:rFonts w:eastAsia="黑体"/>
         <w:color w:themeColor="background1" w:val="FFFFFF"/>
       </w:rPr>
       <w:tblPr/>
@@ -14649,6 +15267,7 @@
       <w:spacing w:after="0" w:line="240" w:lineRule="auto"/>
     </w:pPr>
     <w:rPr>
+      <w:rFonts w:eastAsia="黑体"/>
       <w:color w:themeColor="text1" w:val="000000"/>
     </w:rPr>
     <w:tblPr>
@@ -14670,6 +15289,7 @@
     </w:tcPr>
     <w:tblStylePr w:type="firstRow">
       <w:rPr>
+        <w:rFonts w:eastAsia="黑体"/>
         <w:b/>
         <w:bCs/>
       </w:rPr>
@@ -14680,6 +15300,7 @@
     </w:tblStylePr>
     <w:tblStylePr w:type="lastRow">
       <w:rPr>
+        <w:rFonts w:eastAsia="黑体"/>
         <w:b/>
         <w:bCs/>
         <w:color w:themeColor="text1" w:val="000000"/>
@@ -14691,6 +15312,7 @@
     </w:tblStylePr>
     <w:tblStylePr w:type="firstCol">
       <w:rPr>
+        <w:rFonts w:eastAsia="黑体"/>
         <w:color w:themeColor="background1" w:val="FFFFFF"/>
       </w:rPr>
       <w:tblPr/>
@@ -14700,6 +15322,7 @@
     </w:tblStylePr>
     <w:tblStylePr w:type="lastCol">
       <w:rPr>
+        <w:rFonts w:eastAsia="黑体"/>
         <w:color w:themeColor="background1" w:val="FFFFFF"/>
       </w:rPr>
       <w:tblPr/>
@@ -14729,6 +15352,7 @@
       <w:spacing w:after="0" w:line="240" w:lineRule="auto"/>
     </w:pPr>
     <w:rPr>
+      <w:rFonts w:eastAsia="黑体"/>
       <w:color w:themeColor="text1" w:val="000000"/>
     </w:rPr>
     <w:tblPr>
@@ -14750,6 +15374,7 @@
     </w:tcPr>
     <w:tblStylePr w:type="firstRow">
       <w:rPr>
+        <w:rFonts w:eastAsia="黑体"/>
         <w:b/>
         <w:bCs/>
       </w:rPr>
@@ -14760,6 +15385,7 @@
     </w:tblStylePr>
     <w:tblStylePr w:type="lastRow">
       <w:rPr>
+        <w:rFonts w:eastAsia="黑体"/>
         <w:b/>
         <w:bCs/>
         <w:color w:themeColor="text1" w:val="000000"/>
@@ -14771,6 +15397,7 @@
     </w:tblStylePr>
     <w:tblStylePr w:type="firstCol">
       <w:rPr>
+        <w:rFonts w:eastAsia="黑体"/>
         <w:color w:themeColor="background1" w:val="FFFFFF"/>
       </w:rPr>
       <w:tblPr/>
@@ -14780,6 +15407,7 @@
     </w:tblStylePr>
     <w:tblStylePr w:type="lastCol">
       <w:rPr>
+        <w:rFonts w:eastAsia="黑体"/>
         <w:color w:themeColor="background1" w:val="FFFFFF"/>
       </w:rPr>
       <w:tblPr/>
@@ -14809,6 +15437,7 @@
       <w:spacing w:after="0" w:line="240" w:lineRule="auto"/>
     </w:pPr>
     <w:rPr>
+      <w:rFonts w:eastAsia="黑体"/>
       <w:color w:themeColor="text1" w:val="000000"/>
     </w:rPr>
     <w:tblPr>
@@ -14830,6 +15459,7 @@
     </w:tcPr>
     <w:tblStylePr w:type="firstRow">
       <w:rPr>
+        <w:rFonts w:eastAsia="黑体"/>
         <w:b/>
         <w:bCs/>
       </w:rPr>
@@ -14840,6 +15470,7 @@
     </w:tblStylePr>
     <w:tblStylePr w:type="lastRow">
       <w:rPr>
+        <w:rFonts w:eastAsia="黑体"/>
         <w:b/>
         <w:bCs/>
         <w:color w:themeColor="text1" w:val="000000"/>
@@ -14851,6 +15482,7 @@
     </w:tblStylePr>
     <w:tblStylePr w:type="firstCol">
       <w:rPr>
+        <w:rFonts w:eastAsia="黑体"/>
         <w:color w:themeColor="background1" w:val="FFFFFF"/>
       </w:rPr>
       <w:tblPr/>
@@ -14860,6 +15492,7 @@
     </w:tblStylePr>
     <w:tblStylePr w:type="lastCol">
       <w:rPr>
+        <w:rFonts w:eastAsia="黑体"/>
         <w:color w:themeColor="background1" w:val="FFFFFF"/>
       </w:rPr>
       <w:tblPr/>
@@ -14889,6 +15522,7 @@
       <w:spacing w:after="0" w:line="240" w:lineRule="auto"/>
     </w:pPr>
     <w:rPr>
+      <w:rFonts w:eastAsia="黑体"/>
       <w:color w:themeColor="text1" w:val="000000"/>
     </w:rPr>
     <w:tblPr>
@@ -14910,6 +15544,7 @@
     </w:tcPr>
     <w:tblStylePr w:type="firstRow">
       <w:rPr>
+        <w:rFonts w:eastAsia="黑体"/>
         <w:b/>
         <w:bCs/>
       </w:rPr>
@@ -14920,6 +15555,7 @@
     </w:tblStylePr>
     <w:tblStylePr w:type="lastRow">
       <w:rPr>
+        <w:rFonts w:eastAsia="黑体"/>
         <w:b/>
         <w:bCs/>
         <w:color w:themeColor="text1" w:val="000000"/>
@@ -14931,6 +15567,7 @@
     </w:tblStylePr>
     <w:tblStylePr w:type="firstCol">
       <w:rPr>
+        <w:rFonts w:eastAsia="黑体"/>
         <w:color w:themeColor="background1" w:val="FFFFFF"/>
       </w:rPr>
       <w:tblPr/>
@@ -14940,6 +15577,7 @@
     </w:tblStylePr>
     <w:tblStylePr w:type="lastCol">
       <w:rPr>
+        <w:rFonts w:eastAsia="黑体"/>
         <w:color w:themeColor="background1" w:val="FFFFFF"/>
       </w:rPr>
       <w:tblPr/>
@@ -14972,6 +15610,7 @@
     <w:name w:val="KeywordTok"/>
     <w:basedOn w:val="VerbatimChar"/>
     <w:rPr>
+      <w:rFonts w:eastAsia="黑体"/>
       <w:b/>
       <w:color w:val="007020"/>
     </w:rPr>
@@ -14980,6 +15619,7 @@
     <w:name w:val="DataTypeTok"/>
     <w:basedOn w:val="VerbatimChar"/>
     <w:rPr>
+      <w:rFonts w:eastAsia="黑体"/>
       <w:color w:val="902000"/>
     </w:rPr>
   </w:style>
@@ -14987,6 +15627,7 @@
     <w:name w:val="DecValTok"/>
     <w:basedOn w:val="VerbatimChar"/>
     <w:rPr>
+      <w:rFonts w:eastAsia="黑体"/>
       <w:color w:val="40a070"/>
     </w:rPr>
   </w:style>
@@ -14994,6 +15635,7 @@
     <w:name w:val="BaseNTok"/>
     <w:basedOn w:val="VerbatimChar"/>
     <w:rPr>
+      <w:rFonts w:eastAsia="黑体"/>
       <w:color w:val="40a070"/>
     </w:rPr>
   </w:style>
@@ -15001,6 +15643,7 @@
     <w:name w:val="FloatTok"/>
     <w:basedOn w:val="VerbatimChar"/>
     <w:rPr>
+      <w:rFonts w:eastAsia="黑体"/>
       <w:color w:val="40a070"/>
     </w:rPr>
   </w:style>
@@ -15008,6 +15651,7 @@
     <w:name w:val="ConstantTok"/>
     <w:basedOn w:val="VerbatimChar"/>
     <w:rPr>
+      <w:rFonts w:eastAsia="黑体"/>
       <w:color w:val="880000"/>
     </w:rPr>
   </w:style>
@@ -15015,6 +15659,7 @@
     <w:name w:val="CharTok"/>
     <w:basedOn w:val="VerbatimChar"/>
     <w:rPr>
+      <w:rFonts w:eastAsia="黑体"/>
       <w:color w:val="4070a0"/>
     </w:rPr>
   </w:style>
@@ -15022,6 +15667,7 @@
     <w:name w:val="SpecialCharTok"/>
     <w:basedOn w:val="VerbatimChar"/>
     <w:rPr>
+      <w:rFonts w:eastAsia="黑体"/>
       <w:color w:val="4070a0"/>
     </w:rPr>
   </w:style>
@@ -15029,6 +15675,7 @@
     <w:name w:val="StringTok"/>
     <w:basedOn w:val="VerbatimChar"/>
     <w:rPr>
+      <w:rFonts w:eastAsia="黑体"/>
       <w:color w:val="4070a0"/>
     </w:rPr>
   </w:style>
@@ -15036,6 +15683,7 @@
     <w:name w:val="VerbatimStringTok"/>
     <w:basedOn w:val="VerbatimChar"/>
     <w:rPr>
+      <w:rFonts w:eastAsia="黑体"/>
       <w:color w:val="4070a0"/>
     </w:rPr>
   </w:style>
@@ -15043,6 +15691,7 @@
     <w:name w:val="SpecialStringTok"/>
     <w:basedOn w:val="VerbatimChar"/>
     <w:rPr>
+      <w:rFonts w:eastAsia="黑体"/>
       <w:color w:val="bb6688"/>
     </w:rPr>
   </w:style>
@@ -15050,6 +15699,7 @@
     <w:name w:val="ImportTok"/>
     <w:basedOn w:val="VerbatimChar"/>
     <w:rPr>
+      <w:rFonts w:eastAsia="黑体"/>
       <w:b/>
       <w:color w:val="008000"/>
     </w:rPr>
@@ -15058,6 +15708,7 @@
     <w:name w:val="CommentTok"/>
     <w:basedOn w:val="VerbatimChar"/>
     <w:rPr>
+      <w:rFonts w:eastAsia="黑体"/>
       <w:i/>
       <w:color w:val="60a0b0"/>
     </w:rPr>
@@ -15066,6 +15717,7 @@
     <w:name w:val="DocumentationTok"/>
     <w:basedOn w:val="VerbatimChar"/>
     <w:rPr>
+      <w:rFonts w:eastAsia="黑体"/>
       <w:i/>
       <w:color w:val="ba2121"/>
     </w:rPr>
@@ -15074,6 +15726,7 @@
     <w:name w:val="AnnotationTok"/>
     <w:basedOn w:val="VerbatimChar"/>
     <w:rPr>
+      <w:rFonts w:eastAsia="黑体"/>
       <w:b/>
       <w:i/>
       <w:color w:val="60a0b0"/>
@@ -15083,6 +15736,7 @@
     <w:name w:val="CommentVarTok"/>
     <w:basedOn w:val="VerbatimChar"/>
     <w:rPr>
+      <w:rFonts w:eastAsia="黑体"/>
       <w:b/>
       <w:i/>
       <w:color w:val="60a0b0"/>
@@ -15092,6 +15746,7 @@
     <w:name w:val="OtherTok"/>
     <w:basedOn w:val="VerbatimChar"/>
     <w:rPr>
+      <w:rFonts w:eastAsia="黑体"/>
       <w:color w:val="007020"/>
     </w:rPr>
   </w:style>
@@ -15099,6 +15754,7 @@
     <w:name w:val="FunctionTok"/>
     <w:basedOn w:val="VerbatimChar"/>
     <w:rPr>
+      <w:rFonts w:eastAsia="黑体"/>
       <w:color w:val="06287e"/>
     </w:rPr>
   </w:style>
@@ -15106,6 +15762,7 @@
     <w:name w:val="VariableTok"/>
     <w:basedOn w:val="VerbatimChar"/>
     <w:rPr>
+      <w:rFonts w:eastAsia="黑体"/>
       <w:color w:val="19177c"/>
     </w:rPr>
   </w:style>
@@ -15113,6 +15770,7 @@
     <w:name w:val="ControlFlowTok"/>
     <w:basedOn w:val="VerbatimChar"/>
     <w:rPr>
+      <w:rFonts w:eastAsia="黑体"/>
       <w:b/>
       <w:color w:val="007020"/>
     </w:rPr>
@@ -15121,6 +15779,7 @@
     <w:name w:val="OperatorTok"/>
     <w:basedOn w:val="VerbatimChar"/>
     <w:rPr>
+      <w:rFonts w:eastAsia="黑体"/>
       <w:color w:val="666666"/>
     </w:rPr>
   </w:style>
@@ -15128,18 +15787,22 @@
     <w:name w:val="BuiltInTok"/>
     <w:basedOn w:val="VerbatimChar"/>
     <w:rPr>
+      <w:rFonts w:eastAsia="黑体"/>
       <w:color w:val="008000"/>
     </w:rPr>
   </w:style>
   <w:style w:type="character" w:customStyle="1" w:styleId="ExtensionTok">
     <w:name w:val="ExtensionTok"/>
     <w:basedOn w:val="VerbatimChar"/>
-    <w:rPr/>
+    <w:rPr>
+      <w:rFonts w:eastAsia="黑体"/>
+    </w:rPr>
   </w:style>
   <w:style w:type="character" w:customStyle="1" w:styleId="PreprocessorTok">
     <w:name w:val="PreprocessorTok"/>
     <w:basedOn w:val="VerbatimChar"/>
     <w:rPr>
+      <w:rFonts w:eastAsia="黑体"/>
       <w:color w:val="bc7a00"/>
     </w:rPr>
   </w:style>
@@ -15147,18 +15810,22 @@
     <w:name w:val="AttributeTok"/>
     <w:basedOn w:val="VerbatimChar"/>
     <w:rPr>
+      <w:rFonts w:eastAsia="黑体"/>
       <w:color w:val="7d9029"/>
     </w:rPr>
   </w:style>
   <w:style w:type="character" w:customStyle="1" w:styleId="RegionMarkerTok">
     <w:name w:val="RegionMarkerTok"/>
     <w:basedOn w:val="VerbatimChar"/>
-    <w:rPr/>
+    <w:rPr>
+      <w:rFonts w:eastAsia="黑体"/>
+    </w:rPr>
   </w:style>
   <w:style w:type="character" w:customStyle="1" w:styleId="InformationTok">
     <w:name w:val="InformationTok"/>
     <w:basedOn w:val="VerbatimChar"/>
     <w:rPr>
+      <w:rFonts w:eastAsia="黑体"/>
       <w:b/>
       <w:i/>
       <w:color w:val="60a0b0"/>
@@ -15168,6 +15835,7 @@
     <w:name w:val="WarningTok"/>
     <w:basedOn w:val="VerbatimChar"/>
     <w:rPr>
+      <w:rFonts w:eastAsia="黑体"/>
       <w:b/>
       <w:i/>
       <w:color w:val="60a0b0"/>
@@ -15177,6 +15845,7 @@
     <w:name w:val="AlertTok"/>
     <w:basedOn w:val="VerbatimChar"/>
     <w:rPr>
+      <w:rFonts w:eastAsia="黑体"/>
       <w:b/>
       <w:color w:val="ff0000"/>
     </w:rPr>
@@ -15185,6 +15854,7 @@
     <w:name w:val="ErrorTok"/>
     <w:basedOn w:val="VerbatimChar"/>
     <w:rPr>
+      <w:rFonts w:eastAsia="黑体"/>
       <w:b/>
       <w:color w:val="ff0000"/>
     </w:rPr>
@@ -15192,7 +15862,9 @@
   <w:style w:type="character" w:customStyle="1" w:styleId="NormalTok">
     <w:name w:val="NormalTok"/>
     <w:basedOn w:val="VerbatimChar"/>
-    <w:rPr/>
+    <w:rPr>
+      <w:rFonts w:eastAsia="黑体"/>
+    </w:rPr>
   </w:style>
 </w:styles>
 </file>
@@ -15241,12 +15913,12 @@
     <a:fontScheme name="Office">
       <a:majorFont>
         <a:latin typeface="Calibri"/>
-        <a:ea typeface=""/>
+        <a:ea typeface="黑体"/>
         <a:cs typeface=""/>
         <a:font script="Jpan" typeface="ＭＳ ゴシック"/>
         <a:font script="Hang" typeface="맑은 고딕"/>
-        <a:font script="Hans" typeface="宋体"/>
-        <a:font script="Hant" typeface="新細明體"/>
+        <a:font script="Hans" typeface="黑体"/>
+        <a:font script="Hant" typeface="黑体"/>
         <a:font script="Arab" typeface="Times New Roman"/>
         <a:font script="Hebr" typeface="Times New Roman"/>
         <a:font script="Thai" typeface="Angsana New"/>
@@ -15276,12 +15948,12 @@
       </a:majorFont>
       <a:minorFont>
         <a:latin typeface="Cambria"/>
-        <a:ea typeface=""/>
+        <a:ea typeface="黑体"/>
         <a:cs typeface=""/>
         <a:font script="Jpan" typeface="ＭＳ 明朝"/>
         <a:font script="Hang" typeface="맑은 고딕"/>
-        <a:font script="Hans" typeface="宋体"/>
-        <a:font script="Hant" typeface="新細明體"/>
+        <a:font script="Hans" typeface="黑体"/>
+        <a:font script="Hant" typeface="黑体"/>
         <a:font script="Arab" typeface="Arial"/>
         <a:font script="Hebr" typeface="Arial"/>
         <a:font script="Thai" typeface="Cordia New"/>

--- a/08-传感器电路/05-压力传感器电路/电阻应变式压力电路/电阻应变式压力电路.docx
+++ b/08-传感器电路/05-压力传感器电路/电阻应变式压力电路/电阻应变式压力电路.docx
@@ -2842,7 +2842,7 @@
           <w:color w:val="555555"/>
           <w:sz w:val="21"/>
         </w:rPr>
-        <w:t>材料收集者：杜文杰，WX手机：19519196569，QQ:3478827729</w:t>
+        <w:t>材料收集者：杜文杰，微信/手机：19519196569，QQ:3478827729</w:t>
       </w:r>
     </w:p>
     <w:sectPr>
